--- a/site/downloads/handbook-B8.docx
+++ b/site/downloads/handbook-B8.docx
@@ -1718,7 +1718,64 @@
           <w:b w:val="0"/>
           <w:i w:val="0"/>
         </w:rPr>
-        <w:t>Starter code:</w:t>
+        <w:t>Your code must pass these checks:</w:t>
+      </w:r>
+    </w:p>
+    <w:p>
+      <w:pPr>
+        <w:pStyle w:val="ListBullet"/>
+      </w:pPr>
+      <w:r>
+        <w:rPr>
+          <w:b w:val="0"/>
+          <w:i w:val="0"/>
+        </w:rPr>
+        <w:t>Divide sum(value * weight) by sum(weight), over rows with both present.</w:t>
+      </w:r>
+    </w:p>
+    <w:p>
+      <w:pPr>
+        <w:pStyle w:val="ListBullet"/>
+      </w:pPr>
+      <w:r>
+        <w:rPr>
+          <w:b w:val="0"/>
+          <w:i w:val="0"/>
+        </w:rPr>
+        <w:t>An empty frame or a zero weight total must return None.</w:t>
+      </w:r>
+    </w:p>
+    <w:p>
+      <w:pPr>
+        <w:pStyle w:val="ListBullet"/>
+      </w:pPr>
+      <w:r>
+        <w:rPr>
+          <w:b w:val="0"/>
+          <w:i w:val="0"/>
+        </w:rPr>
+        <w:t>n_eff = sum(w)^2 / sum(w^2), ignoring missing weights. Equal weights give n.</w:t>
+      </w:r>
+    </w:p>
+    <w:p>
+      <w:pPr>
+        <w:pStyle w:val="ListBullet"/>
+      </w:pPr>
+      <w:r>
+        <w:rPr>
+          <w:b w:val="0"/>
+          <w:i w:val="0"/>
+        </w:rPr>
+        <w:t>No weights must return None, not ZeroDivisionError.</w:t>
+      </w:r>
+    </w:p>
+    <w:p>
+      <w:r>
+        <w:rPr>
+          <w:b w:val="0"/>
+          <w:i w:val="0"/>
+        </w:rPr>
+        <w:t>Shape of the answer. The reference solution defines these names. Write the bodies yourself.</w:t>
       </w:r>
     </w:p>
     <w:tbl>
@@ -1756,7 +1813,7 @@
                 <w:b w:val="0"/>
                 <w:sz w:val="16"/>
               </w:rPr>
-              <w:t>import pandas as pd</w:t>
+              <w:t># Weighted mean of value over rows with both value and weight present.</w:t>
             </w:r>
           </w:p>
           <w:p>
@@ -1779,7 +1836,7 @@
                 <w:b w:val="0"/>
                 <w:sz w:val="16"/>
               </w:rPr>
-              <w:t xml:space="preserve"> </w:t>
+              <w:t>def weighted_share(</w:t>
             </w:r>
           </w:p>
           <w:p>
@@ -1802,7 +1859,7 @@
                 <w:b w:val="0"/>
                 <w:sz w:val="16"/>
               </w:rPr>
-              <w:t xml:space="preserve"> </w:t>
+              <w:t xml:space="preserve">    df: pd.DataFrame,</w:t>
             </w:r>
           </w:p>
           <w:p>
@@ -1825,7 +1882,7 @@
                 <w:b w:val="0"/>
                 <w:sz w:val="16"/>
               </w:rPr>
-              <w:t>def weighted_share(df, value, weight):</w:t>
+              <w:t xml:space="preserve">    value: str,</w:t>
             </w:r>
           </w:p>
           <w:p>
@@ -1848,7 +1905,7 @@
                 <w:b w:val="0"/>
                 <w:sz w:val="16"/>
               </w:rPr>
-              <w:t xml:space="preserve">    return (df[value] * df[weight]).mean()</w:t>
+              <w:t xml:space="preserve">    weight: str,</w:t>
             </w:r>
           </w:p>
           <w:p>
@@ -1871,7 +1928,7 @@
                 <w:b w:val="0"/>
                 <w:sz w:val="16"/>
               </w:rPr>
-              <w:t xml:space="preserve"> </w:t>
+              <w:t>) -&gt; float | None: ...</w:t>
             </w:r>
           </w:p>
           <w:p>
@@ -1917,7 +1974,7 @@
                 <w:b w:val="0"/>
                 <w:sz w:val="16"/>
               </w:rPr>
-              <w:t>def effective_n(weights):</w:t>
+              <w:t># Kish effective sample size, (sum w)^2 / sum(w^2), ignoring missing weights.</w:t>
             </w:r>
           </w:p>
           <w:p>
@@ -1940,7 +1997,7 @@
                 <w:b w:val="0"/>
                 <w:sz w:val="16"/>
               </w:rPr>
-              <w:t xml:space="preserve">    return len(weights)</w:t>
+              <w:t>def effective_n(weights: pd.Series) -&gt; float | None: ...</w:t>
             </w:r>
           </w:p>
         </w:tc>
@@ -1948,240 +2005,12 @@
     </w:tbl>
     <w:p/>
     <w:p>
-      <w:pPr>
-        <w:pStyle w:val="Heading5"/>
-      </w:pPr>
-      <w:r>
-        <w:t>Exercise 5. Architecture design (level 4)</w:t>
-      </w:r>
-    </w:p>
-    <w:p>
-      <w:r>
-        <w:rPr>
-          <w:b w:val="0"/>
-          <w:i w:val="0"/>
-        </w:rPr>
-        <w:t>Choose the right quantity for each part of a weighted subgroup report.</w:t>
-      </w:r>
-    </w:p>
-    <w:p>
-      <w:r>
-        <w:rPr>
-          <w:b w:val="0"/>
-          <w:i w:val="0"/>
-        </w:rPr>
-        <w:t>Options: Weighted estimate, Unweighted estimate, Raw base (n), Effective sample size.</w:t>
-      </w:r>
-    </w:p>
-    <w:p>
-      <w:pPr>
-        <w:pStyle w:val="ListNumber"/>
-      </w:pPr>
-      <w:r>
-        <w:rPr>
-          <w:b w:val="0"/>
-          <w:i w:val="0"/>
-        </w:rPr>
-        <w:t>The share shown in the chart</w:t>
-      </w:r>
-    </w:p>
-    <w:p>
-      <w:pPr>
-        <w:pStyle w:val="ListNumber"/>
-      </w:pPr>
-      <w:r>
-        <w:rPr>
-          <w:b w:val="0"/>
-          <w:i w:val="0"/>
-        </w:rPr>
-        <w:t>The n in the confidence interval</w:t>
-      </w:r>
-    </w:p>
-    <w:p>
-      <w:pPr>
-        <w:pStyle w:val="ListNumber"/>
-      </w:pPr>
-      <w:r>
-        <w:rPr>
-          <w:b w:val="0"/>
-          <w:i w:val="0"/>
-        </w:rPr>
-        <w:t>The base printed under the chart</w:t>
-      </w:r>
-    </w:p>
-    <w:p>
-      <w:pPr>
-        <w:pStyle w:val="ListNumber"/>
-      </w:pPr>
-      <w:r>
-        <w:rPr>
-          <w:b w:val="0"/>
-          <w:i w:val="0"/>
-        </w:rPr>
-        <w:t>The number compared with the minimum reporting base</w:t>
-      </w:r>
-    </w:p>
-    <w:p>
-      <w:pPr>
-        <w:pStyle w:val="Heading4"/>
-      </w:pPr>
-      <w:r>
-        <w:t>Sources</w:t>
-      </w:r>
-    </w:p>
-    <w:p>
-      <w:pPr>
-        <w:pStyle w:val="ListBullet"/>
-      </w:pPr>
-      <w:r>
-        <w:rPr>
-          <w:b w:val="0"/>
-          <w:i w:val="0"/>
-        </w:rPr>
-        <w:t>Kish effective sample size is (sum w)^2 / sum(w^2). (verified: Kish (1965), Survey Sampling; computed with NumPy 2.4.6 in this repository.)</w:t>
-      </w:r>
-    </w:p>
-    <w:p>
-      <w:pPr>
-        <w:pStyle w:val="Heading3"/>
-      </w:pPr>
-      <w:r>
-        <w:t>B8-L2 Confidence intervals and effect sizes</w:t>
-      </w:r>
-    </w:p>
-    <w:p>
-      <w:pPr>
-        <w:pStyle w:val="Heading4"/>
-      </w:pPr>
-      <w:r>
-        <w:t>Concept</w:t>
-      </w:r>
-    </w:p>
-    <w:p>
-      <w:r>
-        <w:rPr>
-          <w:b w:val="0"/>
-          <w:i w:val="0"/>
-        </w:rPr>
-        <w:t xml:space="preserve">A share without an interval is a guess with no stated size. Report every estimate with a </w:t>
-      </w:r>
-      <w:r>
-        <w:rPr>
-          <w:b/>
-          <w:i w:val="0"/>
-        </w:rPr>
-        <w:t>confidence interval</w:t>
-      </w:r>
-      <w:r>
-        <w:rPr>
-          <w:b w:val="0"/>
-          <w:i w:val="0"/>
-        </w:rPr>
-        <w:t xml:space="preserve">, and every difference with an </w:t>
-      </w:r>
-      <w:r>
-        <w:rPr>
-          <w:b/>
-          <w:i w:val="0"/>
-        </w:rPr>
-        <w:t>effect size</w:t>
-      </w:r>
-      <w:r>
-        <w:rPr>
-          <w:b w:val="0"/>
-          <w:i w:val="0"/>
-        </w:rPr>
-        <w:t>.</w:t>
-      </w:r>
-    </w:p>
-    <w:p>
-      <w:r>
-        <w:rPr>
-          <w:b/>
-          <w:i w:val="0"/>
-        </w:rPr>
-        <w:t>Intervals for a proportion.</w:t>
-      </w:r>
-      <w:r>
-        <w:rPr>
-          <w:b w:val="0"/>
-          <w:i w:val="0"/>
-        </w:rPr>
-        <w:t xml:space="preserve"> The textbook Wald interval, </w:t>
-      </w:r>
-      <w:r>
-        <w:rPr>
-          <w:rFonts w:ascii="Consolas" w:hAnsi="Consolas" w:eastAsia="Consolas"/>
-          <w:b w:val="0"/>
-          <w:sz w:val="19"/>
-        </w:rPr>
-        <w:t>p ± 1.96 * sqrt(p(1-p)/n)</w:t>
-      </w:r>
-      <w:r>
-        <w:rPr>
-          <w:b w:val="0"/>
-          <w:i w:val="0"/>
-        </w:rPr>
-        <w:t xml:space="preserve">, fails at the edges. For 0 out of 20 it gives </w:t>
-      </w:r>
-      <w:r>
-        <w:rPr>
-          <w:rFonts w:ascii="Consolas" w:hAnsi="Consolas" w:eastAsia="Consolas"/>
-          <w:b w:val="0"/>
-          <w:sz w:val="19"/>
-        </w:rPr>
-        <w:t>[0, 0]</w:t>
-      </w:r>
-      <w:r>
-        <w:rPr>
-          <w:b w:val="0"/>
-          <w:i w:val="0"/>
-        </w:rPr>
-        <w:t xml:space="preserve">, as if you were certain. The </w:t>
-      </w:r>
-      <w:r>
-        <w:rPr>
-          <w:b/>
-          <w:i w:val="0"/>
-        </w:rPr>
-        <w:t>Wilson</w:t>
-      </w:r>
-      <w:r>
-        <w:rPr>
-          <w:b w:val="0"/>
-          <w:i w:val="0"/>
-        </w:rPr>
-        <w:t xml:space="preserve"> interval behaves well for small </w:t>
-      </w:r>
-      <w:r>
-        <w:rPr>
-          <w:rFonts w:ascii="Consolas" w:hAnsi="Consolas" w:eastAsia="Consolas"/>
-          <w:b w:val="0"/>
-          <w:sz w:val="19"/>
-        </w:rPr>
-        <w:t>n</w:t>
-      </w:r>
-      <w:r>
-        <w:rPr>
-          <w:b w:val="0"/>
-          <w:i w:val="0"/>
-        </w:rPr>
-        <w:t xml:space="preserve"> and for shares near 0 or 1. For 0 out of 20 it gives </w:t>
-      </w:r>
-      <w:r>
-        <w:rPr>
-          <w:rFonts w:ascii="Consolas" w:hAnsi="Consolas" w:eastAsia="Consolas"/>
-          <w:b w:val="0"/>
-          <w:sz w:val="19"/>
-        </w:rPr>
-        <w:t>[0, 0.161]</w:t>
-      </w:r>
-      <w:r>
-        <w:rPr>
-          <w:b w:val="0"/>
-          <w:i w:val="0"/>
-        </w:rPr>
-        <w:t>. In statsmodels 0.14:</w:t>
+      <w:r>
+        <w:rPr>
+          <w:b w:val="0"/>
+          <w:i w:val="0"/>
+        </w:rPr>
+        <w:t>Starter code:</w:t>
       </w:r>
     </w:p>
     <w:tbl>
@@ -2219,7 +2048,7 @@
                 <w:b w:val="0"/>
                 <w:sz w:val="16"/>
               </w:rPr>
-              <w:t>from statsmodels.stats.proportion import proportion_confint</w:t>
+              <w:t>import pandas as pd</w:t>
             </w:r>
           </w:p>
           <w:p>
@@ -2242,7 +2071,168 @@
                 <w:b w:val="0"/>
                 <w:sz w:val="16"/>
               </w:rPr>
-              <w:t>low, high = proportion_confint(count=40, nobs=100, alpha=0.05, method="wilson")   # (0.309, 0.498)</w:t>
+              <w:t xml:space="preserve"> </w:t>
+            </w:r>
+          </w:p>
+          <w:p>
+            <w:pPr>
+              <w:spacing w:before="0" w:after="0" w:line="240" w:lineRule="auto"/>
+              <w:ind w:left="567" w:hanging="567"/>
+            </w:pPr>
+            <w:r>
+              <w:rPr>
+                <w:rFonts w:ascii="Consolas" w:hAnsi="Consolas" w:eastAsia="Consolas"/>
+                <w:b w:val="0"/>
+                <w:color w:val="5B6875"/>
+                <w:sz w:val="16"/>
+              </w:rPr>
+              <w:t xml:space="preserve">   3  </w:t>
+            </w:r>
+            <w:r>
+              <w:rPr>
+                <w:rFonts w:ascii="Consolas" w:hAnsi="Consolas" w:eastAsia="Consolas"/>
+                <w:b w:val="0"/>
+                <w:sz w:val="16"/>
+              </w:rPr>
+              <w:t xml:space="preserve"> </w:t>
+            </w:r>
+          </w:p>
+          <w:p>
+            <w:pPr>
+              <w:spacing w:before="0" w:after="0" w:line="240" w:lineRule="auto"/>
+              <w:ind w:left="567" w:hanging="567"/>
+            </w:pPr>
+            <w:r>
+              <w:rPr>
+                <w:rFonts w:ascii="Consolas" w:hAnsi="Consolas" w:eastAsia="Consolas"/>
+                <w:b w:val="0"/>
+                <w:color w:val="5B6875"/>
+                <w:sz w:val="16"/>
+              </w:rPr>
+              <w:t xml:space="preserve">   4  </w:t>
+            </w:r>
+            <w:r>
+              <w:rPr>
+                <w:rFonts w:ascii="Consolas" w:hAnsi="Consolas" w:eastAsia="Consolas"/>
+                <w:b w:val="0"/>
+                <w:sz w:val="16"/>
+              </w:rPr>
+              <w:t>def weighted_share(df, value, weight):</w:t>
+            </w:r>
+          </w:p>
+          <w:p>
+            <w:pPr>
+              <w:spacing w:before="0" w:after="0" w:line="240" w:lineRule="auto"/>
+              <w:ind w:left="567" w:hanging="567"/>
+            </w:pPr>
+            <w:r>
+              <w:rPr>
+                <w:rFonts w:ascii="Consolas" w:hAnsi="Consolas" w:eastAsia="Consolas"/>
+                <w:b w:val="0"/>
+                <w:color w:val="5B6875"/>
+                <w:sz w:val="16"/>
+              </w:rPr>
+              <w:t xml:space="preserve">   5  </w:t>
+            </w:r>
+            <w:r>
+              <w:rPr>
+                <w:rFonts w:ascii="Consolas" w:hAnsi="Consolas" w:eastAsia="Consolas"/>
+                <w:b w:val="0"/>
+                <w:sz w:val="16"/>
+              </w:rPr>
+              <w:t xml:space="preserve">    return (df[value] * df[weight]).mean()</w:t>
+            </w:r>
+          </w:p>
+          <w:p>
+            <w:pPr>
+              <w:spacing w:before="0" w:after="0" w:line="240" w:lineRule="auto"/>
+              <w:ind w:left="567" w:hanging="567"/>
+            </w:pPr>
+            <w:r>
+              <w:rPr>
+                <w:rFonts w:ascii="Consolas" w:hAnsi="Consolas" w:eastAsia="Consolas"/>
+                <w:b w:val="0"/>
+                <w:color w:val="5B6875"/>
+                <w:sz w:val="16"/>
+              </w:rPr>
+              <w:t xml:space="preserve">   6  </w:t>
+            </w:r>
+            <w:r>
+              <w:rPr>
+                <w:rFonts w:ascii="Consolas" w:hAnsi="Consolas" w:eastAsia="Consolas"/>
+                <w:b w:val="0"/>
+                <w:sz w:val="16"/>
+              </w:rPr>
+              <w:t xml:space="preserve"> </w:t>
+            </w:r>
+          </w:p>
+          <w:p>
+            <w:pPr>
+              <w:spacing w:before="0" w:after="0" w:line="240" w:lineRule="auto"/>
+              <w:ind w:left="567" w:hanging="567"/>
+            </w:pPr>
+            <w:r>
+              <w:rPr>
+                <w:rFonts w:ascii="Consolas" w:hAnsi="Consolas" w:eastAsia="Consolas"/>
+                <w:b w:val="0"/>
+                <w:color w:val="5B6875"/>
+                <w:sz w:val="16"/>
+              </w:rPr>
+              <w:t xml:space="preserve">   7  </w:t>
+            </w:r>
+            <w:r>
+              <w:rPr>
+                <w:rFonts w:ascii="Consolas" w:hAnsi="Consolas" w:eastAsia="Consolas"/>
+                <w:b w:val="0"/>
+                <w:sz w:val="16"/>
+              </w:rPr>
+              <w:t xml:space="preserve"> </w:t>
+            </w:r>
+          </w:p>
+          <w:p>
+            <w:pPr>
+              <w:spacing w:before="0" w:after="0" w:line="240" w:lineRule="auto"/>
+              <w:ind w:left="567" w:hanging="567"/>
+            </w:pPr>
+            <w:r>
+              <w:rPr>
+                <w:rFonts w:ascii="Consolas" w:hAnsi="Consolas" w:eastAsia="Consolas"/>
+                <w:b w:val="0"/>
+                <w:color w:val="5B6875"/>
+                <w:sz w:val="16"/>
+              </w:rPr>
+              <w:t xml:space="preserve">   8  </w:t>
+            </w:r>
+            <w:r>
+              <w:rPr>
+                <w:rFonts w:ascii="Consolas" w:hAnsi="Consolas" w:eastAsia="Consolas"/>
+                <w:b w:val="0"/>
+                <w:sz w:val="16"/>
+              </w:rPr>
+              <w:t>def effective_n(weights):</w:t>
+            </w:r>
+          </w:p>
+          <w:p>
+            <w:pPr>
+              <w:spacing w:before="0" w:after="0" w:line="240" w:lineRule="auto"/>
+              <w:ind w:left="567" w:hanging="567"/>
+            </w:pPr>
+            <w:r>
+              <w:rPr>
+                <w:rFonts w:ascii="Consolas" w:hAnsi="Consolas" w:eastAsia="Consolas"/>
+                <w:b w:val="0"/>
+                <w:color w:val="5B6875"/>
+                <w:sz w:val="16"/>
+              </w:rPr>
+              <w:t xml:space="preserve">   9  </w:t>
+            </w:r>
+            <w:r>
+              <w:rPr>
+                <w:rFonts w:ascii="Consolas" w:hAnsi="Consolas" w:eastAsia="Consolas"/>
+                <w:b w:val="0"/>
+                <w:sz w:val="16"/>
+              </w:rPr>
+              <w:t xml:space="preserve">    return len(weights)</w:t>
             </w:r>
           </w:p>
         </w:tc>
@@ -2250,177 +2240,240 @@
     </w:tbl>
     <w:p/>
     <w:p>
-      <w:r>
-        <w:rPr>
-          <w:b w:val="0"/>
-          <w:i w:val="0"/>
-        </w:rPr>
-        <w:t xml:space="preserve">For a </w:t>
-      </w:r>
-      <w:r>
-        <w:rPr>
-          <w:b/>
-          <w:i w:val="0"/>
-        </w:rPr>
-        <w:t>weighted</w:t>
-      </w:r>
-      <w:r>
-        <w:rPr>
-          <w:b w:val="0"/>
-          <w:i w:val="0"/>
-        </w:rPr>
-        <w:t xml:space="preserve"> share, use the weighted estimate and the effective sample size from lesson B8-L1 in the same formula. The 18 to 24 group from that lesson, with a weighted share of 52% and </w:t>
-      </w:r>
-      <w:r>
-        <w:rPr>
-          <w:rFonts w:ascii="Consolas" w:hAnsi="Consolas" w:eastAsia="Consolas"/>
-          <w:b w:val="0"/>
-          <w:sz w:val="19"/>
-        </w:rPr>
-        <w:t>n_eff = 71</w:t>
-      </w:r>
-      <w:r>
-        <w:rPr>
-          <w:b w:val="0"/>
-          <w:i w:val="0"/>
-        </w:rPr>
-        <w:t>, has a Wilson interval of 40.6% to 63.2%. With the raw 180 it would be 44.7% to 59.2%, which looks far more precise than the data is.</w:t>
+      <w:pPr>
+        <w:pStyle w:val="Heading5"/>
+      </w:pPr>
+      <w:r>
+        <w:t>Exercise 5. Architecture design (level 4)</w:t>
       </w:r>
     </w:p>
     <w:p>
       <w:r>
         <w:rPr>
-          <w:b/>
-          <w:i w:val="0"/>
-        </w:rPr>
-        <w:t>Effect sizes.</w:t>
-      </w:r>
-      <w:r>
-        <w:rPr>
-          <w:b w:val="0"/>
-          <w:i w:val="0"/>
-        </w:rPr>
-        <w:t xml:space="preserve"> A p-value answers "is there any difference?", and with a large sample the answer is nearly always yes. Two groups of 100,000 with shares of 50.5% and 50.0% give p = 0.025, and the difference is too small to matter. State the size:</w:t>
+          <w:b w:val="0"/>
+          <w:i w:val="0"/>
+        </w:rPr>
+        <w:t>Choose the right quantity for each part of a weighted subgroup report.</w:t>
       </w:r>
     </w:p>
     <w:p>
-      <w:pPr>
-        <w:pStyle w:val="ListBullet"/>
-      </w:pPr>
-      <w:r>
-        <w:rPr>
-          <w:b w:val="0"/>
-          <w:i w:val="0"/>
-        </w:rPr>
-        <w:t xml:space="preserve">The </w:t>
-      </w:r>
-      <w:r>
-        <w:rPr>
-          <w:b/>
-          <w:i w:val="0"/>
-        </w:rPr>
-        <w:t>difference in shares</w:t>
-      </w:r>
-      <w:r>
-        <w:rPr>
-          <w:b w:val="0"/>
-          <w:i w:val="0"/>
-        </w:rPr>
-        <w:t>, in percentage points, with its interval. This is what a client reads.</w:t>
+      <w:r>
+        <w:rPr>
+          <w:b w:val="0"/>
+          <w:i w:val="0"/>
+        </w:rPr>
+        <w:t>Options: Weighted estimate, Unweighted estimate, Raw base (n), Effective sample size.</w:t>
       </w:r>
     </w:p>
     <w:p>
       <w:pPr>
-        <w:pStyle w:val="ListBullet"/>
-      </w:pPr>
-      <w:r>
-        <w:rPr>
-          <w:b/>
-          <w:i w:val="0"/>
-        </w:rPr>
-        <w:t>Cohen's h</w:t>
-      </w:r>
-      <w:r>
-        <w:rPr>
-          <w:b w:val="0"/>
-          <w:i w:val="0"/>
-        </w:rPr>
-        <w:t xml:space="preserve">, </w:t>
-      </w:r>
-      <w:r>
-        <w:rPr>
-          <w:rFonts w:ascii="Consolas" w:hAnsi="Consolas" w:eastAsia="Consolas"/>
-          <w:b w:val="0"/>
-          <w:sz w:val="19"/>
-        </w:rPr>
-        <w:t>2*asin(sqrt(p1)) - 2*asin(sqrt(p2))</w:t>
-      </w:r>
-      <w:r>
-        <w:rPr>
-          <w:b w:val="0"/>
-          <w:i w:val="0"/>
-        </w:rPr>
-        <w:t>, compares differences across different base rates. Rough guides: 0.2 small, 0.5 medium, 0.8 large.</w:t>
+        <w:pStyle w:val="ListNumber"/>
+      </w:pPr>
+      <w:r>
+        <w:rPr>
+          <w:b w:val="0"/>
+          <w:i w:val="0"/>
+        </w:rPr>
+        <w:t>The share shown in the chart</w:t>
       </w:r>
     </w:p>
     <w:p>
       <w:pPr>
-        <w:pStyle w:val="ListBullet"/>
-      </w:pPr>
-      <w:r>
-        <w:rPr>
-          <w:b w:val="0"/>
-          <w:i w:val="0"/>
-        </w:rPr>
-        <w:t xml:space="preserve">For means, the difference with its interval, or </w:t>
-      </w:r>
-      <w:r>
-        <w:rPr>
-          <w:b/>
-          <w:i w:val="0"/>
-        </w:rPr>
-        <w:t>Cohen's d</w:t>
-      </w:r>
-      <w:r>
-        <w:rPr>
-          <w:b w:val="0"/>
-          <w:i w:val="0"/>
-        </w:rPr>
-        <w:t xml:space="preserve"> (difference over pooled standard deviation).</w:t>
+        <w:pStyle w:val="ListNumber"/>
+      </w:pPr>
+      <w:r>
+        <w:rPr>
+          <w:b w:val="0"/>
+          <w:i w:val="0"/>
+        </w:rPr>
+        <w:t>The n in the confidence interval</w:t>
       </w:r>
     </w:p>
     <w:p>
-      <w:r>
-        <w:rPr>
-          <w:b w:val="0"/>
-          <w:i w:val="0"/>
-        </w:rPr>
-        <w:t>Decide before the analysis what size of difference matters for the decision. A significant difference below that size is reported as "no meaningful change".</w:t>
+      <w:pPr>
+        <w:pStyle w:val="ListNumber"/>
+      </w:pPr>
+      <w:r>
+        <w:rPr>
+          <w:b w:val="0"/>
+          <w:i w:val="0"/>
+        </w:rPr>
+        <w:t>The base printed under the chart</w:t>
       </w:r>
     </w:p>
     <w:p>
       <w:pPr>
-        <w:pStyle w:val="Heading4"/>
-      </w:pPr>
-      <w:r>
-        <w:t>Why it matters</w:t>
+        <w:pStyle w:val="ListNumber"/>
+      </w:pPr>
+      <w:r>
+        <w:rPr>
+          <w:b w:val="0"/>
+          <w:i w:val="0"/>
+        </w:rPr>
+        <w:t>The number compared with the minimum reporting base</w:t>
       </w:r>
     </w:p>
     <w:p>
-      <w:r>
-        <w:rPr>
-          <w:b w:val="0"/>
-          <w:i w:val="0"/>
-        </w:rPr>
-        <w:t>A retailer's panel of 90,000 customers showed satisfaction at 7.62 against 7.58 the previous quarter, p = 0.01. The headline read "Satisfaction significantly up". The store managers' bonus scheme was tied to "significant improvement", and bonuses were paid. The change was 0.04 points on a 10-point scale, smaller than the rounding in the published chart.</w:t>
+      <w:pPr>
+        <w:pStyle w:val="Heading4"/>
+      </w:pPr>
+      <w:r>
+        <w:t>Sources</w:t>
       </w:r>
     </w:p>
     <w:p>
       <w:pPr>
+        <w:pStyle w:val="ListBullet"/>
+      </w:pPr>
+      <w:r>
+        <w:rPr>
+          <w:b w:val="0"/>
+          <w:i w:val="0"/>
+        </w:rPr>
+        <w:t>Kish effective sample size is (sum w)^2 / sum(w^2). (verified: Kish (1965), Survey Sampling; computed with NumPy 2.4.6 in this repository.)</w:t>
+      </w:r>
+    </w:p>
+    <w:p>
+      <w:pPr>
+        <w:pStyle w:val="Heading3"/>
+      </w:pPr>
+      <w:r>
+        <w:t>B8-L2 Confidence intervals and effect sizes</w:t>
+      </w:r>
+    </w:p>
+    <w:p>
+      <w:pPr>
         <w:pStyle w:val="Heading4"/>
       </w:pPr>
       <w:r>
-        <w:t>Worked example: weak code</w:t>
+        <w:t>Concept</w:t>
+      </w:r>
+    </w:p>
+    <w:p>
+      <w:r>
+        <w:rPr>
+          <w:b w:val="0"/>
+          <w:i w:val="0"/>
+        </w:rPr>
+        <w:t xml:space="preserve">A share without an interval is a guess with no stated size. Report every estimate with a </w:t>
+      </w:r>
+      <w:r>
+        <w:rPr>
+          <w:b/>
+          <w:i w:val="0"/>
+        </w:rPr>
+        <w:t>confidence interval</w:t>
+      </w:r>
+      <w:r>
+        <w:rPr>
+          <w:b w:val="0"/>
+          <w:i w:val="0"/>
+        </w:rPr>
+        <w:t xml:space="preserve">, and every difference with an </w:t>
+      </w:r>
+      <w:r>
+        <w:rPr>
+          <w:b/>
+          <w:i w:val="0"/>
+        </w:rPr>
+        <w:t>effect size</w:t>
+      </w:r>
+      <w:r>
+        <w:rPr>
+          <w:b w:val="0"/>
+          <w:i w:val="0"/>
+        </w:rPr>
+        <w:t>.</w:t>
+      </w:r>
+    </w:p>
+    <w:p>
+      <w:r>
+        <w:rPr>
+          <w:b/>
+          <w:i w:val="0"/>
+        </w:rPr>
+        <w:t>Intervals for a proportion.</w:t>
+      </w:r>
+      <w:r>
+        <w:rPr>
+          <w:b w:val="0"/>
+          <w:i w:val="0"/>
+        </w:rPr>
+        <w:t xml:space="preserve"> The textbook Wald interval, </w:t>
+      </w:r>
+      <w:r>
+        <w:rPr>
+          <w:rFonts w:ascii="Consolas" w:hAnsi="Consolas" w:eastAsia="Consolas"/>
+          <w:b w:val="0"/>
+          <w:sz w:val="19"/>
+        </w:rPr>
+        <w:t>p ± 1.96 * sqrt(p(1-p)/n)</w:t>
+      </w:r>
+      <w:r>
+        <w:rPr>
+          <w:b w:val="0"/>
+          <w:i w:val="0"/>
+        </w:rPr>
+        <w:t xml:space="preserve">, fails at the edges. For 0 out of 20 it gives </w:t>
+      </w:r>
+      <w:r>
+        <w:rPr>
+          <w:rFonts w:ascii="Consolas" w:hAnsi="Consolas" w:eastAsia="Consolas"/>
+          <w:b w:val="0"/>
+          <w:sz w:val="19"/>
+        </w:rPr>
+        <w:t>[0, 0]</w:t>
+      </w:r>
+      <w:r>
+        <w:rPr>
+          <w:b w:val="0"/>
+          <w:i w:val="0"/>
+        </w:rPr>
+        <w:t xml:space="preserve">, as if you were certain. The </w:t>
+      </w:r>
+      <w:r>
+        <w:rPr>
+          <w:b/>
+          <w:i w:val="0"/>
+        </w:rPr>
+        <w:t>Wilson</w:t>
+      </w:r>
+      <w:r>
+        <w:rPr>
+          <w:b w:val="0"/>
+          <w:i w:val="0"/>
+        </w:rPr>
+        <w:t xml:space="preserve"> interval behaves well for small </w:t>
+      </w:r>
+      <w:r>
+        <w:rPr>
+          <w:rFonts w:ascii="Consolas" w:hAnsi="Consolas" w:eastAsia="Consolas"/>
+          <w:b w:val="0"/>
+          <w:sz w:val="19"/>
+        </w:rPr>
+        <w:t>n</w:t>
+      </w:r>
+      <w:r>
+        <w:rPr>
+          <w:b w:val="0"/>
+          <w:i w:val="0"/>
+        </w:rPr>
+        <w:t xml:space="preserve"> and for shares near 0 or 1. For 0 out of 20 it gives </w:t>
+      </w:r>
+      <w:r>
+        <w:rPr>
+          <w:rFonts w:ascii="Consolas" w:hAnsi="Consolas" w:eastAsia="Consolas"/>
+          <w:b w:val="0"/>
+          <w:sz w:val="19"/>
+        </w:rPr>
+        <w:t>[0, 0.161]</w:t>
+      </w:r>
+      <w:r>
+        <w:rPr>
+          <w:b w:val="0"/>
+          <w:i w:val="0"/>
+        </w:rPr>
+        <w:t>. In statsmodels 0.14:</w:t>
       </w:r>
     </w:p>
     <w:tbl>
@@ -2446,19 +2499,19 @@
             <w:r>
               <w:rPr>
                 <w:rFonts w:ascii="Consolas" w:hAnsi="Consolas" w:eastAsia="Consolas"/>
-                <w:b/>
+                <w:b w:val="0"/>
                 <w:color w:val="5B6875"/>
                 <w:sz w:val="16"/>
               </w:rPr>
-              <w:t xml:space="preserve"> [1]  </w:t>
-            </w:r>
-            <w:r>
-              <w:rPr>
-                <w:rFonts w:ascii="Consolas" w:hAnsi="Consolas" w:eastAsia="Consolas"/>
-                <w:b w:val="0"/>
-                <w:sz w:val="16"/>
-              </w:rPr>
-              <w:t>se = (p * (1 - p) / n) ** 0.5</w:t>
+              <w:t xml:space="preserve">   1  </w:t>
+            </w:r>
+            <w:r>
+              <w:rPr>
+                <w:rFonts w:ascii="Consolas" w:hAnsi="Consolas" w:eastAsia="Consolas"/>
+                <w:b w:val="0"/>
+                <w:sz w:val="16"/>
+              </w:rPr>
+              <w:t>from statsmodels.stats.proportion import proportion_confint</w:t>
             </w:r>
           </w:p>
           <w:p>
@@ -2481,100 +2534,185 @@
                 <w:b w:val="0"/>
                 <w:sz w:val="16"/>
               </w:rPr>
-              <w:t>low, high = p - 1.96 * se, p + 1.96 * se</w:t>
-            </w:r>
-          </w:p>
-          <w:p>
-            <w:pPr>
-              <w:spacing w:before="0" w:after="0" w:line="240" w:lineRule="auto"/>
-              <w:ind w:left="567" w:hanging="567"/>
-            </w:pPr>
-            <w:r>
-              <w:rPr>
-                <w:rFonts w:ascii="Consolas" w:hAnsi="Consolas" w:eastAsia="Consolas"/>
-                <w:b w:val="0"/>
-                <w:color w:val="5B6875"/>
-                <w:sz w:val="16"/>
-              </w:rPr>
-              <w:t xml:space="preserve">   3  </w:t>
-            </w:r>
-            <w:r>
-              <w:rPr>
-                <w:rFonts w:ascii="Consolas" w:hAnsi="Consolas" w:eastAsia="Consolas"/>
-                <w:b w:val="0"/>
-                <w:sz w:val="16"/>
-              </w:rPr>
-              <w:t>if p_value &lt; 0.05:</w:t>
-            </w:r>
-          </w:p>
-          <w:p>
-            <w:pPr>
-              <w:spacing w:before="0" w:after="0" w:line="240" w:lineRule="auto"/>
-              <w:ind w:left="567" w:hanging="567"/>
-            </w:pPr>
-            <w:r>
-              <w:rPr>
-                <w:rFonts w:ascii="Consolas" w:hAnsi="Consolas" w:eastAsia="Consolas"/>
-                <w:b/>
-                <w:color w:val="5B6875"/>
-                <w:sz w:val="16"/>
-              </w:rPr>
-              <w:t xml:space="preserve"> [2]  </w:t>
-            </w:r>
-            <w:r>
-              <w:rPr>
-                <w:rFonts w:ascii="Consolas" w:hAnsi="Consolas" w:eastAsia="Consolas"/>
-                <w:b w:val="0"/>
-                <w:sz w:val="16"/>
-              </w:rPr>
-              <w:t xml:space="preserve">    headline = "Significant increase"</w:t>
+              <w:t>low, high = proportion_confint(count=40, nobs=100, alpha=0.05, method="wilson")   # (0.309, 0.498)</w:t>
             </w:r>
           </w:p>
         </w:tc>
       </w:tr>
     </w:tbl>
+    <w:p/>
     <w:p>
-      <w:pPr>
-        <w:pStyle w:val="ListNumber"/>
-      </w:pPr>
+      <w:r>
+        <w:rPr>
+          <w:b w:val="0"/>
+          <w:i w:val="0"/>
+        </w:rPr>
+        <w:t xml:space="preserve">For a </w:t>
+      </w:r>
       <w:r>
         <w:rPr>
           <w:b/>
-        </w:rPr>
-        <w:t xml:space="preserve">Line 1. </w:t>
-      </w:r>
-      <w:r>
-        <w:rPr>
-          <w:b w:val="0"/>
-          <w:i w:val="0"/>
-        </w:rPr>
-        <w:t>Wald: zero width at p = 0 or 1, and too narrow for small n.</w:t>
+          <w:i w:val="0"/>
+        </w:rPr>
+        <w:t>weighted</w:t>
+      </w:r>
+      <w:r>
+        <w:rPr>
+          <w:b w:val="0"/>
+          <w:i w:val="0"/>
+        </w:rPr>
+        <w:t xml:space="preserve"> share, use the weighted estimate and the effective sample size from lesson B8-L1 in the same formula. The 18 to 24 group from that lesson, with a weighted share of 52% and </w:t>
+      </w:r>
+      <w:r>
+        <w:rPr>
+          <w:rFonts w:ascii="Consolas" w:hAnsi="Consolas" w:eastAsia="Consolas"/>
+          <w:b w:val="0"/>
+          <w:sz w:val="19"/>
+        </w:rPr>
+        <w:t>n_eff = 71</w:t>
+      </w:r>
+      <w:r>
+        <w:rPr>
+          <w:b w:val="0"/>
+          <w:i w:val="0"/>
+        </w:rPr>
+        <w:t>, has a Wilson interval of 40.6% to 63.2%. With the raw 180 it would be 44.7% to 59.2%, which looks far more precise than the data is.</w:t>
       </w:r>
     </w:p>
     <w:p>
-      <w:pPr>
-        <w:pStyle w:val="ListNumber"/>
-      </w:pPr>
       <w:r>
         <w:rPr>
           <w:b/>
-        </w:rPr>
-        <w:t xml:space="preserve">Line 4. </w:t>
-      </w:r>
-      <w:r>
-        <w:rPr>
-          <w:b w:val="0"/>
-          <w:i w:val="0"/>
-        </w:rPr>
-        <w:t>Significance without size: true for trivial differences in large samples.</w:t>
+          <w:i w:val="0"/>
+        </w:rPr>
+        <w:t>Effect sizes.</w:t>
+      </w:r>
+      <w:r>
+        <w:rPr>
+          <w:b w:val="0"/>
+          <w:i w:val="0"/>
+        </w:rPr>
+        <w:t xml:space="preserve"> A p-value answers "is there any difference?", and with a large sample the answer is nearly always yes. Two groups of 100,000 with shares of 50.5% and 50.0% give p = 0.025, and the difference is too small to matter. State the size:</w:t>
       </w:r>
     </w:p>
     <w:p>
       <w:pPr>
+        <w:pStyle w:val="ListBullet"/>
+      </w:pPr>
+      <w:r>
+        <w:rPr>
+          <w:b w:val="0"/>
+          <w:i w:val="0"/>
+        </w:rPr>
+        <w:t xml:space="preserve">The </w:t>
+      </w:r>
+      <w:r>
+        <w:rPr>
+          <w:b/>
+          <w:i w:val="0"/>
+        </w:rPr>
+        <w:t>difference in shares</w:t>
+      </w:r>
+      <w:r>
+        <w:rPr>
+          <w:b w:val="0"/>
+          <w:i w:val="0"/>
+        </w:rPr>
+        <w:t>, in percentage points, with its interval. This is what a client reads.</w:t>
+      </w:r>
+    </w:p>
+    <w:p>
+      <w:pPr>
+        <w:pStyle w:val="ListBullet"/>
+      </w:pPr>
+      <w:r>
+        <w:rPr>
+          <w:b/>
+          <w:i w:val="0"/>
+        </w:rPr>
+        <w:t>Cohen's h</w:t>
+      </w:r>
+      <w:r>
+        <w:rPr>
+          <w:b w:val="0"/>
+          <w:i w:val="0"/>
+        </w:rPr>
+        <w:t xml:space="preserve">, </w:t>
+      </w:r>
+      <w:r>
+        <w:rPr>
+          <w:rFonts w:ascii="Consolas" w:hAnsi="Consolas" w:eastAsia="Consolas"/>
+          <w:b w:val="0"/>
+          <w:sz w:val="19"/>
+        </w:rPr>
+        <w:t>2*asin(sqrt(p1)) - 2*asin(sqrt(p2))</w:t>
+      </w:r>
+      <w:r>
+        <w:rPr>
+          <w:b w:val="0"/>
+          <w:i w:val="0"/>
+        </w:rPr>
+        <w:t>, compares differences across different base rates. Rough guides: 0.2 small, 0.5 medium, 0.8 large.</w:t>
+      </w:r>
+    </w:p>
+    <w:p>
+      <w:pPr>
+        <w:pStyle w:val="ListBullet"/>
+      </w:pPr>
+      <w:r>
+        <w:rPr>
+          <w:b w:val="0"/>
+          <w:i w:val="0"/>
+        </w:rPr>
+        <w:t xml:space="preserve">For means, the difference with its interval, or </w:t>
+      </w:r>
+      <w:r>
+        <w:rPr>
+          <w:b/>
+          <w:i w:val="0"/>
+        </w:rPr>
+        <w:t>Cohen's d</w:t>
+      </w:r>
+      <w:r>
+        <w:rPr>
+          <w:b w:val="0"/>
+          <w:i w:val="0"/>
+        </w:rPr>
+        <w:t xml:space="preserve"> (difference over pooled standard deviation).</w:t>
+      </w:r>
+    </w:p>
+    <w:p>
+      <w:r>
+        <w:rPr>
+          <w:b w:val="0"/>
+          <w:i w:val="0"/>
+        </w:rPr>
+        <w:t>Decide before the analysis what size of difference matters for the decision. A significant difference below that size is reported as "no meaningful change".</w:t>
+      </w:r>
+    </w:p>
+    <w:p>
+      <w:pPr>
         <w:pStyle w:val="Heading4"/>
       </w:pPr>
       <w:r>
-        <w:t>Worked example: strong code</w:t>
+        <w:t>Why it matters</w:t>
+      </w:r>
+    </w:p>
+    <w:p>
+      <w:r>
+        <w:rPr>
+          <w:b w:val="0"/>
+          <w:i w:val="0"/>
+        </w:rPr>
+        <w:t>A retailer's panel of 90,000 customers showed satisfaction at 7.62 against 7.58 the previous quarter, p = 0.01. The headline read "Satisfaction significantly up". The store managers' bonus scheme was tied to "significant improvement", and bonuses were paid. The change was 0.04 points on a 10-point scale, smaller than the rounding in the published chart.</w:t>
+      </w:r>
+    </w:p>
+    <w:p>
+      <w:pPr>
+        <w:pStyle w:val="Heading4"/>
+      </w:pPr>
+      <w:r>
+        <w:t>Worked example: weak code</w:t>
       </w:r>
     </w:p>
     <w:tbl>
@@ -2600,19 +2738,19 @@
             <w:r>
               <w:rPr>
                 <w:rFonts w:ascii="Consolas" w:hAnsi="Consolas" w:eastAsia="Consolas"/>
-                <w:b w:val="0"/>
+                <w:b/>
                 <w:color w:val="5B6875"/>
                 <w:sz w:val="16"/>
               </w:rPr>
-              <w:t xml:space="preserve">   1  </w:t>
-            </w:r>
-            <w:r>
-              <w:rPr>
-                <w:rFonts w:ascii="Consolas" w:hAnsi="Consolas" w:eastAsia="Consolas"/>
-                <w:b w:val="0"/>
-                <w:sz w:val="16"/>
-              </w:rPr>
-              <w:t>import math</w:t>
+              <w:t xml:space="preserve"> [1]  </w:t>
+            </w:r>
+            <w:r>
+              <w:rPr>
+                <w:rFonts w:ascii="Consolas" w:hAnsi="Consolas" w:eastAsia="Consolas"/>
+                <w:b w:val="0"/>
+                <w:sz w:val="16"/>
+              </w:rPr>
+              <w:t>se = (p * (1 - p) / n) ** 0.5</w:t>
             </w:r>
           </w:p>
           <w:p>
@@ -2635,7 +2773,7 @@
                 <w:b w:val="0"/>
                 <w:sz w:val="16"/>
               </w:rPr>
-              <w:t xml:space="preserve"> </w:t>
+              <w:t>low, high = p - 1.96 * se, p + 1.96 * se</w:t>
             </w:r>
           </w:p>
           <w:p>
@@ -2658,7 +2796,7 @@
                 <w:b w:val="0"/>
                 <w:sz w:val="16"/>
               </w:rPr>
-              <w:t xml:space="preserve"> </w:t>
+              <w:t>if p_value &lt; 0.05:</w:t>
             </w:r>
           </w:p>
           <w:p>
@@ -2673,52 +2811,6 @@
                 <w:color w:val="5B6875"/>
                 <w:sz w:val="16"/>
               </w:rPr>
-              <w:t xml:space="preserve"> [1]  </w:t>
-            </w:r>
-            <w:r>
-              <w:rPr>
-                <w:rFonts w:ascii="Consolas" w:hAnsi="Consolas" w:eastAsia="Consolas"/>
-                <w:b w:val="0"/>
-                <w:sz w:val="16"/>
-              </w:rPr>
-              <w:t>def wilson_interval(p: float, n: float, z: float = 1.959964) -&gt; tuple[float, float] | None:</w:t>
-            </w:r>
-          </w:p>
-          <w:p>
-            <w:pPr>
-              <w:spacing w:before="0" w:after="0" w:line="240" w:lineRule="auto"/>
-              <w:ind w:left="567" w:hanging="567"/>
-            </w:pPr>
-            <w:r>
-              <w:rPr>
-                <w:rFonts w:ascii="Consolas" w:hAnsi="Consolas" w:eastAsia="Consolas"/>
-                <w:b w:val="0"/>
-                <w:color w:val="5B6875"/>
-                <w:sz w:val="16"/>
-              </w:rPr>
-              <w:t xml:space="preserve">   5  </w:t>
-            </w:r>
-            <w:r>
-              <w:rPr>
-                <w:rFonts w:ascii="Consolas" w:hAnsi="Consolas" w:eastAsia="Consolas"/>
-                <w:b w:val="0"/>
-                <w:sz w:val="16"/>
-              </w:rPr>
-              <w:t xml:space="preserve">    """Wilson interval for a share p from n observations (use n_eff when weighted)."""</w:t>
-            </w:r>
-          </w:p>
-          <w:p>
-            <w:pPr>
-              <w:spacing w:before="0" w:after="0" w:line="240" w:lineRule="auto"/>
-              <w:ind w:left="567" w:hanging="567"/>
-            </w:pPr>
-            <w:r>
-              <w:rPr>
-                <w:rFonts w:ascii="Consolas" w:hAnsi="Consolas" w:eastAsia="Consolas"/>
-                <w:b/>
-                <w:color w:val="5B6875"/>
-                <w:sz w:val="16"/>
-              </w:rPr>
               <w:t xml:space="preserve"> [2]  </w:t>
             </w:r>
             <w:r>
@@ -2727,237 +2819,7 @@
                 <w:b w:val="0"/>
                 <w:sz w:val="16"/>
               </w:rPr>
-              <w:t xml:space="preserve">    if n &lt;= 0 or not 0 &lt;= p &lt;= 1:</w:t>
-            </w:r>
-          </w:p>
-          <w:p>
-            <w:pPr>
-              <w:spacing w:before="0" w:after="0" w:line="240" w:lineRule="auto"/>
-              <w:ind w:left="567" w:hanging="567"/>
-            </w:pPr>
-            <w:r>
-              <w:rPr>
-                <w:rFonts w:ascii="Consolas" w:hAnsi="Consolas" w:eastAsia="Consolas"/>
-                <w:b w:val="0"/>
-                <w:color w:val="5B6875"/>
-                <w:sz w:val="16"/>
-              </w:rPr>
-              <w:t xml:space="preserve">   7  </w:t>
-            </w:r>
-            <w:r>
-              <w:rPr>
-                <w:rFonts w:ascii="Consolas" w:hAnsi="Consolas" w:eastAsia="Consolas"/>
-                <w:b w:val="0"/>
-                <w:sz w:val="16"/>
-              </w:rPr>
-              <w:t xml:space="preserve">        return None</w:t>
-            </w:r>
-          </w:p>
-          <w:p>
-            <w:pPr>
-              <w:spacing w:before="0" w:after="0" w:line="240" w:lineRule="auto"/>
-              <w:ind w:left="567" w:hanging="567"/>
-            </w:pPr>
-            <w:r>
-              <w:rPr>
-                <w:rFonts w:ascii="Consolas" w:hAnsi="Consolas" w:eastAsia="Consolas"/>
-                <w:b w:val="0"/>
-                <w:color w:val="5B6875"/>
-                <w:sz w:val="16"/>
-              </w:rPr>
-              <w:t xml:space="preserve">   8  </w:t>
-            </w:r>
-            <w:r>
-              <w:rPr>
-                <w:rFonts w:ascii="Consolas" w:hAnsi="Consolas" w:eastAsia="Consolas"/>
-                <w:b w:val="0"/>
-                <w:sz w:val="16"/>
-              </w:rPr>
-              <w:t xml:space="preserve">    denom = 1 + z**2 / n</w:t>
-            </w:r>
-          </w:p>
-          <w:p>
-            <w:pPr>
-              <w:spacing w:before="0" w:after="0" w:line="240" w:lineRule="auto"/>
-              <w:ind w:left="567" w:hanging="567"/>
-            </w:pPr>
-            <w:r>
-              <w:rPr>
-                <w:rFonts w:ascii="Consolas" w:hAnsi="Consolas" w:eastAsia="Consolas"/>
-                <w:b w:val="0"/>
-                <w:color w:val="5B6875"/>
-                <w:sz w:val="16"/>
-              </w:rPr>
-              <w:t xml:space="preserve">   9  </w:t>
-            </w:r>
-            <w:r>
-              <w:rPr>
-                <w:rFonts w:ascii="Consolas" w:hAnsi="Consolas" w:eastAsia="Consolas"/>
-                <w:b w:val="0"/>
-                <w:sz w:val="16"/>
-              </w:rPr>
-              <w:t xml:space="preserve">    centre = (p + z**2 / (2 * n)) / denom</w:t>
-            </w:r>
-          </w:p>
-          <w:p>
-            <w:pPr>
-              <w:spacing w:before="0" w:after="0" w:line="240" w:lineRule="auto"/>
-              <w:ind w:left="567" w:hanging="567"/>
-            </w:pPr>
-            <w:r>
-              <w:rPr>
-                <w:rFonts w:ascii="Consolas" w:hAnsi="Consolas" w:eastAsia="Consolas"/>
-                <w:b w:val="0"/>
-                <w:color w:val="5B6875"/>
-                <w:sz w:val="16"/>
-              </w:rPr>
-              <w:t xml:space="preserve">  10  </w:t>
-            </w:r>
-            <w:r>
-              <w:rPr>
-                <w:rFonts w:ascii="Consolas" w:hAnsi="Consolas" w:eastAsia="Consolas"/>
-                <w:b w:val="0"/>
-                <w:sz w:val="16"/>
-              </w:rPr>
-              <w:t xml:space="preserve">    half = z / denom * math.sqrt(p * (1 - p) / n + z**2 / (4 * n**2))</w:t>
-            </w:r>
-          </w:p>
-          <w:p>
-            <w:pPr>
-              <w:spacing w:before="0" w:after="0" w:line="240" w:lineRule="auto"/>
-              <w:ind w:left="567" w:hanging="567"/>
-            </w:pPr>
-            <w:r>
-              <w:rPr>
-                <w:rFonts w:ascii="Consolas" w:hAnsi="Consolas" w:eastAsia="Consolas"/>
-                <w:b w:val="0"/>
-                <w:color w:val="5B6875"/>
-                <w:sz w:val="16"/>
-              </w:rPr>
-              <w:t xml:space="preserve">  11  </w:t>
-            </w:r>
-            <w:r>
-              <w:rPr>
-                <w:rFonts w:ascii="Consolas" w:hAnsi="Consolas" w:eastAsia="Consolas"/>
-                <w:b w:val="0"/>
-                <w:sz w:val="16"/>
-              </w:rPr>
-              <w:t xml:space="preserve">    return (max(0.0, centre - half), min(1.0, centre + half))</w:t>
-            </w:r>
-          </w:p>
-          <w:p>
-            <w:pPr>
-              <w:spacing w:before="0" w:after="0" w:line="240" w:lineRule="auto"/>
-              <w:ind w:left="567" w:hanging="567"/>
-            </w:pPr>
-            <w:r>
-              <w:rPr>
-                <w:rFonts w:ascii="Consolas" w:hAnsi="Consolas" w:eastAsia="Consolas"/>
-                <w:b w:val="0"/>
-                <w:color w:val="5B6875"/>
-                <w:sz w:val="16"/>
-              </w:rPr>
-              <w:t xml:space="preserve">  12  </w:t>
-            </w:r>
-            <w:r>
-              <w:rPr>
-                <w:rFonts w:ascii="Consolas" w:hAnsi="Consolas" w:eastAsia="Consolas"/>
-                <w:b w:val="0"/>
-                <w:sz w:val="16"/>
-              </w:rPr>
-              <w:t xml:space="preserve"> </w:t>
-            </w:r>
-          </w:p>
-          <w:p>
-            <w:pPr>
-              <w:spacing w:before="0" w:after="0" w:line="240" w:lineRule="auto"/>
-              <w:ind w:left="567" w:hanging="567"/>
-            </w:pPr>
-            <w:r>
-              <w:rPr>
-                <w:rFonts w:ascii="Consolas" w:hAnsi="Consolas" w:eastAsia="Consolas"/>
-                <w:b w:val="0"/>
-                <w:color w:val="5B6875"/>
-                <w:sz w:val="16"/>
-              </w:rPr>
-              <w:t xml:space="preserve">  13  </w:t>
-            </w:r>
-            <w:r>
-              <w:rPr>
-                <w:rFonts w:ascii="Consolas" w:hAnsi="Consolas" w:eastAsia="Consolas"/>
-                <w:b w:val="0"/>
-                <w:sz w:val="16"/>
-              </w:rPr>
-              <w:t xml:space="preserve"> </w:t>
-            </w:r>
-          </w:p>
-          <w:p>
-            <w:pPr>
-              <w:spacing w:before="0" w:after="0" w:line="240" w:lineRule="auto"/>
-              <w:ind w:left="567" w:hanging="567"/>
-            </w:pPr>
-            <w:r>
-              <w:rPr>
-                <w:rFonts w:ascii="Consolas" w:hAnsi="Consolas" w:eastAsia="Consolas"/>
-                <w:b w:val="0"/>
-                <w:color w:val="5B6875"/>
-                <w:sz w:val="16"/>
-              </w:rPr>
-              <w:t xml:space="preserve">  14  </w:t>
-            </w:r>
-            <w:r>
-              <w:rPr>
-                <w:rFonts w:ascii="Consolas" w:hAnsi="Consolas" w:eastAsia="Consolas"/>
-                <w:b w:val="0"/>
-                <w:sz w:val="16"/>
-              </w:rPr>
-              <w:t>def cohens_h(p1: float, p2: float) -&gt; float:</w:t>
-            </w:r>
-          </w:p>
-          <w:p>
-            <w:pPr>
-              <w:spacing w:before="0" w:after="0" w:line="240" w:lineRule="auto"/>
-              <w:ind w:left="567" w:hanging="567"/>
-            </w:pPr>
-            <w:r>
-              <w:rPr>
-                <w:rFonts w:ascii="Consolas" w:hAnsi="Consolas" w:eastAsia="Consolas"/>
-                <w:b w:val="0"/>
-                <w:color w:val="5B6875"/>
-                <w:sz w:val="16"/>
-              </w:rPr>
-              <w:t xml:space="preserve">  15  </w:t>
-            </w:r>
-            <w:r>
-              <w:rPr>
-                <w:rFonts w:ascii="Consolas" w:hAnsi="Consolas" w:eastAsia="Consolas"/>
-                <w:b w:val="0"/>
-                <w:sz w:val="16"/>
-              </w:rPr>
-              <w:t xml:space="preserve">    """Effect size for two shares, comparable across base rates."""</w:t>
-            </w:r>
-          </w:p>
-          <w:p>
-            <w:pPr>
-              <w:spacing w:before="0" w:after="0" w:line="240" w:lineRule="auto"/>
-              <w:ind w:left="567" w:hanging="567"/>
-            </w:pPr>
-            <w:r>
-              <w:rPr>
-                <w:rFonts w:ascii="Consolas" w:hAnsi="Consolas" w:eastAsia="Consolas"/>
-                <w:b/>
-                <w:color w:val="5B6875"/>
-                <w:sz w:val="16"/>
-              </w:rPr>
-              <w:t xml:space="preserve"> [3]  </w:t>
-            </w:r>
-            <w:r>
-              <w:rPr>
-                <w:rFonts w:ascii="Consolas" w:hAnsi="Consolas" w:eastAsia="Consolas"/>
-                <w:b w:val="0"/>
-                <w:sz w:val="16"/>
-              </w:rPr>
-              <w:t xml:space="preserve">    return 2 * math.asin(math.sqrt(p1)) - 2 * math.asin(math.sqrt(p2))</w:t>
+              <w:t xml:space="preserve">    headline = "Significant increase"</w:t>
             </w:r>
           </w:p>
         </w:tc>
@@ -2971,14 +2833,14 @@
         <w:rPr>
           <w:b/>
         </w:rPr>
-        <w:t xml:space="preserve">Line 4. </w:t>
-      </w:r>
-      <w:r>
-        <w:rPr>
-          <w:b w:val="0"/>
-          <w:i w:val="0"/>
-        </w:rPr>
-        <w:t>n is a float, so n_eff from weights fits.</w:t>
+        <w:t xml:space="preserve">Line 1. </w:t>
+      </w:r>
+      <w:r>
+        <w:rPr>
+          <w:b w:val="0"/>
+          <w:i w:val="0"/>
+        </w:rPr>
+        <w:t>Wald: zero width at p = 0 or 1, and too narrow for small n.</w:t>
       </w:r>
     </w:p>
     <w:p>
@@ -2989,277 +2851,22 @@
         <w:rPr>
           <w:b/>
         </w:rPr>
-        <w:t xml:space="preserve">Line 6. </w:t>
-      </w:r>
-      <w:r>
-        <w:rPr>
-          <w:b w:val="0"/>
-          <w:i w:val="0"/>
-        </w:rPr>
-        <w:t>No interval for an empty group or an impossible share.</w:t>
+        <w:t xml:space="preserve">Line 4. </w:t>
+      </w:r>
+      <w:r>
+        <w:rPr>
+          <w:b w:val="0"/>
+          <w:i w:val="0"/>
+        </w:rPr>
+        <w:t>Significance without size: true for trivial differences in large samples.</w:t>
       </w:r>
     </w:p>
     <w:p>
       <w:pPr>
-        <w:pStyle w:val="ListNumber"/>
-      </w:pPr>
-      <w:r>
-        <w:rPr>
-          <w:b/>
-        </w:rPr>
-        <w:t xml:space="preserve">Line 16. </w:t>
-      </w:r>
-      <w:r>
-        <w:rPr>
-          <w:b w:val="0"/>
-          <w:i w:val="0"/>
-        </w:rPr>
-        <w:t>An effect size to report beside the difference in points.</w:t>
-      </w:r>
-    </w:p>
-    <w:p>
-      <w:r>
-        <w:rPr>
-          <w:b w:val="0"/>
-          <w:i w:val="0"/>
-        </w:rPr>
-        <w:t>Wilson intervals with n_eff for weighted shares, and an effect size beside every p-value.</w:t>
-      </w:r>
-    </w:p>
-    <w:p>
-      <w:pPr>
         <w:pStyle w:val="Heading4"/>
       </w:pPr>
       <w:r>
-        <w:t>Recap card</w:t>
-      </w:r>
-    </w:p>
-    <w:p>
-      <w:pPr>
-        <w:pStyle w:val="ListBullet"/>
-      </w:pPr>
-      <w:r>
-        <w:rPr>
-          <w:b/>
-          <w:i w:val="0"/>
-        </w:rPr>
-        <w:t>Why not the Wald interval?</w:t>
-      </w:r>
-      <w:r>
-        <w:rPr>
-          <w:b w:val="0"/>
-          <w:i w:val="0"/>
-        </w:rPr>
-        <w:t xml:space="preserve"> Zero width at p = 0 or 1, and too narrow for small n. Use Wilson.</w:t>
-      </w:r>
-    </w:p>
-    <w:p>
-      <w:pPr>
-        <w:pStyle w:val="ListBullet"/>
-      </w:pPr>
-      <w:r>
-        <w:rPr>
-          <w:b/>
-          <w:i w:val="0"/>
-        </w:rPr>
-        <w:t>Interval for a weighted share</w:t>
-      </w:r>
-      <w:r>
-        <w:rPr>
-          <w:b w:val="0"/>
-          <w:i w:val="0"/>
-        </w:rPr>
-        <w:t xml:space="preserve"> Wilson with the weighted p and n_eff.</w:t>
-      </w:r>
-    </w:p>
-    <w:p>
-      <w:pPr>
-        <w:pStyle w:val="ListBullet"/>
-      </w:pPr>
-      <w:r>
-        <w:rPr>
-          <w:b/>
-          <w:i w:val="0"/>
-        </w:rPr>
-        <w:t>Significant vs meaningful</w:t>
-      </w:r>
-      <w:r>
-        <w:rPr>
-          <w:b w:val="0"/>
-          <w:i w:val="0"/>
-        </w:rPr>
-        <w:t xml:space="preserve"> Large samples make trivial differences significant. Report the size with its interval.</w:t>
-      </w:r>
-    </w:p>
-    <w:p>
-      <w:pPr>
-        <w:pStyle w:val="ListBullet"/>
-      </w:pPr>
-      <w:r>
-        <w:rPr>
-          <w:b/>
-          <w:i w:val="0"/>
-        </w:rPr>
-        <w:t>Cohen's h</w:t>
-      </w:r>
-      <w:r>
-        <w:rPr>
-          <w:b w:val="0"/>
-          <w:i w:val="0"/>
-        </w:rPr>
-        <w:t xml:space="preserve"> 2</w:t>
-      </w:r>
-      <w:r>
-        <w:rPr>
-          <w:b w:val="0"/>
-          <w:i/>
-        </w:rPr>
-        <w:t>asin(sqrt(p1)) - 2</w:t>
-      </w:r>
-      <w:r>
-        <w:rPr>
-          <w:b w:val="0"/>
-          <w:i w:val="0"/>
-        </w:rPr>
-        <w:t>asin(sqrt(p2)). About 0.2 small, 0.5 medium, 0.8 large.</w:t>
-      </w:r>
-    </w:p>
-    <w:p>
-      <w:pPr>
-        <w:pStyle w:val="Heading4"/>
-      </w:pPr>
-      <w:r>
-        <w:t>Practice</w:t>
-      </w:r>
-    </w:p>
-    <w:p>
-      <w:pPr>
-        <w:pStyle w:val="Heading5"/>
-      </w:pPr>
-      <w:r>
-        <w:t>Exercise 1. Multiple choice (level 1)</w:t>
-      </w:r>
-    </w:p>
-    <w:p>
-      <w:r>
-        <w:rPr>
-          <w:b w:val="0"/>
-          <w:i w:val="0"/>
-        </w:rPr>
-        <w:t xml:space="preserve">0 of 20 respondents chose a new brand. What does the Wald interval </w:t>
-      </w:r>
-      <w:r>
-        <w:rPr>
-          <w:rFonts w:ascii="Consolas" w:hAnsi="Consolas" w:eastAsia="Consolas"/>
-          <w:b w:val="0"/>
-          <w:sz w:val="19"/>
-        </w:rPr>
-        <w:t>p ± 1.96 * sqrt(p(1-p)/n)</w:t>
-      </w:r>
-      <w:r>
-        <w:rPr>
-          <w:b w:val="0"/>
-          <w:i w:val="0"/>
-        </w:rPr>
-        <w:t xml:space="preserve"> give?</w:t>
-      </w:r>
-    </w:p>
-    <w:p>
-      <w:pPr>
-        <w:pStyle w:val="ListBullet"/>
-      </w:pPr>
-      <w:r>
-        <w:rPr>
-          <w:b w:val="0"/>
-          <w:i w:val="0"/>
-        </w:rPr>
-        <w:t>a) [0, 0]</w:t>
-      </w:r>
-    </w:p>
-    <w:p>
-      <w:pPr>
-        <w:pStyle w:val="ListBullet"/>
-      </w:pPr>
-      <w:r>
-        <w:rPr>
-          <w:b w:val="0"/>
-          <w:i w:val="0"/>
-        </w:rPr>
-        <w:t>b) [0, 0.161]</w:t>
-      </w:r>
-    </w:p>
-    <w:p>
-      <w:pPr>
-        <w:pStyle w:val="ListBullet"/>
-      </w:pPr>
-      <w:r>
-        <w:rPr>
-          <w:b w:val="0"/>
-          <w:i w:val="0"/>
-        </w:rPr>
-        <w:t>c) [-0.05, 0.05]</w:t>
-      </w:r>
-    </w:p>
-    <w:p>
-      <w:pPr>
-        <w:pStyle w:val="ListBullet"/>
-      </w:pPr>
-      <w:r>
-        <w:rPr>
-          <w:b w:val="0"/>
-          <w:i w:val="0"/>
-        </w:rPr>
-        <w:t>d) It raises an error.</w:t>
-      </w:r>
-    </w:p>
-    <w:p>
-      <w:r>
-        <w:rPr>
-          <w:b/>
-          <w:i w:val="0"/>
-        </w:rPr>
-        <w:t>Why?</w:t>
-      </w:r>
-    </w:p>
-    <w:p>
-      <w:pPr>
-        <w:pStyle w:val="ListBullet"/>
-      </w:pPr>
-      <w:r>
-        <w:rPr>
-          <w:b w:val="0"/>
-          <w:i w:val="0"/>
-        </w:rPr>
-        <w:t>r1) With p = 0 the standard error is 0, so the interval collapses.</w:t>
-      </w:r>
-    </w:p>
-    <w:p>
-      <w:pPr>
-        <w:pStyle w:val="ListBullet"/>
-      </w:pPr>
-      <w:r>
-        <w:rPr>
-          <w:b w:val="0"/>
-          <w:i w:val="0"/>
-        </w:rPr>
-        <w:t>r2) Twenty respondents is too few for any interval.</w:t>
-      </w:r>
-    </w:p>
-    <w:p>
-      <w:pPr>
-        <w:pStyle w:val="Heading5"/>
-      </w:pPr>
-      <w:r>
-        <w:t>Exercise 2. Predict the output (level 2)</w:t>
-      </w:r>
-    </w:p>
-    <w:p>
-      <w:r>
-        <w:rPr>
-          <w:b w:val="0"/>
-          <w:i w:val="0"/>
-        </w:rPr>
-        <w:t>What does this print? (statsmodels 0.14)</w:t>
+        <w:t>Worked example: strong code</w:t>
       </w:r>
     </w:p>
     <w:tbl>
@@ -3297,7 +2904,7 @@
                 <w:b w:val="0"/>
                 <w:sz w:val="16"/>
               </w:rPr>
-              <w:t>from statsmodels.stats.proportion import proportions_ztest</w:t>
+              <w:t>import math</w:t>
             </w:r>
           </w:p>
           <w:p>
@@ -3343,7 +2950,7 @@
                 <w:b w:val="0"/>
                 <w:sz w:val="16"/>
               </w:rPr>
-              <w:t>stat, p_value = proportions_ztest([50500, 50000], [100000, 100000])</w:t>
+              <w:t xml:space="preserve"> </w:t>
             </w:r>
           </w:p>
           <w:p>
@@ -3354,40 +2961,597 @@
             <w:r>
               <w:rPr>
                 <w:rFonts w:ascii="Consolas" w:hAnsi="Consolas" w:eastAsia="Consolas"/>
-                <w:b w:val="0"/>
+                <w:b/>
                 <w:color w:val="5B6875"/>
                 <w:sz w:val="16"/>
               </w:rPr>
-              <w:t xml:space="preserve">   4  </w:t>
-            </w:r>
-            <w:r>
-              <w:rPr>
-                <w:rFonts w:ascii="Consolas" w:hAnsi="Consolas" w:eastAsia="Consolas"/>
-                <w:b w:val="0"/>
-                <w:sz w:val="16"/>
-              </w:rPr>
-              <w:t>print(p_value &lt; 0.05)</w:t>
+              <w:t xml:space="preserve"> [1]  </w:t>
+            </w:r>
+            <w:r>
+              <w:rPr>
+                <w:rFonts w:ascii="Consolas" w:hAnsi="Consolas" w:eastAsia="Consolas"/>
+                <w:b w:val="0"/>
+                <w:sz w:val="16"/>
+              </w:rPr>
+              <w:t>def wilson_interval(p: float, n: float, z: float = 1.959964) -&gt; tuple[float, float] | None:</w:t>
+            </w:r>
+          </w:p>
+          <w:p>
+            <w:pPr>
+              <w:spacing w:before="0" w:after="0" w:line="240" w:lineRule="auto"/>
+              <w:ind w:left="567" w:hanging="567"/>
+            </w:pPr>
+            <w:r>
+              <w:rPr>
+                <w:rFonts w:ascii="Consolas" w:hAnsi="Consolas" w:eastAsia="Consolas"/>
+                <w:b w:val="0"/>
+                <w:color w:val="5B6875"/>
+                <w:sz w:val="16"/>
+              </w:rPr>
+              <w:t xml:space="preserve">   5  </w:t>
+            </w:r>
+            <w:r>
+              <w:rPr>
+                <w:rFonts w:ascii="Consolas" w:hAnsi="Consolas" w:eastAsia="Consolas"/>
+                <w:b w:val="0"/>
+                <w:sz w:val="16"/>
+              </w:rPr>
+              <w:t xml:space="preserve">    """Wilson interval for a share p from n observations (use n_eff when weighted)."""</w:t>
+            </w:r>
+          </w:p>
+          <w:p>
+            <w:pPr>
+              <w:spacing w:before="0" w:after="0" w:line="240" w:lineRule="auto"/>
+              <w:ind w:left="567" w:hanging="567"/>
+            </w:pPr>
+            <w:r>
+              <w:rPr>
+                <w:rFonts w:ascii="Consolas" w:hAnsi="Consolas" w:eastAsia="Consolas"/>
+                <w:b/>
+                <w:color w:val="5B6875"/>
+                <w:sz w:val="16"/>
+              </w:rPr>
+              <w:t xml:space="preserve"> [2]  </w:t>
+            </w:r>
+            <w:r>
+              <w:rPr>
+                <w:rFonts w:ascii="Consolas" w:hAnsi="Consolas" w:eastAsia="Consolas"/>
+                <w:b w:val="0"/>
+                <w:sz w:val="16"/>
+              </w:rPr>
+              <w:t xml:space="preserve">    if n &lt;= 0 or not 0 &lt;= p &lt;= 1:</w:t>
+            </w:r>
+          </w:p>
+          <w:p>
+            <w:pPr>
+              <w:spacing w:before="0" w:after="0" w:line="240" w:lineRule="auto"/>
+              <w:ind w:left="567" w:hanging="567"/>
+            </w:pPr>
+            <w:r>
+              <w:rPr>
+                <w:rFonts w:ascii="Consolas" w:hAnsi="Consolas" w:eastAsia="Consolas"/>
+                <w:b w:val="0"/>
+                <w:color w:val="5B6875"/>
+                <w:sz w:val="16"/>
+              </w:rPr>
+              <w:t xml:space="preserve">   7  </w:t>
+            </w:r>
+            <w:r>
+              <w:rPr>
+                <w:rFonts w:ascii="Consolas" w:hAnsi="Consolas" w:eastAsia="Consolas"/>
+                <w:b w:val="0"/>
+                <w:sz w:val="16"/>
+              </w:rPr>
+              <w:t xml:space="preserve">        return None</w:t>
+            </w:r>
+          </w:p>
+          <w:p>
+            <w:pPr>
+              <w:spacing w:before="0" w:after="0" w:line="240" w:lineRule="auto"/>
+              <w:ind w:left="567" w:hanging="567"/>
+            </w:pPr>
+            <w:r>
+              <w:rPr>
+                <w:rFonts w:ascii="Consolas" w:hAnsi="Consolas" w:eastAsia="Consolas"/>
+                <w:b w:val="0"/>
+                <w:color w:val="5B6875"/>
+                <w:sz w:val="16"/>
+              </w:rPr>
+              <w:t xml:space="preserve">   8  </w:t>
+            </w:r>
+            <w:r>
+              <w:rPr>
+                <w:rFonts w:ascii="Consolas" w:hAnsi="Consolas" w:eastAsia="Consolas"/>
+                <w:b w:val="0"/>
+                <w:sz w:val="16"/>
+              </w:rPr>
+              <w:t xml:space="preserve">    denom = 1 + z**2 / n</w:t>
+            </w:r>
+          </w:p>
+          <w:p>
+            <w:pPr>
+              <w:spacing w:before="0" w:after="0" w:line="240" w:lineRule="auto"/>
+              <w:ind w:left="567" w:hanging="567"/>
+            </w:pPr>
+            <w:r>
+              <w:rPr>
+                <w:rFonts w:ascii="Consolas" w:hAnsi="Consolas" w:eastAsia="Consolas"/>
+                <w:b w:val="0"/>
+                <w:color w:val="5B6875"/>
+                <w:sz w:val="16"/>
+              </w:rPr>
+              <w:t xml:space="preserve">   9  </w:t>
+            </w:r>
+            <w:r>
+              <w:rPr>
+                <w:rFonts w:ascii="Consolas" w:hAnsi="Consolas" w:eastAsia="Consolas"/>
+                <w:b w:val="0"/>
+                <w:sz w:val="16"/>
+              </w:rPr>
+              <w:t xml:space="preserve">    centre = (p + z**2 / (2 * n)) / denom</w:t>
+            </w:r>
+          </w:p>
+          <w:p>
+            <w:pPr>
+              <w:spacing w:before="0" w:after="0" w:line="240" w:lineRule="auto"/>
+              <w:ind w:left="567" w:hanging="567"/>
+            </w:pPr>
+            <w:r>
+              <w:rPr>
+                <w:rFonts w:ascii="Consolas" w:hAnsi="Consolas" w:eastAsia="Consolas"/>
+                <w:b w:val="0"/>
+                <w:color w:val="5B6875"/>
+                <w:sz w:val="16"/>
+              </w:rPr>
+              <w:t xml:space="preserve">  10  </w:t>
+            </w:r>
+            <w:r>
+              <w:rPr>
+                <w:rFonts w:ascii="Consolas" w:hAnsi="Consolas" w:eastAsia="Consolas"/>
+                <w:b w:val="0"/>
+                <w:sz w:val="16"/>
+              </w:rPr>
+              <w:t xml:space="preserve">    half = z / denom * math.sqrt(p * (1 - p) / n + z**2 / (4 * n**2))</w:t>
+            </w:r>
+          </w:p>
+          <w:p>
+            <w:pPr>
+              <w:spacing w:before="0" w:after="0" w:line="240" w:lineRule="auto"/>
+              <w:ind w:left="567" w:hanging="567"/>
+            </w:pPr>
+            <w:r>
+              <w:rPr>
+                <w:rFonts w:ascii="Consolas" w:hAnsi="Consolas" w:eastAsia="Consolas"/>
+                <w:b w:val="0"/>
+                <w:color w:val="5B6875"/>
+                <w:sz w:val="16"/>
+              </w:rPr>
+              <w:t xml:space="preserve">  11  </w:t>
+            </w:r>
+            <w:r>
+              <w:rPr>
+                <w:rFonts w:ascii="Consolas" w:hAnsi="Consolas" w:eastAsia="Consolas"/>
+                <w:b w:val="0"/>
+                <w:sz w:val="16"/>
+              </w:rPr>
+              <w:t xml:space="preserve">    return (max(0.0, centre - half), min(1.0, centre + half))</w:t>
+            </w:r>
+          </w:p>
+          <w:p>
+            <w:pPr>
+              <w:spacing w:before="0" w:after="0" w:line="240" w:lineRule="auto"/>
+              <w:ind w:left="567" w:hanging="567"/>
+            </w:pPr>
+            <w:r>
+              <w:rPr>
+                <w:rFonts w:ascii="Consolas" w:hAnsi="Consolas" w:eastAsia="Consolas"/>
+                <w:b w:val="0"/>
+                <w:color w:val="5B6875"/>
+                <w:sz w:val="16"/>
+              </w:rPr>
+              <w:t xml:space="preserve">  12  </w:t>
+            </w:r>
+            <w:r>
+              <w:rPr>
+                <w:rFonts w:ascii="Consolas" w:hAnsi="Consolas" w:eastAsia="Consolas"/>
+                <w:b w:val="0"/>
+                <w:sz w:val="16"/>
+              </w:rPr>
+              <w:t xml:space="preserve"> </w:t>
+            </w:r>
+          </w:p>
+          <w:p>
+            <w:pPr>
+              <w:spacing w:before="0" w:after="0" w:line="240" w:lineRule="auto"/>
+              <w:ind w:left="567" w:hanging="567"/>
+            </w:pPr>
+            <w:r>
+              <w:rPr>
+                <w:rFonts w:ascii="Consolas" w:hAnsi="Consolas" w:eastAsia="Consolas"/>
+                <w:b w:val="0"/>
+                <w:color w:val="5B6875"/>
+                <w:sz w:val="16"/>
+              </w:rPr>
+              <w:t xml:space="preserve">  13  </w:t>
+            </w:r>
+            <w:r>
+              <w:rPr>
+                <w:rFonts w:ascii="Consolas" w:hAnsi="Consolas" w:eastAsia="Consolas"/>
+                <w:b w:val="0"/>
+                <w:sz w:val="16"/>
+              </w:rPr>
+              <w:t xml:space="preserve"> </w:t>
+            </w:r>
+          </w:p>
+          <w:p>
+            <w:pPr>
+              <w:spacing w:before="0" w:after="0" w:line="240" w:lineRule="auto"/>
+              <w:ind w:left="567" w:hanging="567"/>
+            </w:pPr>
+            <w:r>
+              <w:rPr>
+                <w:rFonts w:ascii="Consolas" w:hAnsi="Consolas" w:eastAsia="Consolas"/>
+                <w:b w:val="0"/>
+                <w:color w:val="5B6875"/>
+                <w:sz w:val="16"/>
+              </w:rPr>
+              <w:t xml:space="preserve">  14  </w:t>
+            </w:r>
+            <w:r>
+              <w:rPr>
+                <w:rFonts w:ascii="Consolas" w:hAnsi="Consolas" w:eastAsia="Consolas"/>
+                <w:b w:val="0"/>
+                <w:sz w:val="16"/>
+              </w:rPr>
+              <w:t>def cohens_h(p1: float, p2: float) -&gt; float:</w:t>
+            </w:r>
+          </w:p>
+          <w:p>
+            <w:pPr>
+              <w:spacing w:before="0" w:after="0" w:line="240" w:lineRule="auto"/>
+              <w:ind w:left="567" w:hanging="567"/>
+            </w:pPr>
+            <w:r>
+              <w:rPr>
+                <w:rFonts w:ascii="Consolas" w:hAnsi="Consolas" w:eastAsia="Consolas"/>
+                <w:b w:val="0"/>
+                <w:color w:val="5B6875"/>
+                <w:sz w:val="16"/>
+              </w:rPr>
+              <w:t xml:space="preserve">  15  </w:t>
+            </w:r>
+            <w:r>
+              <w:rPr>
+                <w:rFonts w:ascii="Consolas" w:hAnsi="Consolas" w:eastAsia="Consolas"/>
+                <w:b w:val="0"/>
+                <w:sz w:val="16"/>
+              </w:rPr>
+              <w:t xml:space="preserve">    """Effect size for two shares, comparable across base rates."""</w:t>
+            </w:r>
+          </w:p>
+          <w:p>
+            <w:pPr>
+              <w:spacing w:before="0" w:after="0" w:line="240" w:lineRule="auto"/>
+              <w:ind w:left="567" w:hanging="567"/>
+            </w:pPr>
+            <w:r>
+              <w:rPr>
+                <w:rFonts w:ascii="Consolas" w:hAnsi="Consolas" w:eastAsia="Consolas"/>
+                <w:b/>
+                <w:color w:val="5B6875"/>
+                <w:sz w:val="16"/>
+              </w:rPr>
+              <w:t xml:space="preserve"> [3]  </w:t>
+            </w:r>
+            <w:r>
+              <w:rPr>
+                <w:rFonts w:ascii="Consolas" w:hAnsi="Consolas" w:eastAsia="Consolas"/>
+                <w:b w:val="0"/>
+                <w:sz w:val="16"/>
+              </w:rPr>
+              <w:t xml:space="preserve">    return 2 * math.asin(math.sqrt(p1)) - 2 * math.asin(math.sqrt(p2))</w:t>
             </w:r>
           </w:p>
         </w:tc>
       </w:tr>
     </w:tbl>
-    <w:p/>
     <w:p>
       <w:pPr>
-        <w:pStyle w:val="Heading5"/>
-      </w:pPr>
-      <w:r>
-        <w:t>Exercise 3. Fill the gap (level 2)</w:t>
+        <w:pStyle w:val="ListNumber"/>
+      </w:pPr>
+      <w:r>
+        <w:rPr>
+          <w:b/>
+        </w:rPr>
+        <w:t xml:space="preserve">Line 4. </w:t>
+      </w:r>
+      <w:r>
+        <w:rPr>
+          <w:b w:val="0"/>
+          <w:i w:val="0"/>
+        </w:rPr>
+        <w:t>n is a float, so n_eff from weights fits.</w:t>
       </w:r>
     </w:p>
     <w:p>
-      <w:r>
-        <w:rPr>
-          <w:b w:val="0"/>
-          <w:i w:val="0"/>
-        </w:rPr>
-        <w:t>Get a 95% Wilson interval for 40 out of 100 with statsmodels.</w:t>
+      <w:pPr>
+        <w:pStyle w:val="ListNumber"/>
+      </w:pPr>
+      <w:r>
+        <w:rPr>
+          <w:b/>
+        </w:rPr>
+        <w:t xml:space="preserve">Line 6. </w:t>
+      </w:r>
+      <w:r>
+        <w:rPr>
+          <w:b w:val="0"/>
+          <w:i w:val="0"/>
+        </w:rPr>
+        <w:t>No interval for an empty group or an impossible share.</w:t>
+      </w:r>
+    </w:p>
+    <w:p>
+      <w:pPr>
+        <w:pStyle w:val="ListNumber"/>
+      </w:pPr>
+      <w:r>
+        <w:rPr>
+          <w:b/>
+        </w:rPr>
+        <w:t xml:space="preserve">Line 16. </w:t>
+      </w:r>
+      <w:r>
+        <w:rPr>
+          <w:b w:val="0"/>
+          <w:i w:val="0"/>
+        </w:rPr>
+        <w:t>An effect size to report beside the difference in points.</w:t>
+      </w:r>
+    </w:p>
+    <w:p>
+      <w:r>
+        <w:rPr>
+          <w:b w:val="0"/>
+          <w:i w:val="0"/>
+        </w:rPr>
+        <w:t>Wilson intervals with n_eff for weighted shares, and an effect size beside every p-value.</w:t>
+      </w:r>
+    </w:p>
+    <w:p>
+      <w:pPr>
+        <w:pStyle w:val="Heading4"/>
+      </w:pPr>
+      <w:r>
+        <w:t>Recap card</w:t>
+      </w:r>
+    </w:p>
+    <w:p>
+      <w:pPr>
+        <w:pStyle w:val="ListBullet"/>
+      </w:pPr>
+      <w:r>
+        <w:rPr>
+          <w:b/>
+          <w:i w:val="0"/>
+        </w:rPr>
+        <w:t>Why not the Wald interval?</w:t>
+      </w:r>
+      <w:r>
+        <w:rPr>
+          <w:b w:val="0"/>
+          <w:i w:val="0"/>
+        </w:rPr>
+        <w:t xml:space="preserve"> Zero width at p = 0 or 1, and too narrow for small n. Use Wilson.</w:t>
+      </w:r>
+    </w:p>
+    <w:p>
+      <w:pPr>
+        <w:pStyle w:val="ListBullet"/>
+      </w:pPr>
+      <w:r>
+        <w:rPr>
+          <w:b/>
+          <w:i w:val="0"/>
+        </w:rPr>
+        <w:t>Interval for a weighted share</w:t>
+      </w:r>
+      <w:r>
+        <w:rPr>
+          <w:b w:val="0"/>
+          <w:i w:val="0"/>
+        </w:rPr>
+        <w:t xml:space="preserve"> Wilson with the weighted p and n_eff.</w:t>
+      </w:r>
+    </w:p>
+    <w:p>
+      <w:pPr>
+        <w:pStyle w:val="ListBullet"/>
+      </w:pPr>
+      <w:r>
+        <w:rPr>
+          <w:b/>
+          <w:i w:val="0"/>
+        </w:rPr>
+        <w:t>Significant vs meaningful</w:t>
+      </w:r>
+      <w:r>
+        <w:rPr>
+          <w:b w:val="0"/>
+          <w:i w:val="0"/>
+        </w:rPr>
+        <w:t xml:space="preserve"> Large samples make trivial differences significant. Report the size with its interval.</w:t>
+      </w:r>
+    </w:p>
+    <w:p>
+      <w:pPr>
+        <w:pStyle w:val="ListBullet"/>
+      </w:pPr>
+      <w:r>
+        <w:rPr>
+          <w:b/>
+          <w:i w:val="0"/>
+        </w:rPr>
+        <w:t>Cohen's h</w:t>
+      </w:r>
+      <w:r>
+        <w:rPr>
+          <w:b w:val="0"/>
+          <w:i w:val="0"/>
+        </w:rPr>
+        <w:t xml:space="preserve"> 2</w:t>
+      </w:r>
+      <w:r>
+        <w:rPr>
+          <w:b w:val="0"/>
+          <w:i/>
+        </w:rPr>
+        <w:t>asin(sqrt(p1)) - 2</w:t>
+      </w:r>
+      <w:r>
+        <w:rPr>
+          <w:b w:val="0"/>
+          <w:i w:val="0"/>
+        </w:rPr>
+        <w:t>asin(sqrt(p2)). About 0.2 small, 0.5 medium, 0.8 large.</w:t>
+      </w:r>
+    </w:p>
+    <w:p>
+      <w:pPr>
+        <w:pStyle w:val="Heading4"/>
+      </w:pPr>
+      <w:r>
+        <w:t>Practice</w:t>
+      </w:r>
+    </w:p>
+    <w:p>
+      <w:pPr>
+        <w:pStyle w:val="Heading5"/>
+      </w:pPr>
+      <w:r>
+        <w:t>Exercise 1. Multiple choice (level 1)</w:t>
+      </w:r>
+    </w:p>
+    <w:p>
+      <w:r>
+        <w:rPr>
+          <w:b w:val="0"/>
+          <w:i w:val="0"/>
+        </w:rPr>
+        <w:t xml:space="preserve">0 of 20 respondents chose a new brand. What does the Wald interval </w:t>
+      </w:r>
+      <w:r>
+        <w:rPr>
+          <w:rFonts w:ascii="Consolas" w:hAnsi="Consolas" w:eastAsia="Consolas"/>
+          <w:b w:val="0"/>
+          <w:sz w:val="19"/>
+        </w:rPr>
+        <w:t>p ± 1.96 * sqrt(p(1-p)/n)</w:t>
+      </w:r>
+      <w:r>
+        <w:rPr>
+          <w:b w:val="0"/>
+          <w:i w:val="0"/>
+        </w:rPr>
+        <w:t xml:space="preserve"> give?</w:t>
+      </w:r>
+    </w:p>
+    <w:p>
+      <w:pPr>
+        <w:pStyle w:val="ListBullet"/>
+      </w:pPr>
+      <w:r>
+        <w:rPr>
+          <w:b w:val="0"/>
+          <w:i w:val="0"/>
+        </w:rPr>
+        <w:t>a) [0, 0]</w:t>
+      </w:r>
+    </w:p>
+    <w:p>
+      <w:pPr>
+        <w:pStyle w:val="ListBullet"/>
+      </w:pPr>
+      <w:r>
+        <w:rPr>
+          <w:b w:val="0"/>
+          <w:i w:val="0"/>
+        </w:rPr>
+        <w:t>b) [0, 0.161]</w:t>
+      </w:r>
+    </w:p>
+    <w:p>
+      <w:pPr>
+        <w:pStyle w:val="ListBullet"/>
+      </w:pPr>
+      <w:r>
+        <w:rPr>
+          <w:b w:val="0"/>
+          <w:i w:val="0"/>
+        </w:rPr>
+        <w:t>c) [-0.05, 0.05]</w:t>
+      </w:r>
+    </w:p>
+    <w:p>
+      <w:pPr>
+        <w:pStyle w:val="ListBullet"/>
+      </w:pPr>
+      <w:r>
+        <w:rPr>
+          <w:b w:val="0"/>
+          <w:i w:val="0"/>
+        </w:rPr>
+        <w:t>d) It raises an error.</w:t>
+      </w:r>
+    </w:p>
+    <w:p>
+      <w:r>
+        <w:rPr>
+          <w:b/>
+          <w:i w:val="0"/>
+        </w:rPr>
+        <w:t>Why?</w:t>
+      </w:r>
+    </w:p>
+    <w:p>
+      <w:pPr>
+        <w:pStyle w:val="ListBullet"/>
+      </w:pPr>
+      <w:r>
+        <w:rPr>
+          <w:b w:val="0"/>
+          <w:i w:val="0"/>
+        </w:rPr>
+        <w:t>r1) With p = 0 the standard error is 0, so the interval collapses.</w:t>
+      </w:r>
+    </w:p>
+    <w:p>
+      <w:pPr>
+        <w:pStyle w:val="ListBullet"/>
+      </w:pPr>
+      <w:r>
+        <w:rPr>
+          <w:b w:val="0"/>
+          <w:i w:val="0"/>
+        </w:rPr>
+        <w:t>r2) Twenty respondents is too few for any interval.</w:t>
+      </w:r>
+    </w:p>
+    <w:p>
+      <w:pPr>
+        <w:pStyle w:val="Heading5"/>
+      </w:pPr>
+      <w:r>
+        <w:t>Exercise 2. Predict the output (level 2)</w:t>
+      </w:r>
+    </w:p>
+    <w:p>
+      <w:r>
+        <w:rPr>
+          <w:b w:val="0"/>
+          <w:i w:val="0"/>
+        </w:rPr>
+        <w:t>What does this print? (statsmodels 0.14)</w:t>
       </w:r>
     </w:p>
     <w:tbl>
@@ -3425,7 +3589,76 @@
                 <w:b w:val="0"/>
                 <w:sz w:val="16"/>
               </w:rPr>
-              <w:t>low, high = proportion_confint(count=40, nobs=100, alpha=_____(1), method="_____(2)")</w:t>
+              <w:t>from statsmodels.stats.proportion import proportions_ztest</w:t>
+            </w:r>
+          </w:p>
+          <w:p>
+            <w:pPr>
+              <w:spacing w:before="0" w:after="0" w:line="240" w:lineRule="auto"/>
+              <w:ind w:left="567" w:hanging="567"/>
+            </w:pPr>
+            <w:r>
+              <w:rPr>
+                <w:rFonts w:ascii="Consolas" w:hAnsi="Consolas" w:eastAsia="Consolas"/>
+                <w:b w:val="0"/>
+                <w:color w:val="5B6875"/>
+                <w:sz w:val="16"/>
+              </w:rPr>
+              <w:t xml:space="preserve">   2  </w:t>
+            </w:r>
+            <w:r>
+              <w:rPr>
+                <w:rFonts w:ascii="Consolas" w:hAnsi="Consolas" w:eastAsia="Consolas"/>
+                <w:b w:val="0"/>
+                <w:sz w:val="16"/>
+              </w:rPr>
+              <w:t xml:space="preserve"> </w:t>
+            </w:r>
+          </w:p>
+          <w:p>
+            <w:pPr>
+              <w:spacing w:before="0" w:after="0" w:line="240" w:lineRule="auto"/>
+              <w:ind w:left="567" w:hanging="567"/>
+            </w:pPr>
+            <w:r>
+              <w:rPr>
+                <w:rFonts w:ascii="Consolas" w:hAnsi="Consolas" w:eastAsia="Consolas"/>
+                <w:b w:val="0"/>
+                <w:color w:val="5B6875"/>
+                <w:sz w:val="16"/>
+              </w:rPr>
+              <w:t xml:space="preserve">   3  </w:t>
+            </w:r>
+            <w:r>
+              <w:rPr>
+                <w:rFonts w:ascii="Consolas" w:hAnsi="Consolas" w:eastAsia="Consolas"/>
+                <w:b w:val="0"/>
+                <w:sz w:val="16"/>
+              </w:rPr>
+              <w:t>stat, p_value = proportions_ztest([50500, 50000], [100000, 100000])</w:t>
+            </w:r>
+          </w:p>
+          <w:p>
+            <w:pPr>
+              <w:spacing w:before="0" w:after="0" w:line="240" w:lineRule="auto"/>
+              <w:ind w:left="567" w:hanging="567"/>
+            </w:pPr>
+            <w:r>
+              <w:rPr>
+                <w:rFonts w:ascii="Consolas" w:hAnsi="Consolas" w:eastAsia="Consolas"/>
+                <w:b w:val="0"/>
+                <w:color w:val="5B6875"/>
+                <w:sz w:val="16"/>
+              </w:rPr>
+              <w:t xml:space="preserve">   4  </w:t>
+            </w:r>
+            <w:r>
+              <w:rPr>
+                <w:rFonts w:ascii="Consolas" w:hAnsi="Consolas" w:eastAsia="Consolas"/>
+                <w:b w:val="0"/>
+                <w:sz w:val="16"/>
+              </w:rPr>
+              <w:t>print(p_value &lt; 0.05)</w:t>
             </w:r>
           </w:p>
         </w:tc>
@@ -3437,7 +3670,7 @@
         <w:pStyle w:val="Heading5"/>
       </w:pPr>
       <w:r>
-        <w:t>Exercise 4. Write the function (level 3)</w:t>
+        <w:t>Exercise 3. Fill the gap (level 2)</w:t>
       </w:r>
     </w:p>
     <w:p>
@@ -3446,169 +3679,7 @@
           <w:b w:val="0"/>
           <w:i w:val="0"/>
         </w:rPr>
-        <w:t xml:space="preserve">Write </w:t>
-      </w:r>
-      <w:r>
-        <w:rPr>
-          <w:rFonts w:ascii="Consolas" w:hAnsi="Consolas" w:eastAsia="Consolas"/>
-          <w:b w:val="0"/>
-          <w:sz w:val="19"/>
-        </w:rPr>
-        <w:t>wilson_interval(p: float, n: float, z: float = 1.959964) -&gt; tuple[float, float] | None</w:t>
-      </w:r>
-      <w:r>
-        <w:rPr>
-          <w:b w:val="0"/>
-          <w:i w:val="0"/>
-        </w:rPr>
-        <w:t xml:space="preserve"> with the formula:</w:t>
-      </w:r>
-    </w:p>
-    <w:p>
-      <w:pPr>
-        <w:pStyle w:val="ListBullet"/>
-      </w:pPr>
-      <w:r>
-        <w:rPr>
-          <w:rFonts w:ascii="Consolas" w:hAnsi="Consolas" w:eastAsia="Consolas"/>
-          <w:b w:val="0"/>
-          <w:sz w:val="19"/>
-        </w:rPr>
-        <w:t>denom = 1 + z**2 / n</w:t>
-      </w:r>
-    </w:p>
-    <w:p>
-      <w:pPr>
-        <w:pStyle w:val="ListBullet"/>
-      </w:pPr>
-      <w:r>
-        <w:rPr>
-          <w:rFonts w:ascii="Consolas" w:hAnsi="Consolas" w:eastAsia="Consolas"/>
-          <w:b w:val="0"/>
-          <w:sz w:val="19"/>
-        </w:rPr>
-        <w:t>centre = (p + z**2 / (2 * n)) / denom</w:t>
-      </w:r>
-    </w:p>
-    <w:p>
-      <w:pPr>
-        <w:pStyle w:val="ListBullet"/>
-      </w:pPr>
-      <w:r>
-        <w:rPr>
-          <w:rFonts w:ascii="Consolas" w:hAnsi="Consolas" w:eastAsia="Consolas"/>
-          <w:b w:val="0"/>
-          <w:sz w:val="19"/>
-        </w:rPr>
-        <w:t>half = z / denom * sqrt(p * (1 - p) / n + z**2 / (4 * n**2))</w:t>
-      </w:r>
-    </w:p>
-    <w:p>
-      <w:r>
-        <w:rPr>
-          <w:b w:val="0"/>
-          <w:i w:val="0"/>
-        </w:rPr>
-        <w:t xml:space="preserve">Return </w:t>
-      </w:r>
-      <w:r>
-        <w:rPr>
-          <w:rFonts w:ascii="Consolas" w:hAnsi="Consolas" w:eastAsia="Consolas"/>
-          <w:b w:val="0"/>
-          <w:sz w:val="19"/>
-        </w:rPr>
-        <w:t>(centre - half, centre + half)</w:t>
-      </w:r>
-      <w:r>
-        <w:rPr>
-          <w:b w:val="0"/>
-          <w:i w:val="0"/>
-        </w:rPr>
-        <w:t xml:space="preserve">, clipped to [0, 1]. Return </w:t>
-      </w:r>
-      <w:r>
-        <w:rPr>
-          <w:rFonts w:ascii="Consolas" w:hAnsi="Consolas" w:eastAsia="Consolas"/>
-          <w:b w:val="0"/>
-          <w:sz w:val="19"/>
-        </w:rPr>
-        <w:t>None</w:t>
-      </w:r>
-      <w:r>
-        <w:rPr>
-          <w:b w:val="0"/>
-          <w:i w:val="0"/>
-        </w:rPr>
-        <w:t xml:space="preserve"> when </w:t>
-      </w:r>
-      <w:r>
-        <w:rPr>
-          <w:rFonts w:ascii="Consolas" w:hAnsi="Consolas" w:eastAsia="Consolas"/>
-          <w:b w:val="0"/>
-          <w:sz w:val="19"/>
-        </w:rPr>
-        <w:t>n &lt;= 0</w:t>
-      </w:r>
-      <w:r>
-        <w:rPr>
-          <w:b w:val="0"/>
-          <w:i w:val="0"/>
-        </w:rPr>
-        <w:t xml:space="preserve"> or </w:t>
-      </w:r>
-      <w:r>
-        <w:rPr>
-          <w:rFonts w:ascii="Consolas" w:hAnsi="Consolas" w:eastAsia="Consolas"/>
-          <w:b w:val="0"/>
-          <w:sz w:val="19"/>
-        </w:rPr>
-        <w:t>p</w:t>
-      </w:r>
-      <w:r>
-        <w:rPr>
-          <w:b w:val="0"/>
-          <w:i w:val="0"/>
-        </w:rPr>
-        <w:t xml:space="preserve"> is outside [0, 1]. </w:t>
-      </w:r>
-      <w:r>
-        <w:rPr>
-          <w:rFonts w:ascii="Consolas" w:hAnsi="Consolas" w:eastAsia="Consolas"/>
-          <w:b w:val="0"/>
-          <w:sz w:val="19"/>
-        </w:rPr>
-        <w:t>n</w:t>
-      </w:r>
-      <w:r>
-        <w:rPr>
-          <w:b w:val="0"/>
-          <w:i w:val="0"/>
-        </w:rPr>
-        <w:t xml:space="preserve"> is a float so you pass </w:t>
-      </w:r>
-      <w:r>
-        <w:rPr>
-          <w:rFonts w:ascii="Consolas" w:hAnsi="Consolas" w:eastAsia="Consolas"/>
-          <w:b w:val="0"/>
-          <w:sz w:val="19"/>
-        </w:rPr>
-        <w:t>n_eff</w:t>
-      </w:r>
-      <w:r>
-        <w:rPr>
-          <w:b w:val="0"/>
-          <w:i w:val="0"/>
-        </w:rPr>
-        <w:t xml:space="preserve"> for weighted shares.</w:t>
-      </w:r>
-    </w:p>
-    <w:p>
-      <w:r>
-        <w:rPr>
-          <w:b w:val="0"/>
-          <w:i w:val="0"/>
-        </w:rPr>
-        <w:t>Starter code:</w:t>
+        <w:t>Get a 95% Wilson interval for 40 out of 100 with statsmodels.</w:t>
       </w:r>
     </w:p>
     <w:tbl>
@@ -3646,122 +3717,7 @@
                 <w:b w:val="0"/>
                 <w:sz w:val="16"/>
               </w:rPr>
-              <w:t>import math</w:t>
-            </w:r>
-          </w:p>
-          <w:p>
-            <w:pPr>
-              <w:spacing w:before="0" w:after="0" w:line="240" w:lineRule="auto"/>
-              <w:ind w:left="567" w:hanging="567"/>
-            </w:pPr>
-            <w:r>
-              <w:rPr>
-                <w:rFonts w:ascii="Consolas" w:hAnsi="Consolas" w:eastAsia="Consolas"/>
-                <w:b w:val="0"/>
-                <w:color w:val="5B6875"/>
-                <w:sz w:val="16"/>
-              </w:rPr>
-              <w:t xml:space="preserve">   2  </w:t>
-            </w:r>
-            <w:r>
-              <w:rPr>
-                <w:rFonts w:ascii="Consolas" w:hAnsi="Consolas" w:eastAsia="Consolas"/>
-                <w:b w:val="0"/>
-                <w:sz w:val="16"/>
-              </w:rPr>
-              <w:t xml:space="preserve"> </w:t>
-            </w:r>
-          </w:p>
-          <w:p>
-            <w:pPr>
-              <w:spacing w:before="0" w:after="0" w:line="240" w:lineRule="auto"/>
-              <w:ind w:left="567" w:hanging="567"/>
-            </w:pPr>
-            <w:r>
-              <w:rPr>
-                <w:rFonts w:ascii="Consolas" w:hAnsi="Consolas" w:eastAsia="Consolas"/>
-                <w:b w:val="0"/>
-                <w:color w:val="5B6875"/>
-                <w:sz w:val="16"/>
-              </w:rPr>
-              <w:t xml:space="preserve">   3  </w:t>
-            </w:r>
-            <w:r>
-              <w:rPr>
-                <w:rFonts w:ascii="Consolas" w:hAnsi="Consolas" w:eastAsia="Consolas"/>
-                <w:b w:val="0"/>
-                <w:sz w:val="16"/>
-              </w:rPr>
-              <w:t xml:space="preserve"> </w:t>
-            </w:r>
-          </w:p>
-          <w:p>
-            <w:pPr>
-              <w:spacing w:before="0" w:after="0" w:line="240" w:lineRule="auto"/>
-              <w:ind w:left="567" w:hanging="567"/>
-            </w:pPr>
-            <w:r>
-              <w:rPr>
-                <w:rFonts w:ascii="Consolas" w:hAnsi="Consolas" w:eastAsia="Consolas"/>
-                <w:b w:val="0"/>
-                <w:color w:val="5B6875"/>
-                <w:sz w:val="16"/>
-              </w:rPr>
-              <w:t xml:space="preserve">   4  </w:t>
-            </w:r>
-            <w:r>
-              <w:rPr>
-                <w:rFonts w:ascii="Consolas" w:hAnsi="Consolas" w:eastAsia="Consolas"/>
-                <w:b w:val="0"/>
-                <w:sz w:val="16"/>
-              </w:rPr>
-              <w:t>def wilson_interval(p, n, z=1.96):</w:t>
-            </w:r>
-          </w:p>
-          <w:p>
-            <w:pPr>
-              <w:spacing w:before="0" w:after="0" w:line="240" w:lineRule="auto"/>
-              <w:ind w:left="567" w:hanging="567"/>
-            </w:pPr>
-            <w:r>
-              <w:rPr>
-                <w:rFonts w:ascii="Consolas" w:hAnsi="Consolas" w:eastAsia="Consolas"/>
-                <w:b w:val="0"/>
-                <w:color w:val="5B6875"/>
-                <w:sz w:val="16"/>
-              </w:rPr>
-              <w:t xml:space="preserve">   5  </w:t>
-            </w:r>
-            <w:r>
-              <w:rPr>
-                <w:rFonts w:ascii="Consolas" w:hAnsi="Consolas" w:eastAsia="Consolas"/>
-                <w:b w:val="0"/>
-                <w:sz w:val="16"/>
-              </w:rPr>
-              <w:t xml:space="preserve">    se = math.sqrt(p * (1 - p) / n)</w:t>
-            </w:r>
-          </w:p>
-          <w:p>
-            <w:pPr>
-              <w:spacing w:before="0" w:after="0" w:line="240" w:lineRule="auto"/>
-              <w:ind w:left="567" w:hanging="567"/>
-            </w:pPr>
-            <w:r>
-              <w:rPr>
-                <w:rFonts w:ascii="Consolas" w:hAnsi="Consolas" w:eastAsia="Consolas"/>
-                <w:b w:val="0"/>
-                <w:color w:val="5B6875"/>
-                <w:sz w:val="16"/>
-              </w:rPr>
-              <w:t xml:space="preserve">   6  </w:t>
-            </w:r>
-            <w:r>
-              <w:rPr>
-                <w:rFonts w:ascii="Consolas" w:hAnsi="Consolas" w:eastAsia="Consolas"/>
-                <w:b w:val="0"/>
-                <w:sz w:val="16"/>
-              </w:rPr>
-              <w:t xml:space="preserve">    return (p - z * se, p + z * se)</w:t>
+              <w:t>low, high = proportion_confint(count=40, nobs=100, alpha=_____(1), method="_____(2)")</w:t>
             </w:r>
           </w:p>
         </w:tc>
@@ -3773,7 +3729,7 @@
         <w:pStyle w:val="Heading5"/>
       </w:pPr>
       <w:r>
-        <w:t>Exercise 5. Architecture design (level 4)</w:t>
+        <w:t>Exercise 4. Write the function (level 3)</w:t>
       </w:r>
     </w:p>
     <w:p>
@@ -3782,60 +3738,169 @@
           <w:b w:val="0"/>
           <w:i w:val="0"/>
         </w:rPr>
-        <w:t>A panel of 90,000 shows satisfaction of 7.62 against 7.58 last quarter, p = 0.01. The team agreed beforehand that 0.2 points matters for decisions. Choose what to report.</w:t>
+        <w:t xml:space="preserve">Write </w:t>
+      </w:r>
+      <w:r>
+        <w:rPr>
+          <w:rFonts w:ascii="Consolas" w:hAnsi="Consolas" w:eastAsia="Consolas"/>
+          <w:b w:val="0"/>
+          <w:sz w:val="19"/>
+        </w:rPr>
+        <w:t>wilson_interval(p: float, n: float, z: float = 1.959964) -&gt; tuple[float, float] | None</w:t>
+      </w:r>
+      <w:r>
+        <w:rPr>
+          <w:b w:val="0"/>
+          <w:i w:val="0"/>
+        </w:rPr>
+        <w:t xml:space="preserve"> with the formula:</w:t>
       </w:r>
     </w:p>
     <w:p>
-      <w:r>
-        <w:rPr>
-          <w:b w:val="0"/>
-          <w:i w:val="0"/>
-        </w:rPr>
-        <w:t>Options: No meaningful change in satisfaction, Satisfaction significantly up.</w:t>
+      <w:pPr>
+        <w:pStyle w:val="ListBullet"/>
+      </w:pPr>
+      <w:r>
+        <w:rPr>
+          <w:rFonts w:ascii="Consolas" w:hAnsi="Consolas" w:eastAsia="Consolas"/>
+          <w:b w:val="0"/>
+          <w:sz w:val="19"/>
+        </w:rPr>
+        <w:t>denom = 1 + z**2 / n</w:t>
       </w:r>
     </w:p>
     <w:p>
       <w:pPr>
-        <w:pStyle w:val="ListNumber"/>
-      </w:pPr>
-      <w:r>
-        <w:rPr>
-          <w:b w:val="0"/>
-          <w:i w:val="0"/>
-        </w:rPr>
-        <w:t>Headline</w:t>
+        <w:pStyle w:val="ListBullet"/>
+      </w:pPr>
+      <w:r>
+        <w:rPr>
+          <w:rFonts w:ascii="Consolas" w:hAnsi="Consolas" w:eastAsia="Consolas"/>
+          <w:b w:val="0"/>
+          <w:sz w:val="19"/>
+        </w:rPr>
+        <w:t>centre = (p + z**2 / (2 * n)) / denom</w:t>
       </w:r>
     </w:p>
     <w:p>
       <w:pPr>
-        <w:pStyle w:val="ListNumber"/>
-      </w:pPr>
-      <w:r>
-        <w:rPr>
-          <w:b w:val="0"/>
-          <w:i w:val="0"/>
-        </w:rPr>
-        <w:t>Supporting detail</w:t>
+        <w:pStyle w:val="ListBullet"/>
+      </w:pPr>
+      <w:r>
+        <w:rPr>
+          <w:rFonts w:ascii="Consolas" w:hAnsi="Consolas" w:eastAsia="Consolas"/>
+          <w:b w:val="0"/>
+          <w:sz w:val="19"/>
+        </w:rPr>
+        <w:t>half = z / denom * sqrt(p * (1 - p) / n + z**2 / (4 * n**2))</w:t>
       </w:r>
     </w:p>
     <w:p>
-      <w:pPr>
-        <w:pStyle w:val="ListNumber"/>
-      </w:pPr>
-      <w:r>
-        <w:rPr>
-          <w:b w:val="0"/>
-          <w:i w:val="0"/>
-        </w:rPr>
-        <w:t>Rule for future quarters</w:t>
+      <w:r>
+        <w:rPr>
+          <w:b w:val="0"/>
+          <w:i w:val="0"/>
+        </w:rPr>
+        <w:t xml:space="preserve">Return </w:t>
+      </w:r>
+      <w:r>
+        <w:rPr>
+          <w:rFonts w:ascii="Consolas" w:hAnsi="Consolas" w:eastAsia="Consolas"/>
+          <w:b w:val="0"/>
+          <w:sz w:val="19"/>
+        </w:rPr>
+        <w:t>(centre - half, centre + half)</w:t>
+      </w:r>
+      <w:r>
+        <w:rPr>
+          <w:b w:val="0"/>
+          <w:i w:val="0"/>
+        </w:rPr>
+        <w:t xml:space="preserve">, clipped to [0, 1]. Return </w:t>
+      </w:r>
+      <w:r>
+        <w:rPr>
+          <w:rFonts w:ascii="Consolas" w:hAnsi="Consolas" w:eastAsia="Consolas"/>
+          <w:b w:val="0"/>
+          <w:sz w:val="19"/>
+        </w:rPr>
+        <w:t>None</w:t>
+      </w:r>
+      <w:r>
+        <w:rPr>
+          <w:b w:val="0"/>
+          <w:i w:val="0"/>
+        </w:rPr>
+        <w:t xml:space="preserve"> when </w:t>
+      </w:r>
+      <w:r>
+        <w:rPr>
+          <w:rFonts w:ascii="Consolas" w:hAnsi="Consolas" w:eastAsia="Consolas"/>
+          <w:b w:val="0"/>
+          <w:sz w:val="19"/>
+        </w:rPr>
+        <w:t>n &lt;= 0</w:t>
+      </w:r>
+      <w:r>
+        <w:rPr>
+          <w:b w:val="0"/>
+          <w:i w:val="0"/>
+        </w:rPr>
+        <w:t xml:space="preserve"> or </w:t>
+      </w:r>
+      <w:r>
+        <w:rPr>
+          <w:rFonts w:ascii="Consolas" w:hAnsi="Consolas" w:eastAsia="Consolas"/>
+          <w:b w:val="0"/>
+          <w:sz w:val="19"/>
+        </w:rPr>
+        <w:t>p</w:t>
+      </w:r>
+      <w:r>
+        <w:rPr>
+          <w:b w:val="0"/>
+          <w:i w:val="0"/>
+        </w:rPr>
+        <w:t xml:space="preserve"> is outside [0, 1]. </w:t>
+      </w:r>
+      <w:r>
+        <w:rPr>
+          <w:rFonts w:ascii="Consolas" w:hAnsi="Consolas" w:eastAsia="Consolas"/>
+          <w:b w:val="0"/>
+          <w:sz w:val="19"/>
+        </w:rPr>
+        <w:t>n</w:t>
+      </w:r>
+      <w:r>
+        <w:rPr>
+          <w:b w:val="0"/>
+          <w:i w:val="0"/>
+        </w:rPr>
+        <w:t xml:space="preserve"> is a float so you pass </w:t>
+      </w:r>
+      <w:r>
+        <w:rPr>
+          <w:rFonts w:ascii="Consolas" w:hAnsi="Consolas" w:eastAsia="Consolas"/>
+          <w:b w:val="0"/>
+          <w:sz w:val="19"/>
+        </w:rPr>
+        <w:t>n_eff</w:t>
+      </w:r>
+      <w:r>
+        <w:rPr>
+          <w:b w:val="0"/>
+          <w:i w:val="0"/>
+        </w:rPr>
+        <w:t xml:space="preserve"> for weighted shares.</w:t>
       </w:r>
     </w:p>
     <w:p>
-      <w:pPr>
-        <w:pStyle w:val="Heading4"/>
-      </w:pPr>
-      <w:r>
-        <w:t>Sources</w:t>
+      <w:r>
+        <w:rPr>
+          <w:b w:val="0"/>
+          <w:i w:val="0"/>
+        </w:rPr>
+        <w:t>Your code must pass these checks:</w:t>
       </w:r>
     </w:p>
     <w:p>
@@ -3847,7 +3912,7 @@
           <w:b w:val="0"/>
           <w:i w:val="0"/>
         </w:rPr>
-        <w:t>statsmodels proportion_confint(40, 100, method="wilson") returns (0.3094, 0.4980); method="normal" gives (0, 0) for 0 of 20. (verified: Run on statsmodels 0.14.6 and 0.15.0 in this repository.)</w:t>
+        <w:t>0.4 from 100 must give (0.3094, 0.4980). Check the Wilson formula.</w:t>
       </w:r>
     </w:p>
     <w:p>
@@ -3859,7 +3924,7 @@
           <w:b w:val="0"/>
           <w:i w:val="0"/>
         </w:rPr>
-        <w:t>proportions_ztest([50500, 50000], [100000, 100000]) gives p = 0.025. (verified: Run on statsmodels 0.14.6 in this repository.)</w:t>
+        <w:t>0 from 20 must give (0, 0.1611), not a zero-width interval.</w:t>
       </w:r>
     </w:p>
     <w:p>
@@ -3871,86 +3936,28 @@
           <w:b w:val="0"/>
           <w:i w:val="0"/>
         </w:rPr>
-        <w:t>Cohen's h thresholds of 0.2, 0.5 and 0.8 for small, medium and large. (verified: Cohen (1988), Statistical Power Analysis for the Behavioral Sciences.)</w:t>
+        <w:t>A float n_eff such as 71.0 must work.</w:t>
       </w:r>
     </w:p>
     <w:p>
       <w:pPr>
-        <w:pStyle w:val="Heading3"/>
-      </w:pPr>
-      <w:r>
-        <w:t>B8-L3 Many tests, and the false positives they bring</w:t>
+        <w:pStyle w:val="ListBullet"/>
+      </w:pPr>
+      <w:r>
+        <w:rPr>
+          <w:b w:val="0"/>
+          <w:i w:val="0"/>
+        </w:rPr>
+        <w:t>Return None for n &lt;= 0 or p outside [0, 1].</w:t>
       </w:r>
     </w:p>
     <w:p>
-      <w:pPr>
-        <w:pStyle w:val="Heading4"/>
-      </w:pPr>
-      <w:r>
-        <w:t>Concept</w:t>
-      </w:r>
-    </w:p>
-    <w:p>
-      <w:r>
-        <w:rPr>
-          <w:b w:val="0"/>
-          <w:i w:val="0"/>
-        </w:rPr>
-        <w:t xml:space="preserve">At a 5% significance level, each test of a true null hypothesis has a 5% chance of a false positive. Run 20 such tests and the chance of </w:t>
-      </w:r>
-      <w:r>
-        <w:rPr>
-          <w:b/>
-          <w:i w:val="0"/>
-        </w:rPr>
-        <w:t>at least one</w:t>
-      </w:r>
-      <w:r>
-        <w:rPr>
-          <w:b w:val="0"/>
-          <w:i w:val="0"/>
-        </w:rPr>
-        <w:t xml:space="preserve"> false positive is </w:t>
-      </w:r>
-      <w:r>
-        <w:rPr>
-          <w:rFonts w:ascii="Consolas" w:hAnsi="Consolas" w:eastAsia="Consolas"/>
-          <w:b w:val="0"/>
-          <w:sz w:val="19"/>
-        </w:rPr>
-        <w:t>1 - 0.95**20 = 0.64</w:t>
-      </w:r>
-      <w:r>
-        <w:rPr>
-          <w:b w:val="0"/>
-          <w:i w:val="0"/>
-        </w:rPr>
-        <w:t>. A simulation in this course's build agreed: 20 t-tests on pure noise, repeated 2,000 times, gave at least one "significant" result 66% of the time.</w:t>
-      </w:r>
-    </w:p>
-    <w:p>
-      <w:r>
-        <w:rPr>
-          <w:b w:val="0"/>
-          <w:i w:val="0"/>
-        </w:rPr>
-        <w:t>Survey reports run many tests by default: every brand, every region, every age band, every wave. Some cells will light up by chance every time.</w:t>
-      </w:r>
-    </w:p>
-    <w:p>
-      <w:r>
-        <w:rPr>
-          <w:b/>
-          <w:i w:val="0"/>
-        </w:rPr>
-        <w:t>Adjust the p-values</w:t>
-      </w:r>
-      <w:r>
-        <w:rPr>
-          <w:b w:val="0"/>
-          <w:i w:val="0"/>
-        </w:rPr>
-        <w:t xml:space="preserve"> for the number of tests in the family. In statsmodels 0.14:</w:t>
+      <w:r>
+        <w:rPr>
+          <w:b w:val="0"/>
+          <w:i w:val="0"/>
+        </w:rPr>
+        <w:t>Shape of the answer. The reference solution defines these names. Write the bodies yourself.</w:t>
       </w:r>
     </w:p>
     <w:tbl>
@@ -3988,7 +3995,7 @@
                 <w:b w:val="0"/>
                 <w:sz w:val="16"/>
               </w:rPr>
-              <w:t>from statsmodels.stats.multitest import multipletests</w:t>
+              <w:t># Wilson score interval for a share.</w:t>
             </w:r>
           </w:p>
           <w:p>
@@ -4011,7 +4018,99 @@
                 <w:b w:val="0"/>
                 <w:sz w:val="16"/>
               </w:rPr>
-              <w:t>reject, p_adj, _, _ = multipletests(p_values, alpha=0.05, method="holm")</w:t>
+              <w:t>def wilson_interval(</w:t>
+            </w:r>
+          </w:p>
+          <w:p>
+            <w:pPr>
+              <w:spacing w:before="0" w:after="0" w:line="240" w:lineRule="auto"/>
+              <w:ind w:left="567" w:hanging="567"/>
+            </w:pPr>
+            <w:r>
+              <w:rPr>
+                <w:rFonts w:ascii="Consolas" w:hAnsi="Consolas" w:eastAsia="Consolas"/>
+                <w:b w:val="0"/>
+                <w:color w:val="5B6875"/>
+                <w:sz w:val="16"/>
+              </w:rPr>
+              <w:t xml:space="preserve">   3  </w:t>
+            </w:r>
+            <w:r>
+              <w:rPr>
+                <w:rFonts w:ascii="Consolas" w:hAnsi="Consolas" w:eastAsia="Consolas"/>
+                <w:b w:val="0"/>
+                <w:sz w:val="16"/>
+              </w:rPr>
+              <w:t xml:space="preserve">    p: float,</w:t>
+            </w:r>
+          </w:p>
+          <w:p>
+            <w:pPr>
+              <w:spacing w:before="0" w:after="0" w:line="240" w:lineRule="auto"/>
+              <w:ind w:left="567" w:hanging="567"/>
+            </w:pPr>
+            <w:r>
+              <w:rPr>
+                <w:rFonts w:ascii="Consolas" w:hAnsi="Consolas" w:eastAsia="Consolas"/>
+                <w:b w:val="0"/>
+                <w:color w:val="5B6875"/>
+                <w:sz w:val="16"/>
+              </w:rPr>
+              <w:t xml:space="preserve">   4  </w:t>
+            </w:r>
+            <w:r>
+              <w:rPr>
+                <w:rFonts w:ascii="Consolas" w:hAnsi="Consolas" w:eastAsia="Consolas"/>
+                <w:b w:val="0"/>
+                <w:sz w:val="16"/>
+              </w:rPr>
+              <w:t xml:space="preserve">    n: float,</w:t>
+            </w:r>
+          </w:p>
+          <w:p>
+            <w:pPr>
+              <w:spacing w:before="0" w:after="0" w:line="240" w:lineRule="auto"/>
+              <w:ind w:left="567" w:hanging="567"/>
+            </w:pPr>
+            <w:r>
+              <w:rPr>
+                <w:rFonts w:ascii="Consolas" w:hAnsi="Consolas" w:eastAsia="Consolas"/>
+                <w:b w:val="0"/>
+                <w:color w:val="5B6875"/>
+                <w:sz w:val="16"/>
+              </w:rPr>
+              <w:t xml:space="preserve">   5  </w:t>
+            </w:r>
+            <w:r>
+              <w:rPr>
+                <w:rFonts w:ascii="Consolas" w:hAnsi="Consolas" w:eastAsia="Consolas"/>
+                <w:b w:val="0"/>
+                <w:sz w:val="16"/>
+              </w:rPr>
+              <w:t xml:space="preserve">    z: float = 1.959964,</w:t>
+            </w:r>
+          </w:p>
+          <w:p>
+            <w:pPr>
+              <w:spacing w:before="0" w:after="0" w:line="240" w:lineRule="auto"/>
+              <w:ind w:left="567" w:hanging="567"/>
+            </w:pPr>
+            <w:r>
+              <w:rPr>
+                <w:rFonts w:ascii="Consolas" w:hAnsi="Consolas" w:eastAsia="Consolas"/>
+                <w:b w:val="0"/>
+                <w:color w:val="5B6875"/>
+                <w:sz w:val="16"/>
+              </w:rPr>
+              <w:t xml:space="preserve">   6  </w:t>
+            </w:r>
+            <w:r>
+              <w:rPr>
+                <w:rFonts w:ascii="Consolas" w:hAnsi="Consolas" w:eastAsia="Consolas"/>
+                <w:b w:val="0"/>
+                <w:sz w:val="16"/>
+              </w:rPr>
+              <w:t>) -&gt; tuple[float, float] | None: ...</w:t>
             </w:r>
           </w:p>
         </w:tc>
@@ -4019,203 +4118,12 @@
     </w:tbl>
     <w:p/>
     <w:p>
-      <w:pPr>
-        <w:pStyle w:val="ListBullet"/>
-      </w:pPr>
-      <w:r>
-        <w:rPr>
-          <w:b/>
-          <w:i w:val="0"/>
-        </w:rPr>
-        <w:t>Bonferroni</w:t>
-      </w:r>
-      <w:r>
-        <w:rPr>
-          <w:b w:val="0"/>
-          <w:i w:val="0"/>
-        </w:rPr>
-        <w:t xml:space="preserve"> multiplies each p-value by the number of tests </w:t>
-      </w:r>
-      <w:r>
-        <w:rPr>
-          <w:rFonts w:ascii="Consolas" w:hAnsi="Consolas" w:eastAsia="Consolas"/>
-          <w:b w:val="0"/>
-          <w:sz w:val="19"/>
-        </w:rPr>
-        <w:t>m</w:t>
-      </w:r>
-      <w:r>
-        <w:rPr>
-          <w:b w:val="0"/>
-          <w:i w:val="0"/>
-        </w:rPr>
-        <w:t>. Simple and strict.</w:t>
-      </w:r>
-    </w:p>
-    <w:p>
-      <w:pPr>
-        <w:pStyle w:val="ListBullet"/>
-      </w:pPr>
-      <w:r>
-        <w:rPr>
-          <w:b/>
-          <w:i w:val="0"/>
-        </w:rPr>
-        <w:t>Holm</w:t>
-      </w:r>
-      <w:r>
-        <w:rPr>
-          <w:b w:val="0"/>
-          <w:i w:val="0"/>
-        </w:rPr>
-        <w:t xml:space="preserve"> is a step-down version of Bonferroni. It controls the same error (any false positive in the family) and always rejects at least as many hypotheses. Prefer it to Bonferroni.</w:t>
-      </w:r>
-    </w:p>
-    <w:p>
-      <w:pPr>
-        <w:pStyle w:val="ListBullet"/>
-      </w:pPr>
-      <w:r>
-        <w:rPr>
-          <w:b/>
-          <w:i w:val="0"/>
-        </w:rPr>
-        <w:t>Benjamini-Hochberg</w:t>
-      </w:r>
-      <w:r>
-        <w:rPr>
-          <w:b w:val="0"/>
-          <w:i w:val="0"/>
-        </w:rPr>
-        <w:t xml:space="preserve"> (</w:t>
-      </w:r>
-      <w:r>
-        <w:rPr>
-          <w:rFonts w:ascii="Consolas" w:hAnsi="Consolas" w:eastAsia="Consolas"/>
-          <w:b w:val="0"/>
-          <w:sz w:val="19"/>
-        </w:rPr>
-        <w:t>method="fdr_bh"</w:t>
-      </w:r>
-      <w:r>
-        <w:rPr>
-          <w:b w:val="0"/>
-          <w:i w:val="0"/>
-        </w:rPr>
-        <w:t xml:space="preserve">) controls the </w:t>
-      </w:r>
-      <w:r>
-        <w:rPr>
-          <w:b/>
-          <w:i w:val="0"/>
-        </w:rPr>
-        <w:t>false discovery rate</w:t>
-      </w:r>
-      <w:r>
-        <w:rPr>
-          <w:b w:val="0"/>
-          <w:i w:val="0"/>
-        </w:rPr>
-        <w:t>: the expected share of false positives among the results you flag. It is less strict and suits screening many cells for follow-up.</w:t>
-      </w:r>
-    </w:p>
-    <w:p>
-      <w:r>
-        <w:rPr>
-          <w:b w:val="0"/>
-          <w:i w:val="0"/>
-        </w:rPr>
-        <w:t>For p-values 0.01, 0.02, 0.03, 0.04 and 0.20, Bonferroni and Holm reject only the first. Benjamini-Hochberg rejects the first four.</w:t>
-      </w:r>
-    </w:p>
-    <w:p>
-      <w:r>
-        <w:rPr>
-          <w:b w:val="0"/>
-          <w:i w:val="0"/>
-        </w:rPr>
-        <w:t xml:space="preserve">Define the </w:t>
-      </w:r>
-      <w:r>
-        <w:rPr>
-          <w:b/>
-          <w:i w:val="0"/>
-        </w:rPr>
-        <w:t>family</w:t>
-      </w:r>
-      <w:r>
-        <w:rPr>
-          <w:b w:val="0"/>
-          <w:i w:val="0"/>
-        </w:rPr>
-        <w:t xml:space="preserve"> before you look: "the 12 regional comparisons in this chart". Adjust within it. Choosing the family after seeing the results defeats the point.</w:t>
-      </w:r>
-    </w:p>
-    <w:p>
-      <w:r>
-        <w:rPr>
-          <w:b w:val="0"/>
-          <w:i w:val="0"/>
-        </w:rPr>
-        <w:t>Two habits that reduce the problem at the source:</w:t>
-      </w:r>
-    </w:p>
-    <w:p>
-      <w:pPr>
-        <w:pStyle w:val="ListBullet"/>
-      </w:pPr>
-      <w:r>
-        <w:rPr>
-          <w:b w:val="0"/>
-          <w:i w:val="0"/>
-        </w:rPr>
-        <w:t>Pre-register the few comparisons that answer the business question. Test those. Label the rest as exploratory.</w:t>
-      </w:r>
-    </w:p>
-    <w:p>
-      <w:pPr>
-        <w:pStyle w:val="ListBullet"/>
-      </w:pPr>
-      <w:r>
-        <w:rPr>
-          <w:b w:val="0"/>
-          <w:i w:val="0"/>
-        </w:rPr>
-        <w:t>Report how many tests you ran. "3 of 40 regions changed significantly" reads very differently from "Region 7 changed significantly".</w:t>
-      </w:r>
-    </w:p>
-    <w:p>
-      <w:pPr>
-        <w:pStyle w:val="Heading4"/>
-      </w:pPr>
-      <w:r>
-        <w:t>Why it matters</w:t>
-      </w:r>
-    </w:p>
-    <w:p>
-      <w:r>
-        <w:rPr>
-          <w:b w:val="0"/>
-          <w:i w:val="0"/>
-        </w:rPr>
-        <w:t>A monthly tracker tested 14 brands in 9 regions, 126 tests, each at 5%. Every month about six cells were flagged in red on the dashboard. Regional managers were asked to explain their red cells. The following month, different cells turned red. Nobody could explain the pattern, because there was none: 126 tests at 5% produce about six false positives by chance.</w:t>
-      </w:r>
-    </w:p>
-    <w:p>
-      <w:r>
-        <w:rPr>
-          <w:b w:val="0"/>
-          <w:i w:val="0"/>
-        </w:rPr>
-        <w:t>Holm adjustment within each brand's family of 9 regions removed nearly all the monthly red cells. The few that remained repeated in the next month.</w:t>
-      </w:r>
-    </w:p>
-    <w:p>
-      <w:pPr>
-        <w:pStyle w:val="Heading4"/>
-      </w:pPr>
-      <w:r>
-        <w:t>Worked example: weak code</w:t>
+      <w:r>
+        <w:rPr>
+          <w:b w:val="0"/>
+          <w:i w:val="0"/>
+        </w:rPr>
+        <w:t>Starter code:</w:t>
       </w:r>
     </w:p>
     <w:tbl>
@@ -4253,7 +4161,7 @@
                 <w:b w:val="0"/>
                 <w:sz w:val="16"/>
               </w:rPr>
-              <w:t>for region, p in p_values.items():</w:t>
+              <w:t>import math</w:t>
             </w:r>
           </w:p>
           <w:p>
@@ -4264,19 +4172,19 @@
             <w:r>
               <w:rPr>
                 <w:rFonts w:ascii="Consolas" w:hAnsi="Consolas" w:eastAsia="Consolas"/>
-                <w:b/>
+                <w:b w:val="0"/>
                 <w:color w:val="5B6875"/>
                 <w:sz w:val="16"/>
               </w:rPr>
-              <w:t xml:space="preserve"> [1]  </w:t>
-            </w:r>
-            <w:r>
-              <w:rPr>
-                <w:rFonts w:ascii="Consolas" w:hAnsi="Consolas" w:eastAsia="Consolas"/>
-                <w:b w:val="0"/>
-                <w:sz w:val="16"/>
-              </w:rPr>
-              <w:t xml:space="preserve">    if p &lt; 0.05:</w:t>
+              <w:t xml:space="preserve">   2  </w:t>
+            </w:r>
+            <w:r>
+              <w:rPr>
+                <w:rFonts w:ascii="Consolas" w:hAnsi="Consolas" w:eastAsia="Consolas"/>
+                <w:b w:val="0"/>
+                <w:sz w:val="16"/>
+              </w:rPr>
+              <w:t xml:space="preserve"> </w:t>
             </w:r>
           </w:p>
           <w:p>
@@ -4299,36 +4207,265 @@
                 <w:b w:val="0"/>
                 <w:sz w:val="16"/>
               </w:rPr>
-              <w:t xml:space="preserve">        flag(region)</w:t>
+              <w:t xml:space="preserve"> </w:t>
+            </w:r>
+          </w:p>
+          <w:p>
+            <w:pPr>
+              <w:spacing w:before="0" w:after="0" w:line="240" w:lineRule="auto"/>
+              <w:ind w:left="567" w:hanging="567"/>
+            </w:pPr>
+            <w:r>
+              <w:rPr>
+                <w:rFonts w:ascii="Consolas" w:hAnsi="Consolas" w:eastAsia="Consolas"/>
+                <w:b w:val="0"/>
+                <w:color w:val="5B6875"/>
+                <w:sz w:val="16"/>
+              </w:rPr>
+              <w:t xml:space="preserve">   4  </w:t>
+            </w:r>
+            <w:r>
+              <w:rPr>
+                <w:rFonts w:ascii="Consolas" w:hAnsi="Consolas" w:eastAsia="Consolas"/>
+                <w:b w:val="0"/>
+                <w:sz w:val="16"/>
+              </w:rPr>
+              <w:t>def wilson_interval(p, n, z=1.96):</w:t>
+            </w:r>
+          </w:p>
+          <w:p>
+            <w:pPr>
+              <w:spacing w:before="0" w:after="0" w:line="240" w:lineRule="auto"/>
+              <w:ind w:left="567" w:hanging="567"/>
+            </w:pPr>
+            <w:r>
+              <w:rPr>
+                <w:rFonts w:ascii="Consolas" w:hAnsi="Consolas" w:eastAsia="Consolas"/>
+                <w:b w:val="0"/>
+                <w:color w:val="5B6875"/>
+                <w:sz w:val="16"/>
+              </w:rPr>
+              <w:t xml:space="preserve">   5  </w:t>
+            </w:r>
+            <w:r>
+              <w:rPr>
+                <w:rFonts w:ascii="Consolas" w:hAnsi="Consolas" w:eastAsia="Consolas"/>
+                <w:b w:val="0"/>
+                <w:sz w:val="16"/>
+              </w:rPr>
+              <w:t xml:space="preserve">    se = math.sqrt(p * (1 - p) / n)</w:t>
+            </w:r>
+          </w:p>
+          <w:p>
+            <w:pPr>
+              <w:spacing w:before="0" w:after="0" w:line="240" w:lineRule="auto"/>
+              <w:ind w:left="567" w:hanging="567"/>
+            </w:pPr>
+            <w:r>
+              <w:rPr>
+                <w:rFonts w:ascii="Consolas" w:hAnsi="Consolas" w:eastAsia="Consolas"/>
+                <w:b w:val="0"/>
+                <w:color w:val="5B6875"/>
+                <w:sz w:val="16"/>
+              </w:rPr>
+              <w:t xml:space="preserve">   6  </w:t>
+            </w:r>
+            <w:r>
+              <w:rPr>
+                <w:rFonts w:ascii="Consolas" w:hAnsi="Consolas" w:eastAsia="Consolas"/>
+                <w:b w:val="0"/>
+                <w:sz w:val="16"/>
+              </w:rPr>
+              <w:t xml:space="preserve">    return (p - z * se, p + z * se)</w:t>
             </w:r>
           </w:p>
         </w:tc>
       </w:tr>
     </w:tbl>
+    <w:p/>
     <w:p>
       <w:pPr>
-        <w:pStyle w:val="ListNumber"/>
-      </w:pPr>
-      <w:r>
-        <w:rPr>
-          <w:b/>
-        </w:rPr>
-        <w:t xml:space="preserve">Line 2. </w:t>
-      </w:r>
-      <w:r>
-        <w:rPr>
-          <w:b w:val="0"/>
-          <w:i w:val="0"/>
-        </w:rPr>
-        <w:t>Each test at 5%, with no adjustment for how many run: false positives are expected.</w:t>
+        <w:pStyle w:val="Heading5"/>
+      </w:pPr>
+      <w:r>
+        <w:t>Exercise 5. Architecture design (level 4)</w:t>
       </w:r>
     </w:p>
     <w:p>
+      <w:r>
+        <w:rPr>
+          <w:b w:val="0"/>
+          <w:i w:val="0"/>
+        </w:rPr>
+        <w:t>A panel of 90,000 shows satisfaction of 7.62 against 7.58 last quarter, p = 0.01. The team agreed beforehand that 0.2 points matters for decisions. Choose what to report.</w:t>
+      </w:r>
+    </w:p>
+    <w:p>
+      <w:r>
+        <w:rPr>
+          <w:b w:val="0"/>
+          <w:i w:val="0"/>
+        </w:rPr>
+        <w:t>Options: No meaningful change in satisfaction, Satisfaction significantly up.</w:t>
+      </w:r>
+    </w:p>
+    <w:p>
+      <w:pPr>
+        <w:pStyle w:val="ListNumber"/>
+      </w:pPr>
+      <w:r>
+        <w:rPr>
+          <w:b w:val="0"/>
+          <w:i w:val="0"/>
+        </w:rPr>
+        <w:t>Headline</w:t>
+      </w:r>
+    </w:p>
+    <w:p>
+      <w:pPr>
+        <w:pStyle w:val="ListNumber"/>
+      </w:pPr>
+      <w:r>
+        <w:rPr>
+          <w:b w:val="0"/>
+          <w:i w:val="0"/>
+        </w:rPr>
+        <w:t>Supporting detail</w:t>
+      </w:r>
+    </w:p>
+    <w:p>
+      <w:pPr>
+        <w:pStyle w:val="ListNumber"/>
+      </w:pPr>
+      <w:r>
+        <w:rPr>
+          <w:b w:val="0"/>
+          <w:i w:val="0"/>
+        </w:rPr>
+        <w:t>Rule for future quarters</w:t>
+      </w:r>
+    </w:p>
+    <w:p>
       <w:pPr>
         <w:pStyle w:val="Heading4"/>
       </w:pPr>
       <w:r>
-        <w:t>Worked example: strong code</w:t>
+        <w:t>Sources</w:t>
+      </w:r>
+    </w:p>
+    <w:p>
+      <w:pPr>
+        <w:pStyle w:val="ListBullet"/>
+      </w:pPr>
+      <w:r>
+        <w:rPr>
+          <w:b w:val="0"/>
+          <w:i w:val="0"/>
+        </w:rPr>
+        <w:t>statsmodels proportion_confint(40, 100, method="wilson") returns (0.3094, 0.4980); method="normal" gives (0, 0) for 0 of 20. (verified: Run on statsmodels 0.14.6 and 0.15.0 in this repository.)</w:t>
+      </w:r>
+    </w:p>
+    <w:p>
+      <w:pPr>
+        <w:pStyle w:val="ListBullet"/>
+      </w:pPr>
+      <w:r>
+        <w:rPr>
+          <w:b w:val="0"/>
+          <w:i w:val="0"/>
+        </w:rPr>
+        <w:t>proportions_ztest([50500, 50000], [100000, 100000]) gives p = 0.025. (verified: Run on statsmodels 0.14.6 in this repository.)</w:t>
+      </w:r>
+    </w:p>
+    <w:p>
+      <w:pPr>
+        <w:pStyle w:val="ListBullet"/>
+      </w:pPr>
+      <w:r>
+        <w:rPr>
+          <w:b w:val="0"/>
+          <w:i w:val="0"/>
+        </w:rPr>
+        <w:t>Cohen's h thresholds of 0.2, 0.5 and 0.8 for small, medium and large. (verified: Cohen (1988), Statistical Power Analysis for the Behavioral Sciences.)</w:t>
+      </w:r>
+    </w:p>
+    <w:p>
+      <w:pPr>
+        <w:pStyle w:val="Heading3"/>
+      </w:pPr>
+      <w:r>
+        <w:t>B8-L3 Many tests, and the false positives they bring</w:t>
+      </w:r>
+    </w:p>
+    <w:p>
+      <w:pPr>
+        <w:pStyle w:val="Heading4"/>
+      </w:pPr>
+      <w:r>
+        <w:t>Concept</w:t>
+      </w:r>
+    </w:p>
+    <w:p>
+      <w:r>
+        <w:rPr>
+          <w:b w:val="0"/>
+          <w:i w:val="0"/>
+        </w:rPr>
+        <w:t xml:space="preserve">At a 5% significance level, each test of a true null hypothesis has a 5% chance of a false positive. Run 20 such tests and the chance of </w:t>
+      </w:r>
+      <w:r>
+        <w:rPr>
+          <w:b/>
+          <w:i w:val="0"/>
+        </w:rPr>
+        <w:t>at least one</w:t>
+      </w:r>
+      <w:r>
+        <w:rPr>
+          <w:b w:val="0"/>
+          <w:i w:val="0"/>
+        </w:rPr>
+        <w:t xml:space="preserve"> false positive is </w:t>
+      </w:r>
+      <w:r>
+        <w:rPr>
+          <w:rFonts w:ascii="Consolas" w:hAnsi="Consolas" w:eastAsia="Consolas"/>
+          <w:b w:val="0"/>
+          <w:sz w:val="19"/>
+        </w:rPr>
+        <w:t>1 - 0.95**20 = 0.64</w:t>
+      </w:r>
+      <w:r>
+        <w:rPr>
+          <w:b w:val="0"/>
+          <w:i w:val="0"/>
+        </w:rPr>
+        <w:t>. A simulation in this course's build agreed: 20 t-tests on pure noise, repeated 2,000 times, gave at least one "significant" result 66% of the time.</w:t>
+      </w:r>
+    </w:p>
+    <w:p>
+      <w:r>
+        <w:rPr>
+          <w:b w:val="0"/>
+          <w:i w:val="0"/>
+        </w:rPr>
+        <w:t>Survey reports run many tests by default: every brand, every region, every age band, every wave. Some cells will light up by chance every time.</w:t>
+      </w:r>
+    </w:p>
+    <w:p>
+      <w:r>
+        <w:rPr>
+          <w:b/>
+          <w:i w:val="0"/>
+        </w:rPr>
+        <w:t>Adjust the p-values</w:t>
+      </w:r>
+      <w:r>
+        <w:rPr>
+          <w:b w:val="0"/>
+          <w:i w:val="0"/>
+        </w:rPr>
+        <w:t xml:space="preserve"> for the number of tests in the family. In statsmodels 0.14:</w:t>
       </w:r>
     </w:p>
     <w:tbl>
@@ -4389,239 +4526,153 @@
                 <w:b w:val="0"/>
                 <w:sz w:val="16"/>
               </w:rPr>
-              <w:t xml:space="preserve"> </w:t>
-            </w:r>
-          </w:p>
-          <w:p>
-            <w:pPr>
-              <w:spacing w:before="0" w:after="0" w:line="240" w:lineRule="auto"/>
-              <w:ind w:left="567" w:hanging="567"/>
-            </w:pPr>
-            <w:r>
-              <w:rPr>
-                <w:rFonts w:ascii="Consolas" w:hAnsi="Consolas" w:eastAsia="Consolas"/>
-                <w:b w:val="0"/>
-                <w:color w:val="5B6875"/>
-                <w:sz w:val="16"/>
-              </w:rPr>
-              <w:t xml:space="preserve">   3  </w:t>
-            </w:r>
-            <w:r>
-              <w:rPr>
-                <w:rFonts w:ascii="Consolas" w:hAnsi="Consolas" w:eastAsia="Consolas"/>
-                <w:b w:val="0"/>
-                <w:sz w:val="16"/>
-              </w:rPr>
-              <w:t xml:space="preserve"> </w:t>
-            </w:r>
-          </w:p>
-          <w:p>
-            <w:pPr>
-              <w:spacing w:before="0" w:after="0" w:line="240" w:lineRule="auto"/>
-              <w:ind w:left="567" w:hanging="567"/>
-            </w:pPr>
-            <w:r>
-              <w:rPr>
-                <w:rFonts w:ascii="Consolas" w:hAnsi="Consolas" w:eastAsia="Consolas"/>
-                <w:b w:val="0"/>
-                <w:color w:val="5B6875"/>
-                <w:sz w:val="16"/>
-              </w:rPr>
-              <w:t xml:space="preserve">   4  </w:t>
-            </w:r>
-            <w:r>
-              <w:rPr>
-                <w:rFonts w:ascii="Consolas" w:hAnsi="Consolas" w:eastAsia="Consolas"/>
-                <w:b w:val="0"/>
-                <w:sz w:val="16"/>
-              </w:rPr>
-              <w:t>def flag_regions(p_values: dict[str, float], alpha: float = 0.05) -&gt; dict[str, float]:</w:t>
-            </w:r>
-          </w:p>
-          <w:p>
-            <w:pPr>
-              <w:spacing w:before="0" w:after="0" w:line="240" w:lineRule="auto"/>
-              <w:ind w:left="567" w:hanging="567"/>
-            </w:pPr>
-            <w:r>
-              <w:rPr>
-                <w:rFonts w:ascii="Consolas" w:hAnsi="Consolas" w:eastAsia="Consolas"/>
-                <w:b w:val="0"/>
-                <w:color w:val="5B6875"/>
-                <w:sz w:val="16"/>
-              </w:rPr>
-              <w:t xml:space="preserve">   5  </w:t>
-            </w:r>
-            <w:r>
-              <w:rPr>
-                <w:rFonts w:ascii="Consolas" w:hAnsi="Consolas" w:eastAsia="Consolas"/>
-                <w:b w:val="0"/>
-                <w:sz w:val="16"/>
-              </w:rPr>
-              <w:t xml:space="preserve">    """Holm-adjusted p-values for one family of regional tests, flagged below alpha."""</w:t>
-            </w:r>
-          </w:p>
-          <w:p>
-            <w:pPr>
-              <w:spacing w:before="0" w:after="0" w:line="240" w:lineRule="auto"/>
-              <w:ind w:left="567" w:hanging="567"/>
-            </w:pPr>
-            <w:r>
-              <w:rPr>
-                <w:rFonts w:ascii="Consolas" w:hAnsi="Consolas" w:eastAsia="Consolas"/>
-                <w:b w:val="0"/>
-                <w:color w:val="5B6875"/>
-                <w:sz w:val="16"/>
-              </w:rPr>
-              <w:t xml:space="preserve">   6  </w:t>
-            </w:r>
-            <w:r>
-              <w:rPr>
-                <w:rFonts w:ascii="Consolas" w:hAnsi="Consolas" w:eastAsia="Consolas"/>
-                <w:b w:val="0"/>
-                <w:sz w:val="16"/>
-              </w:rPr>
-              <w:t xml:space="preserve">    regions = list(p_values)</w:t>
-            </w:r>
-          </w:p>
-          <w:p>
-            <w:pPr>
-              <w:spacing w:before="0" w:after="0" w:line="240" w:lineRule="auto"/>
-              <w:ind w:left="567" w:hanging="567"/>
-            </w:pPr>
-            <w:r>
-              <w:rPr>
-                <w:rFonts w:ascii="Consolas" w:hAnsi="Consolas" w:eastAsia="Consolas"/>
-                <w:b/>
-                <w:color w:val="5B6875"/>
-                <w:sz w:val="16"/>
-              </w:rPr>
-              <w:t xml:space="preserve"> [1]  </w:t>
-            </w:r>
-            <w:r>
-              <w:rPr>
-                <w:rFonts w:ascii="Consolas" w:hAnsi="Consolas" w:eastAsia="Consolas"/>
-                <w:b w:val="0"/>
-                <w:sz w:val="16"/>
-              </w:rPr>
-              <w:t xml:space="preserve">    reject, p_adj, _, _ = multipletests([p_values[r] for r in regions], alpha=alpha, method="holm")</w:t>
-            </w:r>
-          </w:p>
-          <w:p>
-            <w:pPr>
-              <w:spacing w:before="0" w:after="0" w:line="240" w:lineRule="auto"/>
-              <w:ind w:left="567" w:hanging="567"/>
-            </w:pPr>
-            <w:r>
-              <w:rPr>
-                <w:rFonts w:ascii="Consolas" w:hAnsi="Consolas" w:eastAsia="Consolas"/>
-                <w:b/>
-                <w:color w:val="5B6875"/>
-                <w:sz w:val="16"/>
-              </w:rPr>
-              <w:t xml:space="preserve"> [2]  </w:t>
-            </w:r>
-            <w:r>
-              <w:rPr>
-                <w:rFonts w:ascii="Consolas" w:hAnsi="Consolas" w:eastAsia="Consolas"/>
-                <w:b w:val="0"/>
-                <w:sz w:val="16"/>
-              </w:rPr>
-              <w:t xml:space="preserve">    return {r: float(p) for r, p, rej in zip(regions, p_adj, reject, strict=True) if rej}</w:t>
+              <w:t>reject, p_adj, _, _ = multipletests(p_values, alpha=0.05, method="holm")</w:t>
             </w:r>
           </w:p>
         </w:tc>
       </w:tr>
     </w:tbl>
+    <w:p/>
     <w:p>
       <w:pPr>
-        <w:pStyle w:val="ListNumber"/>
+        <w:pStyle w:val="ListBullet"/>
       </w:pPr>
       <w:r>
         <w:rPr>
           <w:b/>
-        </w:rPr>
-        <w:t xml:space="preserve">Line 7. </w:t>
-      </w:r>
-      <w:r>
-        <w:rPr>
-          <w:b w:val="0"/>
-          <w:i w:val="0"/>
-        </w:rPr>
-        <w:t>One family, adjusted together with Holm.</w:t>
+          <w:i w:val="0"/>
+        </w:rPr>
+        <w:t>Bonferroni</w:t>
+      </w:r>
+      <w:r>
+        <w:rPr>
+          <w:b w:val="0"/>
+          <w:i w:val="0"/>
+        </w:rPr>
+        <w:t xml:space="preserve"> multiplies each p-value by the number of tests </w:t>
+      </w:r>
+      <w:r>
+        <w:rPr>
+          <w:rFonts w:ascii="Consolas" w:hAnsi="Consolas" w:eastAsia="Consolas"/>
+          <w:b w:val="0"/>
+          <w:sz w:val="19"/>
+        </w:rPr>
+        <w:t>m</w:t>
+      </w:r>
+      <w:r>
+        <w:rPr>
+          <w:b w:val="0"/>
+          <w:i w:val="0"/>
+        </w:rPr>
+        <w:t>. Simple and strict.</w:t>
       </w:r>
     </w:p>
     <w:p>
       <w:pPr>
-        <w:pStyle w:val="ListNumber"/>
+        <w:pStyle w:val="ListBullet"/>
       </w:pPr>
       <w:r>
         <w:rPr>
           <w:b/>
-        </w:rPr>
-        <w:t xml:space="preserve">Line 8. </w:t>
-      </w:r>
-      <w:r>
-        <w:rPr>
-          <w:b w:val="0"/>
-          <w:i w:val="0"/>
-        </w:rPr>
-        <w:t>Report adjusted p-values, so readers see the correction.</w:t>
+          <w:i w:val="0"/>
+        </w:rPr>
+        <w:t>Holm</w:t>
+      </w:r>
+      <w:r>
+        <w:rPr>
+          <w:b w:val="0"/>
+          <w:i w:val="0"/>
+        </w:rPr>
+        <w:t xml:space="preserve"> is a step-down version of Bonferroni. It controls the same error (any false positive in the family) and always rejects at least as many hypotheses. Prefer it to Bonferroni.</w:t>
       </w:r>
     </w:p>
     <w:p>
-      <w:r>
-        <w:rPr>
-          <w:b w:val="0"/>
-          <w:i w:val="0"/>
-        </w:rPr>
-        <w:t>Define the family first, adjust within it with Holm or Benjamini-Hochberg, and report how many tests ran.</w:t>
+      <w:pPr>
+        <w:pStyle w:val="ListBullet"/>
+      </w:pPr>
+      <w:r>
+        <w:rPr>
+          <w:b/>
+          <w:i w:val="0"/>
+        </w:rPr>
+        <w:t>Benjamini-Hochberg</w:t>
+      </w:r>
+      <w:r>
+        <w:rPr>
+          <w:b w:val="0"/>
+          <w:i w:val="0"/>
+        </w:rPr>
+        <w:t xml:space="preserve"> (</w:t>
+      </w:r>
+      <w:r>
+        <w:rPr>
+          <w:rFonts w:ascii="Consolas" w:hAnsi="Consolas" w:eastAsia="Consolas"/>
+          <w:b w:val="0"/>
+          <w:sz w:val="19"/>
+        </w:rPr>
+        <w:t>method="fdr_bh"</w:t>
+      </w:r>
+      <w:r>
+        <w:rPr>
+          <w:b w:val="0"/>
+          <w:i w:val="0"/>
+        </w:rPr>
+        <w:t xml:space="preserve">) controls the </w:t>
+      </w:r>
+      <w:r>
+        <w:rPr>
+          <w:b/>
+          <w:i w:val="0"/>
+        </w:rPr>
+        <w:t>false discovery rate</w:t>
+      </w:r>
+      <w:r>
+        <w:rPr>
+          <w:b w:val="0"/>
+          <w:i w:val="0"/>
+        </w:rPr>
+        <w:t>: the expected share of false positives among the results you flag. It is less strict and suits screening many cells for follow-up.</w:t>
       </w:r>
     </w:p>
     <w:p>
-      <w:pPr>
-        <w:pStyle w:val="Heading4"/>
-      </w:pPr>
-      <w:r>
-        <w:t>Recap card</w:t>
+      <w:r>
+        <w:rPr>
+          <w:b w:val="0"/>
+          <w:i w:val="0"/>
+        </w:rPr>
+        <w:t>For p-values 0.01, 0.02, 0.03, 0.04 and 0.20, Bonferroni and Holm reject only the first. Benjamini-Hochberg rejects the first four.</w:t>
       </w:r>
     </w:p>
     <w:p>
-      <w:pPr>
-        <w:pStyle w:val="ListBullet"/>
-      </w:pPr>
+      <w:r>
+        <w:rPr>
+          <w:b w:val="0"/>
+          <w:i w:val="0"/>
+        </w:rPr>
+        <w:t xml:space="preserve">Define the </w:t>
+      </w:r>
       <w:r>
         <w:rPr>
           <w:b/>
           <w:i w:val="0"/>
         </w:rPr>
-        <w:t>Chance of at least one false positive in 20 tests at 5%</w:t>
-      </w:r>
-      <w:r>
-        <w:rPr>
-          <w:b w:val="0"/>
-          <w:i w:val="0"/>
-        </w:rPr>
-        <w:t xml:space="preserve"> 1 - 0.95^20 = 0.64.</w:t>
+        <w:t>family</w:t>
+      </w:r>
+      <w:r>
+        <w:rPr>
+          <w:b w:val="0"/>
+          <w:i w:val="0"/>
+        </w:rPr>
+        <w:t xml:space="preserve"> before you look: "the 12 regional comparisons in this chart". Adjust within it. Choosing the family after seeing the results defeats the point.</w:t>
       </w:r>
     </w:p>
     <w:p>
-      <w:pPr>
-        <w:pStyle w:val="ListBullet"/>
-      </w:pPr>
-      <w:r>
-        <w:rPr>
-          <w:b/>
-          <w:i w:val="0"/>
-        </w:rPr>
-        <w:t>Holm vs Bonferroni</w:t>
-      </w:r>
-      <w:r>
-        <w:rPr>
-          <w:b w:val="0"/>
-          <w:i w:val="0"/>
-        </w:rPr>
-        <w:t xml:space="preserve"> Same family-wise control. Holm is step-down and rejects at least as many. Prefer Holm.</w:t>
+      <w:r>
+        <w:rPr>
+          <w:b w:val="0"/>
+          <w:i w:val="0"/>
+        </w:rPr>
+        <w:t>Two habits that reduce the problem at the source:</w:t>
       </w:r>
     </w:p>
     <w:p>
@@ -4630,17 +4681,10 @@
       </w:pPr>
       <w:r>
         <w:rPr>
-          <w:b/>
-          <w:i w:val="0"/>
-        </w:rPr>
-        <w:t>Benjamini-Hochberg</w:t>
-      </w:r>
-      <w:r>
-        <w:rPr>
-          <w:b w:val="0"/>
-          <w:i w:val="0"/>
-        </w:rPr>
-        <w:t xml:space="preserve"> Controls the false discovery rate. Suits screening many cells.</w:t>
+          <w:b w:val="0"/>
+          <w:i w:val="0"/>
+        </w:rPr>
+        <w:t>Pre-register the few comparisons that answer the business question. Test those. Label the rest as exploratory.</w:t>
       </w:r>
     </w:p>
     <w:p>
@@ -4649,17 +4693,10 @@
       </w:pPr>
       <w:r>
         <w:rPr>
-          <w:b/>
-          <w:i w:val="0"/>
-        </w:rPr>
-        <w:t>Define the family</w:t>
-      </w:r>
-      <w:r>
-        <w:rPr>
-          <w:b w:val="0"/>
-          <w:i w:val="0"/>
-        </w:rPr>
-        <w:t xml:space="preserve"> Before looking at results. Report how many tests ran.</w:t>
+          <w:b w:val="0"/>
+          <w:i w:val="0"/>
+        </w:rPr>
+        <w:t>Report how many tests you ran. "3 of 40 regions changed significantly" reads very differently from "Region 7 changed significantly".</w:t>
       </w:r>
     </w:p>
     <w:p>
@@ -4667,15 +4704,16 @@
         <w:pStyle w:val="Heading4"/>
       </w:pPr>
       <w:r>
-        <w:t>Practice</w:t>
+        <w:t>Why it matters</w:t>
       </w:r>
     </w:p>
     <w:p>
-      <w:pPr>
-        <w:pStyle w:val="Heading5"/>
-      </w:pPr>
-      <w:r>
-        <w:t>Exercise 1. Multiple choice (level 1)</w:t>
+      <w:r>
+        <w:rPr>
+          <w:b w:val="0"/>
+          <w:i w:val="0"/>
+        </w:rPr>
+        <w:t>A monthly tracker tested 14 brands in 9 regions, 126 tests, each at 5%. Every month about six cells were flagged in red on the dashboard. Regional managers were asked to explain their red cells. The following month, different cells turned red. Nobody could explain the pattern, because there was none: 126 tests at 5% produce about six false positives by chance.</w:t>
       </w:r>
     </w:p>
     <w:p>
@@ -4684,105 +4722,15 @@
           <w:b w:val="0"/>
           <w:i w:val="0"/>
         </w:rPr>
-        <w:t>You run 20 independent tests at the 5% level. All null hypotheses are true. What is the chance of at least one significant result?</w:t>
+        <w:t>Holm adjustment within each brand's family of 9 regions removed nearly all the monthly red cells. The few that remained repeated in the next month.</w:t>
       </w:r>
     </w:p>
     <w:p>
       <w:pPr>
-        <w:pStyle w:val="ListBullet"/>
-      </w:pPr>
-      <w:r>
-        <w:rPr>
-          <w:b w:val="0"/>
-          <w:i w:val="0"/>
-        </w:rPr>
-        <w:t>a) 5%</w:t>
-      </w:r>
-    </w:p>
-    <w:p>
-      <w:pPr>
-        <w:pStyle w:val="ListBullet"/>
-      </w:pPr>
-      <w:r>
-        <w:rPr>
-          <w:b w:val="0"/>
-          <w:i w:val="0"/>
-        </w:rPr>
-        <w:t>b) About 64%</w:t>
-      </w:r>
-    </w:p>
-    <w:p>
-      <w:pPr>
-        <w:pStyle w:val="ListBullet"/>
-      </w:pPr>
-      <w:r>
-        <w:rPr>
-          <w:b w:val="0"/>
-          <w:i w:val="0"/>
-        </w:rPr>
-        <w:t>c) 100%</w:t>
-      </w:r>
-    </w:p>
-    <w:p>
-      <w:pPr>
-        <w:pStyle w:val="ListBullet"/>
-      </w:pPr>
-      <w:r>
-        <w:rPr>
-          <w:b w:val="0"/>
-          <w:i w:val="0"/>
-        </w:rPr>
-        <w:t>d) 0%, because the nulls are true</w:t>
-      </w:r>
-    </w:p>
-    <w:p>
-      <w:r>
-        <w:rPr>
-          <w:b/>
-          <w:i w:val="0"/>
-        </w:rPr>
-        <w:t>Why?</w:t>
-      </w:r>
-    </w:p>
-    <w:p>
-      <w:pPr>
-        <w:pStyle w:val="ListBullet"/>
-      </w:pPr>
-      <w:r>
-        <w:rPr>
-          <w:b w:val="0"/>
-          <w:i w:val="0"/>
-        </w:rPr>
-        <w:t>r1) 1 - 0.95^20 = 0.64.</w:t>
-      </w:r>
-    </w:p>
-    <w:p>
-      <w:pPr>
-        <w:pStyle w:val="ListBullet"/>
-      </w:pPr>
-      <w:r>
-        <w:rPr>
-          <w:b w:val="0"/>
-          <w:i w:val="0"/>
-        </w:rPr>
-        <w:t>r2) 20 × 5% = 100%, minus overlap.</w:t>
-      </w:r>
-    </w:p>
-    <w:p>
-      <w:pPr>
-        <w:pStyle w:val="Heading5"/>
-      </w:pPr>
-      <w:r>
-        <w:t>Exercise 2. Predict the output (level 2)</w:t>
-      </w:r>
-    </w:p>
-    <w:p>
-      <w:r>
-        <w:rPr>
-          <w:b w:val="0"/>
-          <w:i w:val="0"/>
-        </w:rPr>
-        <w:t>What does this print? (statsmodels 0.14)</w:t>
+        <w:pStyle w:val="Heading4"/>
+      </w:pPr>
+      <w:r>
+        <w:t>Worked example: weak code</w:t>
       </w:r>
     </w:p>
     <w:tbl>
@@ -4820,7 +4768,7 @@
                 <w:b w:val="0"/>
                 <w:sz w:val="16"/>
               </w:rPr>
-              <w:t>from statsmodels.stats.multitest import multipletests</w:t>
+              <w:t>for region, p in p_values.items():</w:t>
             </w:r>
           </w:p>
           <w:p>
@@ -4831,19 +4779,19 @@
             <w:r>
               <w:rPr>
                 <w:rFonts w:ascii="Consolas" w:hAnsi="Consolas" w:eastAsia="Consolas"/>
-                <w:b w:val="0"/>
+                <w:b/>
                 <w:color w:val="5B6875"/>
                 <w:sz w:val="16"/>
               </w:rPr>
-              <w:t xml:space="preserve">   2  </w:t>
-            </w:r>
-            <w:r>
-              <w:rPr>
-                <w:rFonts w:ascii="Consolas" w:hAnsi="Consolas" w:eastAsia="Consolas"/>
-                <w:b w:val="0"/>
-                <w:sz w:val="16"/>
-              </w:rPr>
-              <w:t xml:space="preserve"> </w:t>
+              <w:t xml:space="preserve"> [1]  </w:t>
+            </w:r>
+            <w:r>
+              <w:rPr>
+                <w:rFonts w:ascii="Consolas" w:hAnsi="Consolas" w:eastAsia="Consolas"/>
+                <w:b w:val="0"/>
+                <w:sz w:val="16"/>
+              </w:rPr>
+              <w:t xml:space="preserve">    if p &lt; 0.05:</w:t>
             </w:r>
           </w:p>
           <w:p>
@@ -4866,51 +4814,36 @@
                 <w:b w:val="0"/>
                 <w:sz w:val="16"/>
               </w:rPr>
-              <w:t>p = [0.01, 0.02, 0.03, 0.04, 0.20]</w:t>
-            </w:r>
-          </w:p>
-          <w:p>
-            <w:pPr>
-              <w:spacing w:before="0" w:after="0" w:line="240" w:lineRule="auto"/>
-              <w:ind w:left="567" w:hanging="567"/>
-            </w:pPr>
-            <w:r>
-              <w:rPr>
-                <w:rFonts w:ascii="Consolas" w:hAnsi="Consolas" w:eastAsia="Consolas"/>
-                <w:b w:val="0"/>
-                <w:color w:val="5B6875"/>
-                <w:sz w:val="16"/>
-              </w:rPr>
-              <w:t xml:space="preserve">   4  </w:t>
-            </w:r>
-            <w:r>
-              <w:rPr>
-                <w:rFonts w:ascii="Consolas" w:hAnsi="Consolas" w:eastAsia="Consolas"/>
-                <w:b w:val="0"/>
-                <w:sz w:val="16"/>
-              </w:rPr>
-              <w:t>print(multipletests(p, alpha=0.05, method="holm")[0].sum(), multipletests(p, alpha=0.05, method="fdr_bh")[0].sum())</w:t>
+              <w:t xml:space="preserve">        flag(region)</w:t>
             </w:r>
           </w:p>
         </w:tc>
       </w:tr>
     </w:tbl>
-    <w:p/>
     <w:p>
       <w:pPr>
-        <w:pStyle w:val="Heading5"/>
-      </w:pPr>
-      <w:r>
-        <w:t>Exercise 3. Fill the gap (level 2)</w:t>
+        <w:pStyle w:val="ListNumber"/>
+      </w:pPr>
+      <w:r>
+        <w:rPr>
+          <w:b/>
+        </w:rPr>
+        <w:t xml:space="preserve">Line 2. </w:t>
+      </w:r>
+      <w:r>
+        <w:rPr>
+          <w:b w:val="0"/>
+          <w:i w:val="0"/>
+        </w:rPr>
+        <w:t>Each test at 5%, with no adjustment for how many run: false positives are expected.</w:t>
       </w:r>
     </w:p>
     <w:p>
-      <w:r>
-        <w:rPr>
-          <w:b w:val="0"/>
-          <w:i w:val="0"/>
-        </w:rPr>
-        <w:t>Adjust a family of p-values with Holm's method.</w:t>
+      <w:pPr>
+        <w:pStyle w:val="Heading4"/>
+      </w:pPr>
+      <w:r>
+        <w:t>Worked example: strong code</w:t>
       </w:r>
     </w:p>
     <w:tbl>
@@ -4948,7 +4881,530 @@
                 <w:b w:val="0"/>
                 <w:sz w:val="16"/>
               </w:rPr>
-              <w:t>reject, p_adj, _, _ = _____(1)(p_values, alpha=0.05, method="_____(2)")</w:t>
+              <w:t>from statsmodels.stats.multitest import multipletests</w:t>
+            </w:r>
+          </w:p>
+          <w:p>
+            <w:pPr>
+              <w:spacing w:before="0" w:after="0" w:line="240" w:lineRule="auto"/>
+              <w:ind w:left="567" w:hanging="567"/>
+            </w:pPr>
+            <w:r>
+              <w:rPr>
+                <w:rFonts w:ascii="Consolas" w:hAnsi="Consolas" w:eastAsia="Consolas"/>
+                <w:b w:val="0"/>
+                <w:color w:val="5B6875"/>
+                <w:sz w:val="16"/>
+              </w:rPr>
+              <w:t xml:space="preserve">   2  </w:t>
+            </w:r>
+            <w:r>
+              <w:rPr>
+                <w:rFonts w:ascii="Consolas" w:hAnsi="Consolas" w:eastAsia="Consolas"/>
+                <w:b w:val="0"/>
+                <w:sz w:val="16"/>
+              </w:rPr>
+              <w:t xml:space="preserve"> </w:t>
+            </w:r>
+          </w:p>
+          <w:p>
+            <w:pPr>
+              <w:spacing w:before="0" w:after="0" w:line="240" w:lineRule="auto"/>
+              <w:ind w:left="567" w:hanging="567"/>
+            </w:pPr>
+            <w:r>
+              <w:rPr>
+                <w:rFonts w:ascii="Consolas" w:hAnsi="Consolas" w:eastAsia="Consolas"/>
+                <w:b w:val="0"/>
+                <w:color w:val="5B6875"/>
+                <w:sz w:val="16"/>
+              </w:rPr>
+              <w:t xml:space="preserve">   3  </w:t>
+            </w:r>
+            <w:r>
+              <w:rPr>
+                <w:rFonts w:ascii="Consolas" w:hAnsi="Consolas" w:eastAsia="Consolas"/>
+                <w:b w:val="0"/>
+                <w:sz w:val="16"/>
+              </w:rPr>
+              <w:t xml:space="preserve"> </w:t>
+            </w:r>
+          </w:p>
+          <w:p>
+            <w:pPr>
+              <w:spacing w:before="0" w:after="0" w:line="240" w:lineRule="auto"/>
+              <w:ind w:left="567" w:hanging="567"/>
+            </w:pPr>
+            <w:r>
+              <w:rPr>
+                <w:rFonts w:ascii="Consolas" w:hAnsi="Consolas" w:eastAsia="Consolas"/>
+                <w:b w:val="0"/>
+                <w:color w:val="5B6875"/>
+                <w:sz w:val="16"/>
+              </w:rPr>
+              <w:t xml:space="preserve">   4  </w:t>
+            </w:r>
+            <w:r>
+              <w:rPr>
+                <w:rFonts w:ascii="Consolas" w:hAnsi="Consolas" w:eastAsia="Consolas"/>
+                <w:b w:val="0"/>
+                <w:sz w:val="16"/>
+              </w:rPr>
+              <w:t>def flag_regions(p_values: dict[str, float], alpha: float = 0.05) -&gt; dict[str, float]:</w:t>
+            </w:r>
+          </w:p>
+          <w:p>
+            <w:pPr>
+              <w:spacing w:before="0" w:after="0" w:line="240" w:lineRule="auto"/>
+              <w:ind w:left="567" w:hanging="567"/>
+            </w:pPr>
+            <w:r>
+              <w:rPr>
+                <w:rFonts w:ascii="Consolas" w:hAnsi="Consolas" w:eastAsia="Consolas"/>
+                <w:b w:val="0"/>
+                <w:color w:val="5B6875"/>
+                <w:sz w:val="16"/>
+              </w:rPr>
+              <w:t xml:space="preserve">   5  </w:t>
+            </w:r>
+            <w:r>
+              <w:rPr>
+                <w:rFonts w:ascii="Consolas" w:hAnsi="Consolas" w:eastAsia="Consolas"/>
+                <w:b w:val="0"/>
+                <w:sz w:val="16"/>
+              </w:rPr>
+              <w:t xml:space="preserve">    """Holm-adjusted p-values for one family of regional tests, flagged below alpha."""</w:t>
+            </w:r>
+          </w:p>
+          <w:p>
+            <w:pPr>
+              <w:spacing w:before="0" w:after="0" w:line="240" w:lineRule="auto"/>
+              <w:ind w:left="567" w:hanging="567"/>
+            </w:pPr>
+            <w:r>
+              <w:rPr>
+                <w:rFonts w:ascii="Consolas" w:hAnsi="Consolas" w:eastAsia="Consolas"/>
+                <w:b w:val="0"/>
+                <w:color w:val="5B6875"/>
+                <w:sz w:val="16"/>
+              </w:rPr>
+              <w:t xml:space="preserve">   6  </w:t>
+            </w:r>
+            <w:r>
+              <w:rPr>
+                <w:rFonts w:ascii="Consolas" w:hAnsi="Consolas" w:eastAsia="Consolas"/>
+                <w:b w:val="0"/>
+                <w:sz w:val="16"/>
+              </w:rPr>
+              <w:t xml:space="preserve">    regions = list(p_values)</w:t>
+            </w:r>
+          </w:p>
+          <w:p>
+            <w:pPr>
+              <w:spacing w:before="0" w:after="0" w:line="240" w:lineRule="auto"/>
+              <w:ind w:left="567" w:hanging="567"/>
+            </w:pPr>
+            <w:r>
+              <w:rPr>
+                <w:rFonts w:ascii="Consolas" w:hAnsi="Consolas" w:eastAsia="Consolas"/>
+                <w:b/>
+                <w:color w:val="5B6875"/>
+                <w:sz w:val="16"/>
+              </w:rPr>
+              <w:t xml:space="preserve"> [1]  </w:t>
+            </w:r>
+            <w:r>
+              <w:rPr>
+                <w:rFonts w:ascii="Consolas" w:hAnsi="Consolas" w:eastAsia="Consolas"/>
+                <w:b w:val="0"/>
+                <w:sz w:val="16"/>
+              </w:rPr>
+              <w:t xml:space="preserve">    reject, p_adj, _, _ = multipletests([p_values[r] for r in regions], alpha=alpha, method="holm")</w:t>
+            </w:r>
+          </w:p>
+          <w:p>
+            <w:pPr>
+              <w:spacing w:before="0" w:after="0" w:line="240" w:lineRule="auto"/>
+              <w:ind w:left="567" w:hanging="567"/>
+            </w:pPr>
+            <w:r>
+              <w:rPr>
+                <w:rFonts w:ascii="Consolas" w:hAnsi="Consolas" w:eastAsia="Consolas"/>
+                <w:b/>
+                <w:color w:val="5B6875"/>
+                <w:sz w:val="16"/>
+              </w:rPr>
+              <w:t xml:space="preserve"> [2]  </w:t>
+            </w:r>
+            <w:r>
+              <w:rPr>
+                <w:rFonts w:ascii="Consolas" w:hAnsi="Consolas" w:eastAsia="Consolas"/>
+                <w:b w:val="0"/>
+                <w:sz w:val="16"/>
+              </w:rPr>
+              <w:t xml:space="preserve">    return {r: float(p) for r, p, rej in zip(regions, p_adj, reject, strict=True) if rej}</w:t>
+            </w:r>
+          </w:p>
+        </w:tc>
+      </w:tr>
+    </w:tbl>
+    <w:p>
+      <w:pPr>
+        <w:pStyle w:val="ListNumber"/>
+      </w:pPr>
+      <w:r>
+        <w:rPr>
+          <w:b/>
+        </w:rPr>
+        <w:t xml:space="preserve">Line 7. </w:t>
+      </w:r>
+      <w:r>
+        <w:rPr>
+          <w:b w:val="0"/>
+          <w:i w:val="0"/>
+        </w:rPr>
+        <w:t>One family, adjusted together with Holm.</w:t>
+      </w:r>
+    </w:p>
+    <w:p>
+      <w:pPr>
+        <w:pStyle w:val="ListNumber"/>
+      </w:pPr>
+      <w:r>
+        <w:rPr>
+          <w:b/>
+        </w:rPr>
+        <w:t xml:space="preserve">Line 8. </w:t>
+      </w:r>
+      <w:r>
+        <w:rPr>
+          <w:b w:val="0"/>
+          <w:i w:val="0"/>
+        </w:rPr>
+        <w:t>Report adjusted p-values, so readers see the correction.</w:t>
+      </w:r>
+    </w:p>
+    <w:p>
+      <w:r>
+        <w:rPr>
+          <w:b w:val="0"/>
+          <w:i w:val="0"/>
+        </w:rPr>
+        <w:t>Define the family first, adjust within it with Holm or Benjamini-Hochberg, and report how many tests ran.</w:t>
+      </w:r>
+    </w:p>
+    <w:p>
+      <w:pPr>
+        <w:pStyle w:val="Heading4"/>
+      </w:pPr>
+      <w:r>
+        <w:t>Recap card</w:t>
+      </w:r>
+    </w:p>
+    <w:p>
+      <w:pPr>
+        <w:pStyle w:val="ListBullet"/>
+      </w:pPr>
+      <w:r>
+        <w:rPr>
+          <w:b/>
+          <w:i w:val="0"/>
+        </w:rPr>
+        <w:t>Chance of at least one false positive in 20 tests at 5%</w:t>
+      </w:r>
+      <w:r>
+        <w:rPr>
+          <w:b w:val="0"/>
+          <w:i w:val="0"/>
+        </w:rPr>
+        <w:t xml:space="preserve"> 1 - 0.95^20 = 0.64.</w:t>
+      </w:r>
+    </w:p>
+    <w:p>
+      <w:pPr>
+        <w:pStyle w:val="ListBullet"/>
+      </w:pPr>
+      <w:r>
+        <w:rPr>
+          <w:b/>
+          <w:i w:val="0"/>
+        </w:rPr>
+        <w:t>Holm vs Bonferroni</w:t>
+      </w:r>
+      <w:r>
+        <w:rPr>
+          <w:b w:val="0"/>
+          <w:i w:val="0"/>
+        </w:rPr>
+        <w:t xml:space="preserve"> Same family-wise control. Holm is step-down and rejects at least as many. Prefer Holm.</w:t>
+      </w:r>
+    </w:p>
+    <w:p>
+      <w:pPr>
+        <w:pStyle w:val="ListBullet"/>
+      </w:pPr>
+      <w:r>
+        <w:rPr>
+          <w:b/>
+          <w:i w:val="0"/>
+        </w:rPr>
+        <w:t>Benjamini-Hochberg</w:t>
+      </w:r>
+      <w:r>
+        <w:rPr>
+          <w:b w:val="0"/>
+          <w:i w:val="0"/>
+        </w:rPr>
+        <w:t xml:space="preserve"> Controls the false discovery rate. Suits screening many cells.</w:t>
+      </w:r>
+    </w:p>
+    <w:p>
+      <w:pPr>
+        <w:pStyle w:val="ListBullet"/>
+      </w:pPr>
+      <w:r>
+        <w:rPr>
+          <w:b/>
+          <w:i w:val="0"/>
+        </w:rPr>
+        <w:t>Define the family</w:t>
+      </w:r>
+      <w:r>
+        <w:rPr>
+          <w:b w:val="0"/>
+          <w:i w:val="0"/>
+        </w:rPr>
+        <w:t xml:space="preserve"> Before looking at results. Report how many tests ran.</w:t>
+      </w:r>
+    </w:p>
+    <w:p>
+      <w:pPr>
+        <w:pStyle w:val="Heading4"/>
+      </w:pPr>
+      <w:r>
+        <w:t>Practice</w:t>
+      </w:r>
+    </w:p>
+    <w:p>
+      <w:pPr>
+        <w:pStyle w:val="Heading5"/>
+      </w:pPr>
+      <w:r>
+        <w:t>Exercise 1. Multiple choice (level 1)</w:t>
+      </w:r>
+    </w:p>
+    <w:p>
+      <w:r>
+        <w:rPr>
+          <w:b w:val="0"/>
+          <w:i w:val="0"/>
+        </w:rPr>
+        <w:t>You run 20 independent tests at the 5% level. All null hypotheses are true. What is the chance of at least one significant result?</w:t>
+      </w:r>
+    </w:p>
+    <w:p>
+      <w:pPr>
+        <w:pStyle w:val="ListBullet"/>
+      </w:pPr>
+      <w:r>
+        <w:rPr>
+          <w:b w:val="0"/>
+          <w:i w:val="0"/>
+        </w:rPr>
+        <w:t>a) 5%</w:t>
+      </w:r>
+    </w:p>
+    <w:p>
+      <w:pPr>
+        <w:pStyle w:val="ListBullet"/>
+      </w:pPr>
+      <w:r>
+        <w:rPr>
+          <w:b w:val="0"/>
+          <w:i w:val="0"/>
+        </w:rPr>
+        <w:t>b) About 64%</w:t>
+      </w:r>
+    </w:p>
+    <w:p>
+      <w:pPr>
+        <w:pStyle w:val="ListBullet"/>
+      </w:pPr>
+      <w:r>
+        <w:rPr>
+          <w:b w:val="0"/>
+          <w:i w:val="0"/>
+        </w:rPr>
+        <w:t>c) 100%</w:t>
+      </w:r>
+    </w:p>
+    <w:p>
+      <w:pPr>
+        <w:pStyle w:val="ListBullet"/>
+      </w:pPr>
+      <w:r>
+        <w:rPr>
+          <w:b w:val="0"/>
+          <w:i w:val="0"/>
+        </w:rPr>
+        <w:t>d) 0%, because the nulls are true</w:t>
+      </w:r>
+    </w:p>
+    <w:p>
+      <w:r>
+        <w:rPr>
+          <w:b/>
+          <w:i w:val="0"/>
+        </w:rPr>
+        <w:t>Why?</w:t>
+      </w:r>
+    </w:p>
+    <w:p>
+      <w:pPr>
+        <w:pStyle w:val="ListBullet"/>
+      </w:pPr>
+      <w:r>
+        <w:rPr>
+          <w:b w:val="0"/>
+          <w:i w:val="0"/>
+        </w:rPr>
+        <w:t>r1) 1 - 0.95^20 = 0.64.</w:t>
+      </w:r>
+    </w:p>
+    <w:p>
+      <w:pPr>
+        <w:pStyle w:val="ListBullet"/>
+      </w:pPr>
+      <w:r>
+        <w:rPr>
+          <w:b w:val="0"/>
+          <w:i w:val="0"/>
+        </w:rPr>
+        <w:t>r2) 20 × 5% = 100%, minus overlap.</w:t>
+      </w:r>
+    </w:p>
+    <w:p>
+      <w:pPr>
+        <w:pStyle w:val="Heading5"/>
+      </w:pPr>
+      <w:r>
+        <w:t>Exercise 2. Predict the output (level 2)</w:t>
+      </w:r>
+    </w:p>
+    <w:p>
+      <w:r>
+        <w:rPr>
+          <w:b w:val="0"/>
+          <w:i w:val="0"/>
+        </w:rPr>
+        <w:t>What does this print? (statsmodels 0.14)</w:t>
+      </w:r>
+    </w:p>
+    <w:tbl>
+      <w:tblPr>
+        <w:tblW w:type="auto" w:w="0"/>
+        <w:jc w:val="left"/>
+        <w:tblLook w:firstColumn="1" w:firstRow="1" w:lastColumn="0" w:lastRow="0" w:noHBand="0" w:noVBand="1" w:val="04A0"/>
+      </w:tblPr>
+      <w:tblGrid>
+        <w:gridCol w:w="8221"/>
+      </w:tblGrid>
+      <w:tr>
+        <w:tc>
+          <w:tcPr>
+            <w:tcW w:type="dxa" w:w="8221"/>
+            <w:shd w:val="clear" w:color="auto" w:fill="F2F4F7"/>
+          </w:tcPr>
+          <w:p>
+            <w:pPr>
+              <w:spacing w:before="0" w:after="0" w:line="240" w:lineRule="auto"/>
+              <w:ind w:left="567" w:hanging="567"/>
+            </w:pPr>
+            <w:r>
+              <w:rPr>
+                <w:rFonts w:ascii="Consolas" w:hAnsi="Consolas" w:eastAsia="Consolas"/>
+                <w:b w:val="0"/>
+                <w:color w:val="5B6875"/>
+                <w:sz w:val="16"/>
+              </w:rPr>
+              <w:t xml:space="preserve">   1  </w:t>
+            </w:r>
+            <w:r>
+              <w:rPr>
+                <w:rFonts w:ascii="Consolas" w:hAnsi="Consolas" w:eastAsia="Consolas"/>
+                <w:b w:val="0"/>
+                <w:sz w:val="16"/>
+              </w:rPr>
+              <w:t>from statsmodels.stats.multitest import multipletests</w:t>
+            </w:r>
+          </w:p>
+          <w:p>
+            <w:pPr>
+              <w:spacing w:before="0" w:after="0" w:line="240" w:lineRule="auto"/>
+              <w:ind w:left="567" w:hanging="567"/>
+            </w:pPr>
+            <w:r>
+              <w:rPr>
+                <w:rFonts w:ascii="Consolas" w:hAnsi="Consolas" w:eastAsia="Consolas"/>
+                <w:b w:val="0"/>
+                <w:color w:val="5B6875"/>
+                <w:sz w:val="16"/>
+              </w:rPr>
+              <w:t xml:space="preserve">   2  </w:t>
+            </w:r>
+            <w:r>
+              <w:rPr>
+                <w:rFonts w:ascii="Consolas" w:hAnsi="Consolas" w:eastAsia="Consolas"/>
+                <w:b w:val="0"/>
+                <w:sz w:val="16"/>
+              </w:rPr>
+              <w:t xml:space="preserve"> </w:t>
+            </w:r>
+          </w:p>
+          <w:p>
+            <w:pPr>
+              <w:spacing w:before="0" w:after="0" w:line="240" w:lineRule="auto"/>
+              <w:ind w:left="567" w:hanging="567"/>
+            </w:pPr>
+            <w:r>
+              <w:rPr>
+                <w:rFonts w:ascii="Consolas" w:hAnsi="Consolas" w:eastAsia="Consolas"/>
+                <w:b w:val="0"/>
+                <w:color w:val="5B6875"/>
+                <w:sz w:val="16"/>
+              </w:rPr>
+              <w:t xml:space="preserve">   3  </w:t>
+            </w:r>
+            <w:r>
+              <w:rPr>
+                <w:rFonts w:ascii="Consolas" w:hAnsi="Consolas" w:eastAsia="Consolas"/>
+                <w:b w:val="0"/>
+                <w:sz w:val="16"/>
+              </w:rPr>
+              <w:t>p = [0.01, 0.02, 0.03, 0.04, 0.20]</w:t>
+            </w:r>
+          </w:p>
+          <w:p>
+            <w:pPr>
+              <w:spacing w:before="0" w:after="0" w:line="240" w:lineRule="auto"/>
+              <w:ind w:left="567" w:hanging="567"/>
+            </w:pPr>
+            <w:r>
+              <w:rPr>
+                <w:rFonts w:ascii="Consolas" w:hAnsi="Consolas" w:eastAsia="Consolas"/>
+                <w:b w:val="0"/>
+                <w:color w:val="5B6875"/>
+                <w:sz w:val="16"/>
+              </w:rPr>
+              <w:t xml:space="preserve">   4  </w:t>
+            </w:r>
+            <w:r>
+              <w:rPr>
+                <w:rFonts w:ascii="Consolas" w:hAnsi="Consolas" w:eastAsia="Consolas"/>
+                <w:b w:val="0"/>
+                <w:sz w:val="16"/>
+              </w:rPr>
+              <w:t>print(multipletests(p, alpha=0.05, method="holm")[0].sum(), multipletests(p, alpha=0.05, method="fdr_bh")[0].sum())</w:t>
             </w:r>
           </w:p>
         </w:tc>
@@ -4960,7 +5416,7 @@
         <w:pStyle w:val="Heading5"/>
       </w:pPr>
       <w:r>
-        <w:t>Exercise 4. Write the function (level 3)</w:t>
+        <w:t>Exercise 3. Fill the gap (level 2)</w:t>
       </w:r>
     </w:p>
     <w:p>
@@ -4969,48 +5425,66 @@
           <w:b w:val="0"/>
           <w:i w:val="0"/>
         </w:rPr>
-        <w:t xml:space="preserve">Write </w:t>
-      </w:r>
-      <w:r>
-        <w:rPr>
-          <w:rFonts w:ascii="Consolas" w:hAnsi="Consolas" w:eastAsia="Consolas"/>
-          <w:b w:val="0"/>
-          <w:sz w:val="19"/>
-        </w:rPr>
-        <w:t>holm_adjust(p_values: list[float]) -&gt; list[float]</w:t>
-      </w:r>
-      <w:r>
-        <w:rPr>
-          <w:b w:val="0"/>
-          <w:i w:val="0"/>
-        </w:rPr>
-        <w:t xml:space="preserve"> without statsmodels. Return adjusted p-values </w:t>
-      </w:r>
-      <w:r>
-        <w:rPr>
-          <w:b/>
-          <w:i w:val="0"/>
-        </w:rPr>
-        <w:t>in the input order</w:t>
-      </w:r>
-      <w:r>
-        <w:rPr>
-          <w:b w:val="0"/>
-          <w:i w:val="0"/>
-        </w:rPr>
-        <w:t>.</w:t>
+        <w:t>Adjust a family of p-values with Holm's method.</w:t>
+      </w:r>
+    </w:p>
+    <w:tbl>
+      <w:tblPr>
+        <w:tblW w:type="auto" w:w="0"/>
+        <w:jc w:val="left"/>
+        <w:tblLook w:firstColumn="1" w:firstRow="1" w:lastColumn="0" w:lastRow="0" w:noHBand="0" w:noVBand="1" w:val="04A0"/>
+      </w:tblPr>
+      <w:tblGrid>
+        <w:gridCol w:w="8221"/>
+      </w:tblGrid>
+      <w:tr>
+        <w:tc>
+          <w:tcPr>
+            <w:tcW w:type="dxa" w:w="8221"/>
+            <w:shd w:val="clear" w:color="auto" w:fill="F2F4F7"/>
+          </w:tcPr>
+          <w:p>
+            <w:pPr>
+              <w:spacing w:before="0" w:after="0" w:line="240" w:lineRule="auto"/>
+              <w:ind w:left="567" w:hanging="567"/>
+            </w:pPr>
+            <w:r>
+              <w:rPr>
+                <w:rFonts w:ascii="Consolas" w:hAnsi="Consolas" w:eastAsia="Consolas"/>
+                <w:b w:val="0"/>
+                <w:color w:val="5B6875"/>
+                <w:sz w:val="16"/>
+              </w:rPr>
+              <w:t xml:space="preserve">   1  </w:t>
+            </w:r>
+            <w:r>
+              <w:rPr>
+                <w:rFonts w:ascii="Consolas" w:hAnsi="Consolas" w:eastAsia="Consolas"/>
+                <w:b w:val="0"/>
+                <w:sz w:val="16"/>
+              </w:rPr>
+              <w:t>reject, p_adj, _, _ = _____(1)(p_values, alpha=0.05, method="_____(2)")</w:t>
+            </w:r>
+          </w:p>
+        </w:tc>
+      </w:tr>
+    </w:tbl>
+    <w:p/>
+    <w:p>
+      <w:pPr>
+        <w:pStyle w:val="Heading5"/>
+      </w:pPr>
+      <w:r>
+        <w:t>Exercise 4. Write the function (level 3)</w:t>
       </w:r>
     </w:p>
     <w:p>
-      <w:pPr>
-        <w:pStyle w:val="ListNumber"/>
-      </w:pPr>
-      <w:r>
-        <w:rPr>
-          <w:b w:val="0"/>
-          <w:i w:val="0"/>
-        </w:rPr>
-        <w:t xml:space="preserve">Sort the p-values ascending. For the k-th smallest (k from 0), compute </w:t>
+      <w:r>
+        <w:rPr>
+          <w:b w:val="0"/>
+          <w:i w:val="0"/>
+        </w:rPr>
+        <w:t xml:space="preserve">Write </w:t>
       </w:r>
       <w:r>
         <w:rPr>
@@ -5018,29 +5492,28 @@
           <w:b w:val="0"/>
           <w:sz w:val="19"/>
         </w:rPr>
-        <w:t>min(1, (m - k) * p)</w:t>
-      </w:r>
-      <w:r>
-        <w:rPr>
-          <w:b w:val="0"/>
-          <w:i w:val="0"/>
-        </w:rPr>
-        <w:t xml:space="preserve">, where </w:t>
-      </w:r>
-      <w:r>
-        <w:rPr>
-          <w:rFonts w:ascii="Consolas" w:hAnsi="Consolas" w:eastAsia="Consolas"/>
-          <w:b w:val="0"/>
-          <w:sz w:val="19"/>
-        </w:rPr>
-        <w:t>m</w:t>
-      </w:r>
-      <w:r>
-        <w:rPr>
-          <w:b w:val="0"/>
-          <w:i w:val="0"/>
-        </w:rPr>
-        <w:t xml:space="preserve"> is the number of p-values.</w:t>
+        <w:t>holm_adjust(p_values: list[float]) -&gt; list[float]</w:t>
+      </w:r>
+      <w:r>
+        <w:rPr>
+          <w:b w:val="0"/>
+          <w:i w:val="0"/>
+        </w:rPr>
+        <w:t xml:space="preserve"> without statsmodels. Return adjusted p-values </w:t>
+      </w:r>
+      <w:r>
+        <w:rPr>
+          <w:b/>
+          <w:i w:val="0"/>
+        </w:rPr>
+        <w:t>in the input order</w:t>
+      </w:r>
+      <w:r>
+        <w:rPr>
+          <w:b w:val="0"/>
+          <w:i w:val="0"/>
+        </w:rPr>
+        <w:t>.</w:t>
       </w:r>
     </w:p>
     <w:p>
@@ -5052,7 +5525,37 @@
           <w:b w:val="0"/>
           <w:i w:val="0"/>
         </w:rPr>
-        <w:t>Walk the sorted list and keep a running maximum, so adjusted values never decrease.</w:t>
+        <w:t xml:space="preserve">Sort the p-values ascending. For the k-th smallest (k from 0), compute </w:t>
+      </w:r>
+      <w:r>
+        <w:rPr>
+          <w:rFonts w:ascii="Consolas" w:hAnsi="Consolas" w:eastAsia="Consolas"/>
+          <w:b w:val="0"/>
+          <w:sz w:val="19"/>
+        </w:rPr>
+        <w:t>min(1, (m - k) * p)</w:t>
+      </w:r>
+      <w:r>
+        <w:rPr>
+          <w:b w:val="0"/>
+          <w:i w:val="0"/>
+        </w:rPr>
+        <w:t xml:space="preserve">, where </w:t>
+      </w:r>
+      <w:r>
+        <w:rPr>
+          <w:rFonts w:ascii="Consolas" w:hAnsi="Consolas" w:eastAsia="Consolas"/>
+          <w:b w:val="0"/>
+          <w:sz w:val="19"/>
+        </w:rPr>
+        <w:t>m</w:t>
+      </w:r>
+      <w:r>
+        <w:rPr>
+          <w:b w:val="0"/>
+          <w:i w:val="0"/>
+        </w:rPr>
+        <w:t xml:space="preserve"> is the number of p-values.</w:t>
       </w:r>
     </w:p>
     <w:p>
@@ -5064,9 +5567,140 @@
           <w:b w:val="0"/>
           <w:i w:val="0"/>
         </w:rPr>
+        <w:t>Walk the sorted list and keep a running maximum, so adjusted values never decrease.</w:t>
+      </w:r>
+    </w:p>
+    <w:p>
+      <w:pPr>
+        <w:pStyle w:val="ListNumber"/>
+      </w:pPr>
+      <w:r>
+        <w:rPr>
+          <w:b w:val="0"/>
+          <w:i w:val="0"/>
+        </w:rPr>
         <w:t>Put each adjusted value back at its original position.</w:t>
       </w:r>
     </w:p>
+    <w:p>
+      <w:r>
+        <w:rPr>
+          <w:b w:val="0"/>
+          <w:i w:val="0"/>
+        </w:rPr>
+        <w:t>Your code must pass these checks:</w:t>
+      </w:r>
+    </w:p>
+    <w:p>
+      <w:pPr>
+        <w:pStyle w:val="ListBullet"/>
+      </w:pPr>
+      <w:r>
+        <w:rPr>
+          <w:b w:val="0"/>
+          <w:i w:val="0"/>
+        </w:rPr>
+        <w:t>Multiply the k-th smallest by (m - k) and keep a running maximum.</w:t>
+      </w:r>
+    </w:p>
+    <w:p>
+      <w:pPr>
+        <w:pStyle w:val="ListBullet"/>
+      </w:pPr>
+      <w:r>
+        <w:rPr>
+          <w:b w:val="0"/>
+          <w:i w:val="0"/>
+        </w:rPr>
+        <w:t>Return adjusted values in the input order, not sorted order.</w:t>
+      </w:r>
+    </w:p>
+    <w:p>
+      <w:pPr>
+        <w:pStyle w:val="ListBullet"/>
+      </w:pPr>
+      <w:r>
+        <w:rPr>
+          <w:b w:val="0"/>
+          <w:i w:val="0"/>
+        </w:rPr>
+        <w:t>Cap at 1.0, and return an empty list for no input.</w:t>
+      </w:r>
+    </w:p>
+    <w:p>
+      <w:r>
+        <w:rPr>
+          <w:b w:val="0"/>
+          <w:i w:val="0"/>
+        </w:rPr>
+        <w:t>Shape of the answer. The reference solution defines these names. Write the bodies yourself.</w:t>
+      </w:r>
+    </w:p>
+    <w:tbl>
+      <w:tblPr>
+        <w:tblW w:type="auto" w:w="0"/>
+        <w:jc w:val="left"/>
+        <w:tblLook w:firstColumn="1" w:firstRow="1" w:lastColumn="0" w:lastRow="0" w:noHBand="0" w:noVBand="1" w:val="04A0"/>
+      </w:tblPr>
+      <w:tblGrid>
+        <w:gridCol w:w="8221"/>
+      </w:tblGrid>
+      <w:tr>
+        <w:tc>
+          <w:tcPr>
+            <w:tcW w:type="dxa" w:w="8221"/>
+            <w:shd w:val="clear" w:color="auto" w:fill="F2F4F7"/>
+          </w:tcPr>
+          <w:p>
+            <w:pPr>
+              <w:spacing w:before="0" w:after="0" w:line="240" w:lineRule="auto"/>
+              <w:ind w:left="567" w:hanging="567"/>
+            </w:pPr>
+            <w:r>
+              <w:rPr>
+                <w:rFonts w:ascii="Consolas" w:hAnsi="Consolas" w:eastAsia="Consolas"/>
+                <w:b w:val="0"/>
+                <w:color w:val="5B6875"/>
+                <w:sz w:val="16"/>
+              </w:rPr>
+              <w:t xml:space="preserve">   1  </w:t>
+            </w:r>
+            <w:r>
+              <w:rPr>
+                <w:rFonts w:ascii="Consolas" w:hAnsi="Consolas" w:eastAsia="Consolas"/>
+                <w:b w:val="0"/>
+                <w:sz w:val="16"/>
+              </w:rPr>
+              <w:t># Holm step-down adjusted p-values, in input order.</w:t>
+            </w:r>
+          </w:p>
+          <w:p>
+            <w:pPr>
+              <w:spacing w:before="0" w:after="0" w:line="240" w:lineRule="auto"/>
+              <w:ind w:left="567" w:hanging="567"/>
+            </w:pPr>
+            <w:r>
+              <w:rPr>
+                <w:rFonts w:ascii="Consolas" w:hAnsi="Consolas" w:eastAsia="Consolas"/>
+                <w:b w:val="0"/>
+                <w:color w:val="5B6875"/>
+                <w:sz w:val="16"/>
+              </w:rPr>
+              <w:t xml:space="preserve">   2  </w:t>
+            </w:r>
+            <w:r>
+              <w:rPr>
+                <w:rFonts w:ascii="Consolas" w:hAnsi="Consolas" w:eastAsia="Consolas"/>
+                <w:b w:val="0"/>
+                <w:sz w:val="16"/>
+              </w:rPr>
+              <w:t>def holm_adjust(p_values: list[float]) -&gt; list[float]: ...</w:t>
+            </w:r>
+          </w:p>
+        </w:tc>
+      </w:tr>
+    </w:tbl>
+    <w:p/>
     <w:p>
       <w:r>
         <w:rPr>

--- a/site/downloads/handbook-B8.docx
+++ b/site/downloads/handbook-B8.docx
@@ -3554,6 +3554,188 @@
         <w:t>What does this print? (statsmodels 0.14)</w:t>
       </w:r>
     </w:p>
+    <w:p>
+      <w:r>
+        <w:rPr>
+          <w:b/>
+          <w:i w:val="0"/>
+        </w:rPr>
+        <w:t>What you need to know.</w:t>
+      </w:r>
+    </w:p>
+    <w:p>
+      <w:r>
+        <w:rPr>
+          <w:rFonts w:ascii="Consolas" w:hAnsi="Consolas" w:eastAsia="Consolas"/>
+          <w:b w:val="0"/>
+          <w:sz w:val="19"/>
+        </w:rPr>
+        <w:t>proportions_ztest(count, nobs)</w:t>
+      </w:r>
+      <w:r>
+        <w:rPr>
+          <w:b w:val="0"/>
+          <w:i w:val="0"/>
+        </w:rPr>
+        <w:t xml:space="preserve"> from </w:t>
+      </w:r>
+      <w:r>
+        <w:rPr>
+          <w:rFonts w:ascii="Consolas" w:hAnsi="Consolas" w:eastAsia="Consolas"/>
+          <w:b w:val="0"/>
+          <w:sz w:val="19"/>
+        </w:rPr>
+        <w:t>statsmodels.stats.proportion</w:t>
+      </w:r>
+      <w:r>
+        <w:rPr>
+          <w:b w:val="0"/>
+          <w:i w:val="0"/>
+        </w:rPr>
+        <w:t xml:space="preserve"> tests whether two proportions differ. </w:t>
+      </w:r>
+      <w:r>
+        <w:rPr>
+          <w:rFonts w:ascii="Consolas" w:hAnsi="Consolas" w:eastAsia="Consolas"/>
+          <w:b w:val="0"/>
+          <w:sz w:val="19"/>
+        </w:rPr>
+        <w:t>count</w:t>
+      </w:r>
+      <w:r>
+        <w:rPr>
+          <w:b w:val="0"/>
+          <w:i w:val="0"/>
+        </w:rPr>
+        <w:t xml:space="preserve"> holds the successes in each group, and </w:t>
+      </w:r>
+      <w:r>
+        <w:rPr>
+          <w:rFonts w:ascii="Consolas" w:hAnsi="Consolas" w:eastAsia="Consolas"/>
+          <w:b w:val="0"/>
+          <w:sz w:val="19"/>
+        </w:rPr>
+        <w:t>nobs</w:t>
+      </w:r>
+      <w:r>
+        <w:rPr>
+          <w:b w:val="0"/>
+          <w:i w:val="0"/>
+        </w:rPr>
+        <w:t xml:space="preserve"> the group sizes. It returns the z statistic and the two-sided p-value.</w:t>
+      </w:r>
+    </w:p>
+    <w:tbl>
+      <w:tblPr>
+        <w:tblW w:type="auto" w:w="0"/>
+        <w:jc w:val="left"/>
+        <w:tblLook w:firstColumn="1" w:firstRow="1" w:lastColumn="0" w:lastRow="0" w:noHBand="0" w:noVBand="1" w:val="04A0"/>
+      </w:tblPr>
+      <w:tblGrid>
+        <w:gridCol w:w="8221"/>
+      </w:tblGrid>
+      <w:tr>
+        <w:tc>
+          <w:tcPr>
+            <w:tcW w:type="dxa" w:w="8221"/>
+            <w:shd w:val="clear" w:color="auto" w:fill="F2F4F7"/>
+          </w:tcPr>
+          <w:p>
+            <w:pPr>
+              <w:spacing w:before="0" w:after="0" w:line="240" w:lineRule="auto"/>
+              <w:ind w:left="567" w:hanging="567"/>
+            </w:pPr>
+            <w:r>
+              <w:rPr>
+                <w:rFonts w:ascii="Consolas" w:hAnsi="Consolas" w:eastAsia="Consolas"/>
+                <w:b w:val="0"/>
+                <w:color w:val="5B6875"/>
+                <w:sz w:val="16"/>
+              </w:rPr>
+              <w:t xml:space="preserve">   1  </w:t>
+            </w:r>
+            <w:r>
+              <w:rPr>
+                <w:rFonts w:ascii="Consolas" w:hAnsi="Consolas" w:eastAsia="Consolas"/>
+                <w:b w:val="0"/>
+                <w:sz w:val="16"/>
+              </w:rPr>
+              <w:t>from statsmodels.stats.proportion import proportions_ztest</w:t>
+            </w:r>
+          </w:p>
+          <w:p>
+            <w:pPr>
+              <w:spacing w:before="0" w:after="0" w:line="240" w:lineRule="auto"/>
+              <w:ind w:left="567" w:hanging="567"/>
+            </w:pPr>
+            <w:r>
+              <w:rPr>
+                <w:rFonts w:ascii="Consolas" w:hAnsi="Consolas" w:eastAsia="Consolas"/>
+                <w:b w:val="0"/>
+                <w:color w:val="5B6875"/>
+                <w:sz w:val="16"/>
+              </w:rPr>
+              <w:t xml:space="preserve">   2  </w:t>
+            </w:r>
+            <w:r>
+              <w:rPr>
+                <w:rFonts w:ascii="Consolas" w:hAnsi="Consolas" w:eastAsia="Consolas"/>
+                <w:b w:val="0"/>
+                <w:sz w:val="16"/>
+              </w:rPr>
+              <w:t xml:space="preserve"> </w:t>
+            </w:r>
+          </w:p>
+          <w:p>
+            <w:pPr>
+              <w:spacing w:before="0" w:after="0" w:line="240" w:lineRule="auto"/>
+              <w:ind w:left="567" w:hanging="567"/>
+            </w:pPr>
+            <w:r>
+              <w:rPr>
+                <w:rFonts w:ascii="Consolas" w:hAnsi="Consolas" w:eastAsia="Consolas"/>
+                <w:b w:val="0"/>
+                <w:color w:val="5B6875"/>
+                <w:sz w:val="16"/>
+              </w:rPr>
+              <w:t xml:space="preserve">   3  </w:t>
+            </w:r>
+            <w:r>
+              <w:rPr>
+                <w:rFonts w:ascii="Consolas" w:hAnsi="Consolas" w:eastAsia="Consolas"/>
+                <w:b w:val="0"/>
+                <w:sz w:val="16"/>
+              </w:rPr>
+              <w:t>z, p = proportions_ztest([30, 45], [100, 100])   # 30% against 45%</w:t>
+            </w:r>
+          </w:p>
+          <w:p>
+            <w:pPr>
+              <w:spacing w:before="0" w:after="0" w:line="240" w:lineRule="auto"/>
+              <w:ind w:left="567" w:hanging="567"/>
+            </w:pPr>
+            <w:r>
+              <w:rPr>
+                <w:rFonts w:ascii="Consolas" w:hAnsi="Consolas" w:eastAsia="Consolas"/>
+                <w:b w:val="0"/>
+                <w:color w:val="5B6875"/>
+                <w:sz w:val="16"/>
+              </w:rPr>
+              <w:t xml:space="preserve">   4  </w:t>
+            </w:r>
+            <w:r>
+              <w:rPr>
+                <w:rFonts w:ascii="Consolas" w:hAnsi="Consolas" w:eastAsia="Consolas"/>
+                <w:b w:val="0"/>
+                <w:sz w:val="16"/>
+              </w:rPr>
+              <w:t># z = -2.19, p = 0.028</w:t>
+            </w:r>
+          </w:p>
+        </w:tc>
+      </w:tr>
+    </w:tbl>
+    <w:p/>
     <w:tbl>
       <w:tblPr>
         <w:tblW w:type="auto" w:w="0"/>

--- a/site/downloads/handbook-B8.docx
+++ b/site/downloads/handbook-B8.docx
@@ -6184,6 +6184,15 @@
           <w:i w:val="0"/>
         </w:rPr>
         <w:t>☐ Tests cover edge cases, including empty inputs and zeros.</w:t>
+      </w:r>
+    </w:p>
+    <w:p>
+      <w:r>
+        <w:rPr>
+          <w:b w:val="0"/>
+          <w:i w:val="0"/>
+        </w:rPr>
+        <w:t>☐ Tests use fixtures and parametrize, compare numbers with stated tolerances, isolate I/O, and run with coverage in CI.</w:t>
       </w:r>
     </w:p>
     <w:p>
